--- a/02_Article/ieee_systems/VODA_Supplementary_Material.docx
+++ b/02_Article/ieee_systems/VODA_Supplementary_Material.docx
@@ -25,7 +25,7 @@
     </w:p>
     <w:p>
       <w:r>
-        <w:t>The rules translate five assessments of a fire incident into intervention requests. They are hand-written design choices based on the observed threat, exposed assets, resource access and availability, elapsed time, and evacuation access. These inputs are summarized by five decision concepts, each answering an operational question.</w:t>
+        <w:t>The five seed rules and 35 additional rules translate five assessments of a fire incident into intervention requests. They are hand-written design choices based on fire threat, exposed assets, resource access and availability, elapsed time, and evacuation access. Each decision concept answers one operational question.</w:t>
       </w:r>
     </w:p>
     <w:p>
@@ -120,7 +120,6 @@
     <w:p>
       <w:pPr>
         <w:pStyle w:val="Heading1"/>
-        <w:pageBreakBefore/>
       </w:pPr>
       <w:r>
         <w:t>Five seed rules</w:t>
@@ -129,11 +128,6 @@
     <w:p>
       <w:r>
         <w:t>The seed set is selected by retaining a rule with the largest prescribed consequent intensity for each intervention family; where several rules share the largest intensity, the first in the fixed order of the base is kept. Evacuation and public warning select the same rule, leaving five distinct rules for the six families. This gives the initial base access to every family while keeping the initial doctrine small enough to leave other situations for adaptation.</w:t>
-      </w:r>
-    </w:p>
-    <w:p>
-      <w:r>
-        <w:t>R1 supplies the strongest suppression request when fire threat is very high, with resource deployment in support. R2 supplies the strongest deployment request when intervention urgency is very high. R3 supplies the strongest containment-line request when threat is very high and suppression feasibility is very low, together with evacuation and warning. R4 supplies the strongest asset-protection request under very high asset exposure and low suppression feasibility. R5 combines the strongest evacuation and public-warning requests when evacuation pressure is very high and suppression feasibility is very low.</w:t>
       </w:r>
     </w:p>
     <w:p>
@@ -688,7 +682,6 @@
     <w:p>
       <w:pPr>
         <w:pStyle w:val="Heading1"/>
-        <w:pageBreakBefore/>
       </w:pPr>
       <w:r>
         <w:t>Extending the five seeds to forty rules</w:t>
@@ -696,12 +689,7 @@
     </w:p>
     <w:p>
       <w:r>
-        <w:t>The 35 additional rules broaden the initial coverage while using the same five decision concepts and six intervention families. They add lower and intermediate response levels, combinations of threat and exposure, and situations in which limited suppression feasibility calls for containment, asset protection, or evacuation. They also provide graded deployment, warning, and evacuation responses as urgency and evacuation pressure increase.</w:t>
-      </w:r>
-    </w:p>
-    <w:p>
-      <w:r>
-        <w:t>The larger base therefore represents a more detailed doctrine available before online adaptation. Forty is the resulting size of this hand-written design: the five seed rules R1 to R5 plus the 35 additional rules R6 to R40. The additional rules extend the coverage of the five operational questions without adding new concepts or intervention families.</w:t>
+        <w:t>The 35 additional rules broaden coverage of the same five decision concepts and six intervention families. They add intermediate response levels, combinations of threat and exposure, and responses to limited suppression feasibility. The resulting 40-rule base comprises R1–R5 plus R6–R40 and provides a more detailed doctrine before online adaptation.</w:t>
       </w:r>
     </w:p>
     <w:p>
@@ -3843,12 +3831,12 @@
     </w:p>
     <w:p>
       <w:r>
-        <w:t>Six rules also apply fixed adjustments after the family outputs are aggregated. Let w be the firing strength of the relevant rule and u the aggregated intensity. A cap c gives u ← min(u, cw + u(1 − w)); a raise d gives u ← min(1, u + dw); a scaling s gives u ← min(1, u(1 + (s − 1)w)) on every nonzero intensity; and withdrawal multiplies suppression effort and containment line by 1 − w. Final intensities are clipped to [0, 1].</w:t>
+        <w:t>Six rules apply fixed adjustments after family outputs are aggregated. For firing strength w and aggregated intensity u, a cap c gives u ← min(u, cw + u(1 − w)); a raise d gives u ← min(1, u + dw); a scaling s gives u ← min(1, u(1 + (s − 1)w)) on every nonzero intensity. Withdrawal multiplies suppression effort and containment line by 1 − w. Final intensities are clipped to [0, 1].</w:t>
       </w:r>
     </w:p>
     <w:p>
       <w:r>
-        <w:t>The adjustments are applied in the following order: R5 withdraws suppression effort and containment line; R31 caps suppression effort at 0.2 and raises evacuation by 0.25; R32 caps suppression effort at 0.4; R34 raises suppression effort by 0.25; R36 scales active intensities by 1.2; and R40 withdraws suppression effort and containment line. These fixed calculations act on the same six families and are applied automatically according to rule firing strength.</w:t>
+        <w:t>Adjustments run automatically in this order: R5 withdraws suppression effort and containment line; R31 caps suppression effort at 0.2 and raises evacuation by 0.25; R32 caps suppression effort at 0.4; R34 raises suppression effort by 0.25; R36 scales active intensities by 1.2; R40 withdraws suppression effort and containment line.</w:t>
       </w:r>
     </w:p>
     <w:sectPr>

--- a/02_Article/ieee_systems/VODA_Supplementary_Material.docx
+++ b/02_Article/ieee_systems/VODA_Supplementary_Material.docx
@@ -3622,6 +3622,14 @@
               </w:rPr>
               <w:t xml:space="preserve"> 0.9</w:t>
             </w:r>
+            <w:ins w:id="920044" w:author="Claude" w:date="2026-10-29T18:30:00Z">
+              <w:r>
+                <w:rPr>
+                  <w:sz w:val="18"/>
+                </w:rPr>
+                <w:t xml:space="preserve">; definition: </w:t>
+              </w:r>
+            </w:ins>
             <w:r>
               <w:rPr>
                 <w:sz w:val="18"/>
@@ -3715,6 +3723,14 @@
               </w:rPr>
               <w:t xml:space="preserve"> 1.0</w:t>
             </w:r>
+            <w:ins w:id="920045" w:author="Claude" w:date="2026-10-29T18:30:00Z">
+              <w:r>
+                <w:rPr>
+                  <w:sz w:val="18"/>
+                </w:rPr>
+                <w:t xml:space="preserve">; definition: </w:t>
+              </w:r>
+            </w:ins>
             <w:r>
               <w:rPr>
                 <w:sz w:val="18"/>
@@ -3796,6 +3812,14 @@
               </w:rPr>
               <w:t>e hardening 1.0</w:t>
             </w:r>
+            <w:ins w:id="920046" w:author="Claude" w:date="2026-10-29T18:30:00Z">
+              <w:r>
+                <w:rPr>
+                  <w:sz w:val="18"/>
+                </w:rPr>
+                <w:t xml:space="preserve">; definition: </w:t>
+              </w:r>
+            </w:ins>
             <w:r>
               <w:rPr>
                 <w:sz w:val="18"/>
@@ -3865,6 +3889,14 @@
               </w:rPr>
               <w:t xml:space="preserve"> 0.9, resource deployment 0.8</w:t>
             </w:r>
+            <w:ins w:id="920047" w:author="Claude" w:date="2026-10-29T18:30:00Z">
+              <w:r>
+                <w:rPr>
+                  <w:sz w:val="18"/>
+                </w:rPr>
+                <w:t xml:space="preserve">; definition: </w:t>
+              </w:r>
+            </w:ins>
             <w:r>
               <w:rPr>
                 <w:sz w:val="18"/>

--- a/02_Article/ieee_systems/VODA_Supplementary_Material.docx
+++ b/02_Article/ieee_systems/VODA_Supplementary_Material.docx
@@ -654,7 +654,6 @@
         <w:spacing w:before="120"/>
       </w:pPr>
       <w:r>
-        <w:lastRenderedPageBreak/>
         <w:t>Extending the five seeds to forty rules</w:t>
       </w:r>
     </w:p>
@@ -2783,7 +2782,6 @@
               <w:rPr>
                 <w:sz w:val="18"/>
               </w:rPr>
-              <w:lastRenderedPageBreak/>
               <w:t>R32</w:t>
             </w:r>
           </w:p>
@@ -3909,6 +3907,118 @@
       </w:tr>
     </w:tbl>
     <w:p/>
+    <w:p>
+      <w:pPr>
+        <w:pStyle w:val="Heading1"/>
+        <w:rPr>
+          <w:ins w:id="960001" w:author="Claude" w:date="2026-10-29T22:00:00Z"/>
+        </w:rPr>
+      </w:pPr>
+      <w:ins w:id="960002" w:author="Claude" w:date="2026-10-29T22:00:00Z">
+        <w:r>
+          <w:t xml:space="preserve">Feature extraction</w:t>
+        </w:r>
+      </w:ins>
+    </w:p>
+    <w:p>
+      <w:pPr>
+        <w:rPr>
+          <w:ins w:id="960003" w:author="Claude" w:date="2026-10-29T22:00:00Z"/>
+        </w:rPr>
+      </w:pPr>
+      <w:ins w:id="960004" w:author="Claude" w:date="2026-10-29T22:00:00Z">
+        <w:r>
+          <w:t xml:space="preserve">Reference numbers in this and the following sections refer to the article.</w:t>
+        </w:r>
+      </w:ins>
+    </w:p>
+    <w:p>
+      <w:pPr>
+        <w:rPr>
+          <w:ins w:id="960005" w:author="Claude" w:date="2026-10-29T22:00:00Z"/>
+        </w:rPr>
+      </w:pPr>
+      <w:ins w:id="960006" w:author="Claude" w:date="2026-10-29T22:00:00Z">
+        <w:r>
+          <w:t xml:space="preserve">Regional extraction uses maximum observed intensity, zero without regional fire [47], mean Rothermel spread rate divided by 30 m/min [6] and fire-weather inputs [48]; weather severity clips 0.45 min(wind/20, 1) + 0.35(1 − humidity/100) + 0.20 clip((temperature − 15)/25). Ignition proximity is one inside a burning region, zero without fire, and otherwise clipped 1 − distance/(half-map diagonal); fuel load averages remaining fuel [44]. Asset exposure is maximum priority, weighting buildings, critical facilities, min–max population and inverted min–max route distance by 0.20, 0.40, 0.25 and 0.15 [4], and accessibility is mean terrain access [49]. Road coverage is divided by 0.05, and staged capacity times availability by 0.05 times maximum capacity times regional cell count [45], and urgency clips 0.6 times ignition proximity + 0.4 min(1, 10 times the regional burning fraction). Ratios and mixtures are clipped to [0, 1]; spread and fuel means use positive fuel-type cells. Min–max uses whole-map extrema and gives zero on constant maps. Intensity, proximity, fuel and urgency inherit observed-channel confidence; the other features carry confidence one.</w:t>
+        </w:r>
+      </w:ins>
+    </w:p>
+    <w:p>
+      <w:pPr>
+        <w:pStyle w:val="Heading1"/>
+        <w:rPr>
+          <w:ins w:id="960007" w:author="Claude" w:date="2026-10-29T22:00:00Z"/>
+        </w:rPr>
+      </w:pPr>
+      <w:ins w:id="960008" w:author="Claude" w:date="2026-10-29T22:00:00Z">
+        <w:r>
+          <w:t xml:space="preserve">Concept weights</w:t>
+        </w:r>
+      </w:ins>
+    </w:p>
+    <w:p>
+      <w:pPr>
+        <w:rPr>
+          <w:ins w:id="960009" w:author="Claude" w:date="2026-10-29T22:00:00Z"/>
+        </w:rPr>
+      </w:pPr>
+      <w:ins w:id="960010" w:author="Claude" w:date="2026-10-29T22:00:00Z">
+        <w:r>
+          <w:t xml:space="preserve">The base concepts fire severity, spread hazard, fuel hazard, asset value, crew reachability and logistics support weight their inputs, in the listed input order, by 0.60/0.40, 0.45/0.35/0.20, 0.40/0.60, 1, 0.55/0.45 and 1, respectively. The five decision concepts similarly use 0.50/0.30/0.20, 0.40/0.60, 0.50/0.50, 0.40/0.35/0.25 and 0.45/0.25/0.30.</w:t>
+        </w:r>
+      </w:ins>
+    </w:p>
+    <w:p>
+      <w:pPr>
+        <w:pStyle w:val="Heading1"/>
+        <w:rPr>
+          <w:ins w:id="960011" w:author="Claude" w:date="2026-10-29T22:00:00Z"/>
+        </w:rPr>
+      </w:pPr>
+      <w:ins w:id="960012" w:author="Claude" w:date="2026-10-29T22:00:00Z">
+        <w:r>
+          <w:t xml:space="preserve">Membership terms, adaptation constants and execution thresholds</w:t>
+        </w:r>
+      </w:ins>
+    </w:p>
+    <w:p>
+      <w:pPr>
+        <w:rPr>
+          <w:ins w:id="960013" w:author="Claude" w:date="2026-10-29T22:00:00Z"/>
+        </w:rPr>
+      </w:pPr>
+      <w:ins w:id="960014" w:author="Claude" w:date="2026-10-29T22:00:00Z">
+        <w:r>
+          <w:t xml:space="preserve">The five membership trapezoids are VL (0, 0, 0.15, 0.30), L (0.15, 0.30, 0.35, 0.50), M (0.35, 0.50, 0.55, 0.70), H (0.55, 0.70, 0.75, 0.90) and VH (0.75, 0.90, 1, 1). Coverage is 0.05, persistence 0.9 per cycle, adaptation step 0.05, term insertion threshold 0.62 and attention threshold 0.35; monitored regions retain a share floor of 0.50. Adaptation is eligible once per decision interval, with at most two proposal revisions. Wind is in m/s, humidity in percent, temperature in °C and distance in cells. Clause amplitudes at most 0.05 are ignored; head/flank/rear cosine thresholds are ±0.35. Wet, clear and ignite require reach exp(−0.03 times travel minutes) times max(access, 0.9 times air availability) above 0.05 while at least 50 cells burn. Clear and ignite exclude urban and water cells.</w:t>
+        </w:r>
+      </w:ins>
+    </w:p>
+    <w:p>
+      <w:pPr>
+        <w:pStyle w:val="Heading1"/>
+        <w:rPr>
+          <w:ins w:id="960015" w:author="Claude" w:date="2026-10-29T22:00:00Z"/>
+        </w:rPr>
+      </w:pPr>
+      <w:ins w:id="960016" w:author="Claude" w:date="2026-10-29T22:00:00Z">
+        <w:r>
+          <w:t xml:space="preserve">Search budget and timing harness</w:t>
+        </w:r>
+      </w:ins>
+    </w:p>
+    <w:p>
+      <w:pPr>
+        <w:rPr>
+          <w:ins w:id="960017" w:author="Claude" w:date="2026-10-29T22:00:00Z"/>
+        </w:rPr>
+      </w:pPr>
+      <w:ins w:id="960018" w:author="Claude" w:date="2026-10-29T22:00:00Z">
+        <w:r>
+          <w:t xml:space="preserve">On average, a call prices 5.0 candidates with 9.0 forecasts in the small random control and 5.0 candidates with 9.3 forecasts in candidate-only LLM screening. The timing harness uses five seeds (201–205), 80 × 60 cells for 1, 2, 4, 8 and 16 agents, and 80 × 60, 120 × 90 and 160 × 120 cells with four agents. It runs four ignitions, availability ×0.25, a 6 h episode, a 45 min planning horizon and three proposal revisions.</w:t>
+        </w:r>
+      </w:ins>
+    </w:p>
     <w:sectPr>
       <w:footerReference w:type="default" r:id="rId8"/>
       <w:pgSz w:w="12240" w:h="15840"/>

--- a/02_Article/ieee_systems/VODA_Supplementary_Material.docx
+++ b/02_Article/ieee_systems/VODA_Supplementary_Material.docx
@@ -3620,14 +3620,12 @@
               </w:rPr>
               <w:t xml:space="preserve"> 0.9</w:t>
             </w:r>
-            <w:ins w:id="920044" w:author="Claude" w:date="2026-10-29T18:30:00Z">
-              <w:r>
-                <w:rPr>
-                  <w:sz w:val="18"/>
-                </w:rPr>
-                <w:t xml:space="preserve">; definition: </w:t>
-              </w:r>
-            </w:ins>
+            <w:r>
+              <w:rPr>
+                <w:sz w:val="18"/>
+              </w:rPr>
+              <w:t xml:space="preserve">; definition: </w:t>
+            </w:r>
             <w:r>
               <w:rPr>
                 <w:sz w:val="18"/>
@@ -3721,14 +3719,12 @@
               </w:rPr>
               <w:t xml:space="preserve"> 1.0</w:t>
             </w:r>
-            <w:ins w:id="920045" w:author="Claude" w:date="2026-10-29T18:30:00Z">
-              <w:r>
-                <w:rPr>
-                  <w:sz w:val="18"/>
-                </w:rPr>
-                <w:t xml:space="preserve">; definition: </w:t>
-              </w:r>
-            </w:ins>
+            <w:r>
+              <w:rPr>
+                <w:sz w:val="18"/>
+              </w:rPr>
+              <w:t xml:space="preserve">; definition: </w:t>
+            </w:r>
             <w:r>
               <w:rPr>
                 <w:sz w:val="18"/>
@@ -3810,14 +3806,12 @@
               </w:rPr>
               <w:t>e hardening 1.0</w:t>
             </w:r>
-            <w:ins w:id="920046" w:author="Claude" w:date="2026-10-29T18:30:00Z">
-              <w:r>
-                <w:rPr>
-                  <w:sz w:val="18"/>
-                </w:rPr>
-                <w:t xml:space="preserve">; definition: </w:t>
-              </w:r>
-            </w:ins>
+            <w:r>
+              <w:rPr>
+                <w:sz w:val="18"/>
+              </w:rPr>
+              <w:t xml:space="preserve">; definition: </w:t>
+            </w:r>
             <w:r>
               <w:rPr>
                 <w:sz w:val="18"/>
@@ -3887,14 +3881,12 @@
               </w:rPr>
               <w:t xml:space="preserve"> 0.9, resource deployment 0.8</w:t>
             </w:r>
-            <w:ins w:id="920047" w:author="Claude" w:date="2026-10-29T18:30:00Z">
-              <w:r>
-                <w:rPr>
-                  <w:sz w:val="18"/>
-                </w:rPr>
-                <w:t xml:space="preserve">; definition: </w:t>
-              </w:r>
-            </w:ins>
+            <w:r>
+              <w:rPr>
+                <w:sz w:val="18"/>
+              </w:rPr>
+              <w:t xml:space="preserve">; definition: </w:t>
+            </w:r>
             <w:r>
               <w:rPr>
                 <w:sz w:val="18"/>
@@ -3910,114 +3902,78 @@
     <w:p>
       <w:pPr>
         <w:pStyle w:val="Heading1"/>
-        <w:rPr>
-          <w:ins w:id="960001" w:author="Claude" w:date="2026-10-29T22:00:00Z"/>
-        </w:rPr>
+        <w:rPr/>
       </w:pPr>
-      <w:ins w:id="960002" w:author="Claude" w:date="2026-10-29T22:00:00Z">
-        <w:r>
-          <w:t xml:space="preserve">Feature extraction</w:t>
-        </w:r>
-      </w:ins>
+      <w:r>
+        <w:t xml:space="preserve">Feature extraction</w:t>
+      </w:r>
     </w:p>
     <w:p>
       <w:pPr>
-        <w:rPr>
-          <w:ins w:id="960003" w:author="Claude" w:date="2026-10-29T22:00:00Z"/>
-        </w:rPr>
+        <w:rPr/>
       </w:pPr>
-      <w:ins w:id="960004" w:author="Claude" w:date="2026-10-29T22:00:00Z">
-        <w:r>
-          <w:t xml:space="preserve">Reference numbers in this and the following sections refer to the article.</w:t>
-        </w:r>
-      </w:ins>
+      <w:r>
+        <w:t xml:space="preserve">Reference numbers in this and the following sections refer to the article.</w:t>
+      </w:r>
     </w:p>
     <w:p>
       <w:pPr>
-        <w:rPr>
-          <w:ins w:id="960005" w:author="Claude" w:date="2026-10-29T22:00:00Z"/>
-        </w:rPr>
+        <w:rPr/>
       </w:pPr>
-      <w:ins w:id="960006" w:author="Claude" w:date="2026-10-29T22:00:00Z">
-        <w:r>
-          <w:t xml:space="preserve">Regional extraction uses maximum observed intensity, zero without regional fire [47], mean Rothermel spread rate divided by 30 m/min [6] and fire-weather inputs [48]; weather severity clips 0.45 min(wind/20, 1) + 0.35(1 − humidity/100) + 0.20 clip((temperature − 15)/25). Ignition proximity is one inside a burning region, zero without fire, and otherwise clipped 1 − distance/(half-map diagonal); fuel load averages remaining fuel [44]. Asset exposure is maximum priority, weighting buildings, critical facilities, min–max population and inverted min–max route distance by 0.20, 0.40, 0.25 and 0.15 [4], and accessibility is mean terrain access [49]. Road coverage is divided by 0.05, and staged capacity times availability by 0.05 times maximum capacity times regional cell count [45], and urgency clips 0.6 times ignition proximity + 0.4 min(1, 10 times the regional burning fraction). Ratios and mixtures are clipped to [0, 1]; spread and fuel means use positive fuel-type cells. Min–max uses whole-map extrema and gives zero on constant maps. Intensity, proximity, fuel and urgency inherit observed-channel confidence; the other features carry confidence one.</w:t>
-        </w:r>
-      </w:ins>
+      <w:r>
+        <w:t xml:space="preserve">Regional extraction uses maximum observed intensity, zero without regional fire [47], mean Rothermel spread rate divided by 30 m/min [6] and fire-weather inputs [48]; weather severity clips 0.45 min(wind/20, 1) + 0.35(1 − humidity/100) + 0.20 clip((temperature − 15)/25). Ignition proximity is one inside a burning region, zero without fire, and otherwise clipped 1 − distance/(half-map diagonal); fuel load averages remaining fuel [44]. Asset exposure is maximum priority, weighting buildings, critical facilities, min–max population and inverted min–max route distance by 0.20, 0.40, 0.25 and 0.15 [4], and accessibility is mean terrain access [49]. Road coverage is divided by 0.05, and staged capacity times availability by 0.05 times maximum capacity times regional cell count [45], and urgency clips 0.6 times ignition proximity + 0.4 min(1, 10 times the regional burning fraction). Ratios and mixtures are clipped to [0, 1]; spread and fuel means use positive fuel-type cells. Min–max uses whole-map extrema and gives zero on constant maps. Intensity, proximity, fuel and urgency inherit observed-channel confidence; the other features carry confidence one.</w:t>
+      </w:r>
     </w:p>
     <w:p>
       <w:pPr>
         <w:pStyle w:val="Heading1"/>
-        <w:rPr>
-          <w:ins w:id="960007" w:author="Claude" w:date="2026-10-29T22:00:00Z"/>
-        </w:rPr>
+        <w:rPr/>
       </w:pPr>
-      <w:ins w:id="960008" w:author="Claude" w:date="2026-10-29T22:00:00Z">
-        <w:r>
-          <w:t xml:space="preserve">Concept weights</w:t>
-        </w:r>
-      </w:ins>
+      <w:r>
+        <w:t xml:space="preserve">Concept weights</w:t>
+      </w:r>
     </w:p>
     <w:p>
       <w:pPr>
-        <w:rPr>
-          <w:ins w:id="960009" w:author="Claude" w:date="2026-10-29T22:00:00Z"/>
-        </w:rPr>
+        <w:rPr/>
       </w:pPr>
-      <w:ins w:id="960010" w:author="Claude" w:date="2026-10-29T22:00:00Z">
-        <w:r>
-          <w:t xml:space="preserve">The base concepts fire severity, spread hazard, fuel hazard, asset value, crew reachability and logistics support weight their inputs, in the listed input order, by 0.60/0.40, 0.45/0.35/0.20, 0.40/0.60, 1, 0.55/0.45 and 1, respectively. The five decision concepts similarly use 0.50/0.30/0.20, 0.40/0.60, 0.50/0.50, 0.40/0.35/0.25 and 0.45/0.25/0.30.</w:t>
-        </w:r>
-      </w:ins>
+      <w:r>
+        <w:t xml:space="preserve">The base concepts fire severity, spread hazard, fuel hazard, asset value, crew reachability and logistics support weight their inputs, in the listed input order, by 0.60/0.40, 0.45/0.35/0.20, 0.40/0.60, 1, 0.55/0.45 and 1, respectively. The five decision concepts similarly use 0.50/0.30/0.20, 0.40/0.60, 0.50/0.50, 0.40/0.35/0.25 and 0.45/0.25/0.30.</w:t>
+      </w:r>
     </w:p>
     <w:p>
       <w:pPr>
         <w:pStyle w:val="Heading1"/>
-        <w:rPr>
-          <w:ins w:id="960011" w:author="Claude" w:date="2026-10-29T22:00:00Z"/>
-        </w:rPr>
+        <w:rPr/>
       </w:pPr>
-      <w:ins w:id="960012" w:author="Claude" w:date="2026-10-29T22:00:00Z">
-        <w:r>
-          <w:t xml:space="preserve">Membership terms, adaptation constants and execution thresholds</w:t>
-        </w:r>
-      </w:ins>
+      <w:r>
+        <w:t xml:space="preserve">Membership terms, adaptation constants and execution thresholds</w:t>
+      </w:r>
     </w:p>
     <w:p>
       <w:pPr>
-        <w:rPr>
-          <w:ins w:id="960013" w:author="Claude" w:date="2026-10-29T22:00:00Z"/>
-        </w:rPr>
+        <w:rPr/>
       </w:pPr>
-      <w:ins w:id="960014" w:author="Claude" w:date="2026-10-29T22:00:00Z">
-        <w:r>
-          <w:t xml:space="preserve">The five membership trapezoids are VL (0, 0, 0.15, 0.30), L (0.15, 0.30, 0.35, 0.50), M (0.35, 0.50, 0.55, 0.70), H (0.55, 0.70, 0.75, 0.90) and VH (0.75, 0.90, 1, 1). Coverage is 0.05, persistence 0.9 per cycle, adaptation step 0.05, term insertion threshold 0.62 and attention threshold 0.35; monitored regions retain a share floor of 0.50. Adaptation is eligible once per decision interval, with at most two proposal revisions. Wind is in m/s, humidity in percent, temperature in °C and distance in cells. Clause amplitudes at most 0.05 are ignored; head/flank/rear cosine thresholds are ±0.35. Wet, clear and ignite require reach exp(−0.03 times travel minutes) times max(access, 0.9 times air availability) above 0.05 while at least 50 cells burn. Clear and ignite exclude urban and water cells.</w:t>
-        </w:r>
-      </w:ins>
+      <w:r>
+        <w:t xml:space="preserve">The five membership trapezoids are VL (0, 0, 0.15, 0.30), L (0.15, 0.30, 0.35, 0.50), M (0.35, 0.50, 0.55, 0.70), H (0.55, 0.70, 0.75, 0.90) and VH (0.75, 0.90, 1, 1). Coverage is 0.05, persistence 0.9 per cycle, adaptation step 0.05, term insertion threshold 0.62 and attention threshold 0.35; monitored regions retain a share floor of 0.50. Adaptation is eligible once per decision interval, with at most two proposal revisions. Wind is in m/s, humidity in percent, temperature in °C and distance in cells. Clause amplitudes at most 0.05 are ignored; head/flank/rear cosine thresholds are ±0.35. Wet, clear and ignite require reach exp(−0.03 times travel minutes) times max(access, 0.9 times air availability) above 0.05 while at least 50 cells burn. Clear and ignite exclude urban and water cells.</w:t>
+      </w:r>
     </w:p>
     <w:p>
       <w:pPr>
         <w:pStyle w:val="Heading1"/>
-        <w:rPr>
-          <w:ins w:id="960015" w:author="Claude" w:date="2026-10-29T22:00:00Z"/>
-        </w:rPr>
+        <w:rPr/>
       </w:pPr>
-      <w:ins w:id="960016" w:author="Claude" w:date="2026-10-29T22:00:00Z">
-        <w:r>
-          <w:t xml:space="preserve">Search budget and timing harness</w:t>
-        </w:r>
-      </w:ins>
+      <w:r>
+        <w:t xml:space="preserve">Search budget and timing harness</w:t>
+      </w:r>
     </w:p>
     <w:p>
       <w:pPr>
-        <w:rPr>
-          <w:ins w:id="960017" w:author="Claude" w:date="2026-10-29T22:00:00Z"/>
-        </w:rPr>
+        <w:rPr/>
       </w:pPr>
-      <w:ins w:id="960018" w:author="Claude" w:date="2026-10-29T22:00:00Z">
-        <w:r>
-          <w:t xml:space="preserve">On average, a call prices 5.0 candidates with 9.0 forecasts in the small random control and 5.0 candidates with 9.3 forecasts in candidate-only LLM screening. The timing harness uses five seeds (201–205), 80 × 60 cells for 1, 2, 4, 8 and 16 agents, and 80 × 60, 120 × 90 and 160 × 120 cells with four agents. It runs four ignitions, availability ×0.25, a 6 h episode, a 45 min planning horizon and three proposal revisions.</w:t>
-        </w:r>
-      </w:ins>
+      <w:r>
+        <w:t xml:space="preserve">On average, a call prices 5.0 candidates with 9.0 forecasts in the small random control and 5.0 candidates with 9.3 forecasts in candidate-only LLM screening. The timing harness uses five seeds (201–205), 80 × 60 cells for 1, 2, 4, 8 and 16 agents, and 80 × 60, 120 × 90 and 160 × 120 cells with four agents. It runs four ignitions, availability ×0.25, a 6 h episode, a 45 min planning horizon and three proposal revisions.</w:t>
+      </w:r>
     </w:p>
     <w:sectPr>
       <w:footerReference w:type="default" r:id="rId8"/>

--- a/02_Article/ieee_systems/VODA_Supplementary_Material.docx
+++ b/02_Article/ieee_systems/VODA_Supplementary_Material.docx
@@ -3975,6 +3975,1189 @@
         <w:t xml:space="preserve">On average, a call prices 5.0 candidates with 9.0 forecasts in the small random control and 5.0 candidates with 9.3 forecasts in candidate-only LLM screening. The timing harness uses five seeds (201–205), 80 × 60 cells for 1, 2, 4, 8 and 16 agents, and 80 × 60, 120 × 90 and 160 × 120 cells with four agents. It runs four ignitions, availability ×0.25, a 6 h episode, a 45 min planning horizon and three proposal revisions.</w:t>
       </w:r>
     </w:p>
+    <w:p>
+      <w:pPr>
+        <w:pStyle w:val="Heading1"/>
+        <w:rPr>
+          <w:ins w:id="940001" w:author="Claude" w:date="2026-10-29T21:30:00Z"/>
+        </w:rPr>
+      </w:pPr>
+      <w:ins w:id="940002" w:author="Claude" w:date="2026-10-29T21:30:00Z">
+        <w:r>
+          <w:rPr/>
+          <w:t xml:space="preserve">Proposer prompt and reply schema</w:t>
+        </w:r>
+      </w:ins>
+    </w:p>
+    <w:p>
+      <w:pPr>
+        <w:rPr>
+          <w:ins w:id="940003" w:author="Claude" w:date="2026-10-29T21:30:00Z"/>
+        </w:rPr>
+      </w:pPr>
+      <w:ins w:id="940004" w:author="Claude" w:date="2026-10-29T21:30:00Z">
+        <w:r>
+          <w:rPr/>
+          <w:t xml:space="preserve">Each call to the proposer is one text. A mission brief is sent once per incident when the interface session is opened; it describes the map, the assets, the staged resources, the cost weights, the vocabulary of (19) and the rules of admission. Every later call sends the incident brief of the current cycle, the crisp readings and dominant terms of the five concepts, the current rule base, the request for six candidates and the reply schema. A rejected candidate is returned once with the name of the failing gate. The text below is the prompt of one call, recorded from the S3 world with seed 201 at minute 12 of the incident, reproduced verbatim; line breaks follow the recorded text. The actuator library of the implementation is withheld in the reported runs, which is why the list after "the six doctrine families plus" is empty.</w:t>
+        </w:r>
+      </w:ins>
+    </w:p>
+    <w:p>
+      <w:pPr>
+        <w:spacing w:after="0" w:line="240" w:lineRule="auto"/>
+        <w:rPr>
+          <w:ins w:id="940005" w:author="Claude" w:date="2026-10-29T21:30:00Z"/>
+        </w:rPr>
+      </w:pPr>
+      <w:ins w:id="940006" w:author="Claude" w:date="2026-10-29T21:30:00Z">
+        <w:r>
+          <w:rPr>
+            <w:rFonts w:ascii="Consolas" w:hAnsi="Consolas" w:cs="Consolas"/>
+            <w:sz w:val="16"/>
+            <w:szCs w:val="16"/>
+          </w:rPr>
+          <w:t xml:space="preserve">You are the rule proposer of a wildfire decision support system. Situation:</w:t>
+        </w:r>
+      </w:ins>
+    </w:p>
+    <w:p>
+      <w:pPr>
+        <w:spacing w:after="0" w:line="240" w:lineRule="auto"/>
+        <w:rPr>
+          <w:ins w:id="940007" w:author="Claude" w:date="2026-10-29T21:30:00Z"/>
+        </w:rPr>
+      </w:pPr>
+      <w:ins w:id="940008" w:author="Claude" w:date="2026-10-29T21:30:00Z">
+        <w:r>
+          <w:rPr>
+            <w:rFonts w:ascii="Consolas" w:hAnsi="Consolas" w:cs="Consolas"/>
+            <w:sz w:val="16"/>
+            <w:szCs w:val="16"/>
+          </w:rPr>
+          <w:t xml:space="preserve">=== MISSION BRIEF (standing; read once, applies to every decision of this incident) ===</w:t>
+        </w:r>
+      </w:ins>
+    </w:p>
+    <w:p>
+      <w:pPr>
+        <w:spacing w:after="0" w:line="240" w:lineRule="auto"/>
+        <w:rPr>
+          <w:ins w:id="940009" w:author="Claude" w:date="2026-10-29T21:30:00Z"/>
+        </w:rPr>
+      </w:pPr>
+      <w:ins w:id="940010" w:author="Claude" w:date="2026-10-29T21:30:00Z">
+        <w:r>
+          <w:rPr>
+            <w:rFonts w:ascii="Consolas" w:hAnsi="Consolas" w:cs="Consolas"/>
+            <w:sz w:val="16"/>
+            <w:szCs w:val="16"/>
+          </w:rPr>
+          <w:t xml:space="preserve">MAP: 72 x 50 cells at 30 m; land cover: non fuel 13%, grass 22%, shrub 22%, pine litter 22%, hardwood 1%, water 4%, urban 17%.</w:t>
+        </w:r>
+      </w:ins>
+    </w:p>
+    <w:p>
+      <w:pPr>
+        <w:spacing w:after="0" w:line="240" w:lineRule="auto"/>
+        <w:rPr>
+          <w:ins w:id="940011" w:author="Claude" w:date="2026-10-29T21:30:00Z"/>
+        </w:rPr>
+      </w:pPr>
+      <w:ins w:id="940012" w:author="Claude" w:date="2026-10-29T21:30:00Z">
+        <w:r>
+          <w:rPr>
+            <w:rFonts w:ascii="Consolas" w:hAnsi="Consolas" w:cs="Consolas"/>
+            <w:sz w:val="16"/>
+            <w:szCs w:val="16"/>
+          </w:rPr>
+          <w:t xml:space="preserve">- water: 144 cells of lake/river/sea, centred near (54,27); engines and aircraft can draft/refill there, so sustained capacity near the water is real.</w:t>
+        </w:r>
+      </w:ins>
+    </w:p>
+    <w:p>
+      <w:pPr>
+        <w:spacing w:after="0" w:line="240" w:lineRule="auto"/>
+        <w:rPr>
+          <w:ins w:id="940013" w:author="Claude" w:date="2026-10-29T21:30:00Z"/>
+        </w:rPr>
+      </w:pPr>
+      <w:ins w:id="940014" w:author="Claude" w:date="2026-10-29T21:30:00Z">
+        <w:r>
+          <w:rPr>
+            <w:rFonts w:ascii="Consolas" w:hAnsi="Consolas" w:cs="Consolas"/>
+            <w:sz w:val="16"/>
+            <w:szCs w:val="16"/>
+          </w:rPr>
+          <w:t xml:space="preserve">- assets on the map (protect by value and life):</w:t>
+        </w:r>
+      </w:ins>
+    </w:p>
+    <w:p>
+      <w:pPr>
+        <w:spacing w:after="0" w:line="240" w:lineRule="auto"/>
+        <w:rPr>
+          <w:ins w:id="940015" w:author="Claude" w:date="2026-10-29T21:30:00Z"/>
+        </w:rPr>
+      </w:pPr>
+      <w:ins w:id="940016" w:author="Claude" w:date="2026-10-29T21:30:00Z">
+        <w:r>
+          <w:rPr>
+            <w:rFonts w:ascii="Consolas" w:hAnsi="Consolas" w:cs="Consolas"/>
+            <w:sz w:val="16"/>
+            <w:szCs w:val="16"/>
+          </w:rPr>
+          <w:t xml:space="preserve">  population 'Town residents' at (45,41), ~2377 persons, value 1.0</w:t>
+        </w:r>
+      </w:ins>
+    </w:p>
+    <w:p>
+      <w:pPr>
+        <w:spacing w:after="0" w:line="240" w:lineRule="auto"/>
+        <w:rPr>
+          <w:ins w:id="940017" w:author="Claude" w:date="2026-10-29T21:30:00Z"/>
+        </w:rPr>
+      </w:pPr>
+      <w:ins w:id="940018" w:author="Claude" w:date="2026-10-29T21:30:00Z">
+        <w:r>
+          <w:rPr>
+            <w:rFonts w:ascii="Consolas" w:hAnsi="Consolas" w:cs="Consolas"/>
+            <w:sz w:val="16"/>
+            <w:szCs w:val="16"/>
+          </w:rPr>
+          <w:t xml:space="preserve">  building 'Town centre' at (45,41), value 1.0</w:t>
+        </w:r>
+      </w:ins>
+    </w:p>
+    <w:p>
+      <w:pPr>
+        <w:spacing w:after="0" w:line="240" w:lineRule="auto"/>
+        <w:rPr>
+          <w:ins w:id="940019" w:author="Claude" w:date="2026-10-29T21:30:00Z"/>
+        </w:rPr>
+      </w:pPr>
+      <w:ins w:id="940020" w:author="Claude" w:date="2026-10-29T21:30:00Z">
+        <w:r>
+          <w:rPr>
+            <w:rFonts w:ascii="Consolas" w:hAnsi="Consolas" w:cs="Consolas"/>
+            <w:sz w:val="16"/>
+            <w:szCs w:val="16"/>
+          </w:rPr>
+          <w:t xml:space="preserve">  critical 'Hospital' at (44,39), value 1.0</w:t>
+        </w:r>
+      </w:ins>
+    </w:p>
+    <w:p>
+      <w:pPr>
+        <w:spacing w:after="0" w:line="240" w:lineRule="auto"/>
+        <w:rPr>
+          <w:ins w:id="940021" w:author="Claude" w:date="2026-10-29T21:30:00Z"/>
+        </w:rPr>
+      </w:pPr>
+      <w:ins w:id="940022" w:author="Claude" w:date="2026-10-29T21:30:00Z">
+        <w:r>
+          <w:rPr>
+            <w:rFonts w:ascii="Consolas" w:hAnsi="Consolas" w:cs="Consolas"/>
+            <w:sz w:val="16"/>
+            <w:szCs w:val="16"/>
+          </w:rPr>
+          <w:t xml:space="preserve">  critical 'Power station' at (47,38), value 0.9</w:t>
+        </w:r>
+      </w:ins>
+    </w:p>
+    <w:p>
+      <w:pPr>
+        <w:spacing w:after="0" w:line="240" w:lineRule="auto"/>
+        <w:rPr>
+          <w:ins w:id="940023" w:author="Claude" w:date="2026-10-29T21:30:00Z"/>
+        </w:rPr>
+      </w:pPr>
+      <w:ins w:id="940024" w:author="Claude" w:date="2026-10-29T21:30:00Z">
+        <w:r>
+          <w:rPr>
+            <w:rFonts w:ascii="Consolas" w:hAnsi="Consolas" w:cs="Consolas"/>
+            <w:sz w:val="16"/>
+            <w:szCs w:val="16"/>
+          </w:rPr>
+          <w:t xml:space="preserve">  critical 'Water works' at (49,40), value 0.9</w:t>
+        </w:r>
+      </w:ins>
+    </w:p>
+    <w:p>
+      <w:pPr>
+        <w:spacing w:after="0" w:line="240" w:lineRule="auto"/>
+        <w:rPr>
+          <w:ins w:id="940025" w:author="Claude" w:date="2026-10-29T21:30:00Z"/>
+        </w:rPr>
+      </w:pPr>
+      <w:ins w:id="940026" w:author="Claude" w:date="2026-10-29T21:30:00Z">
+        <w:r>
+          <w:rPr>
+            <w:rFonts w:ascii="Consolas" w:hAnsi="Consolas" w:cs="Consolas"/>
+            <w:sz w:val="16"/>
+            <w:szCs w:val="16"/>
+          </w:rPr>
+          <w:t xml:space="preserve">  critical 'Town hall' at (46,42), value 0.8</w:t>
+        </w:r>
+      </w:ins>
+    </w:p>
+    <w:p>
+      <w:pPr>
+        <w:spacing w:after="0" w:line="240" w:lineRule="auto"/>
+        <w:rPr>
+          <w:ins w:id="940027" w:author="Claude" w:date="2026-10-29T21:30:00Z"/>
+        </w:rPr>
+      </w:pPr>
+      <w:ins w:id="940028" w:author="Claude" w:date="2026-10-29T21:30:00Z">
+        <w:r>
+          <w:rPr>
+            <w:rFonts w:ascii="Consolas" w:hAnsi="Consolas" w:cs="Consolas"/>
+            <w:sz w:val="16"/>
+            <w:szCs w:val="16"/>
+          </w:rPr>
+          <w:t xml:space="preserve">  critical 'School' at (45,44), value 0.8</w:t>
+        </w:r>
+      </w:ins>
+    </w:p>
+    <w:p>
+      <w:pPr>
+        <w:spacing w:after="0" w:line="240" w:lineRule="auto"/>
+        <w:rPr>
+          <w:ins w:id="940029" w:author="Claude" w:date="2026-10-29T21:30:00Z"/>
+        </w:rPr>
+      </w:pPr>
+      <w:ins w:id="940030" w:author="Claude" w:date="2026-10-29T21:30:00Z">
+        <w:r>
+          <w:rPr>
+            <w:rFonts w:ascii="Consolas" w:hAnsi="Consolas" w:cs="Consolas"/>
+            <w:sz w:val="16"/>
+            <w:szCs w:val="16"/>
+          </w:rPr>
+          <w:t xml:space="preserve">  critical 'Fire station' at (41,43), value 0.7</w:t>
+        </w:r>
+      </w:ins>
+    </w:p>
+    <w:p>
+      <w:pPr>
+        <w:spacing w:after="0" w:line="240" w:lineRule="auto"/>
+        <w:rPr>
+          <w:ins w:id="940031" w:author="Claude" w:date="2026-10-29T21:30:00Z"/>
+        </w:rPr>
+      </w:pPr>
+      <w:ins w:id="940032" w:author="Claude" w:date="2026-10-29T21:30:00Z">
+        <w:r>
+          <w:rPr>
+            <w:rFonts w:ascii="Consolas" w:hAnsi="Consolas" w:cs="Consolas"/>
+            <w:sz w:val="16"/>
+            <w:szCs w:val="16"/>
+          </w:rPr>
+          <w:t xml:space="preserve">  critical 'Telecom tower' at (43,40), value 0.7</w:t>
+        </w:r>
+      </w:ins>
+    </w:p>
+    <w:p>
+      <w:pPr>
+        <w:spacing w:after="0" w:line="240" w:lineRule="auto"/>
+        <w:rPr>
+          <w:ins w:id="940033" w:author="Claude" w:date="2026-10-29T21:30:00Z"/>
+        </w:rPr>
+      </w:pPr>
+      <w:ins w:id="940034" w:author="Claude" w:date="2026-10-29T21:30:00Z">
+        <w:r>
+          <w:rPr>
+            <w:rFonts w:ascii="Consolas" w:hAnsi="Consolas" w:cs="Consolas"/>
+            <w:sz w:val="16"/>
+            <w:szCs w:val="16"/>
+          </w:rPr>
+          <w:t xml:space="preserve">  population 'Village 1 residents' at (32,21), ~969 persons, value 1.0</w:t>
+        </w:r>
+      </w:ins>
+    </w:p>
+    <w:p>
+      <w:pPr>
+        <w:spacing w:after="0" w:line="240" w:lineRule="auto"/>
+        <w:rPr>
+          <w:ins w:id="940035" w:author="Claude" w:date="2026-10-29T21:30:00Z"/>
+        </w:rPr>
+      </w:pPr>
+      <w:ins w:id="940036" w:author="Claude" w:date="2026-10-29T21:30:00Z">
+        <w:r>
+          <w:rPr>
+            <w:rFonts w:ascii="Consolas" w:hAnsi="Consolas" w:cs="Consolas"/>
+            <w:sz w:val="16"/>
+            <w:szCs w:val="16"/>
+          </w:rPr>
+          <w:t xml:space="preserve">  building 'Village 1 centre' at (32,21), value 0.7</w:t>
+        </w:r>
+      </w:ins>
+    </w:p>
+    <w:p>
+      <w:pPr>
+        <w:spacing w:after="0" w:line="240" w:lineRule="auto"/>
+        <w:rPr>
+          <w:ins w:id="940037" w:author="Claude" w:date="2026-10-29T21:30:00Z"/>
+        </w:rPr>
+      </w:pPr>
+      <w:ins w:id="940038" w:author="Claude" w:date="2026-10-29T21:30:00Z">
+        <w:r>
+          <w:rPr>
+            <w:rFonts w:ascii="Consolas" w:hAnsi="Consolas" w:cs="Consolas"/>
+            <w:sz w:val="16"/>
+            <w:szCs w:val="16"/>
+          </w:rPr>
+          <w:t xml:space="preserve">  population 'Village 2 residents' at (67,29), ~837 persons, value 1.0</w:t>
+        </w:r>
+      </w:ins>
+    </w:p>
+    <w:p>
+      <w:pPr>
+        <w:spacing w:after="0" w:line="240" w:lineRule="auto"/>
+        <w:rPr>
+          <w:ins w:id="940039" w:author="Claude" w:date="2026-10-29T21:30:00Z"/>
+        </w:rPr>
+      </w:pPr>
+      <w:ins w:id="940040" w:author="Claude" w:date="2026-10-29T21:30:00Z">
+        <w:r>
+          <w:rPr>
+            <w:rFonts w:ascii="Consolas" w:hAnsi="Consolas" w:cs="Consolas"/>
+            <w:sz w:val="16"/>
+            <w:szCs w:val="16"/>
+          </w:rPr>
+          <w:t xml:space="preserve">  building 'Village 2 centre' at (67,29), value 0.7</w:t>
+        </w:r>
+      </w:ins>
+    </w:p>
+    <w:p>
+      <w:pPr>
+        <w:spacing w:after="0" w:line="240" w:lineRule="auto"/>
+        <w:rPr>
+          <w:ins w:id="940041" w:author="Claude" w:date="2026-10-29T21:30:00Z"/>
+        </w:rPr>
+      </w:pPr>
+      <w:ins w:id="940042" w:author="Claude" w:date="2026-10-29T21:30:00Z">
+        <w:r>
+          <w:rPr>
+            <w:rFonts w:ascii="Consolas" w:hAnsi="Consolas" w:cs="Consolas"/>
+            <w:sz w:val="16"/>
+            <w:szCs w:val="16"/>
+          </w:rPr>
+          <w:t xml:space="preserve">  critical 'Fire station (Village 2)' at (67,28), value 0.7</w:t>
+        </w:r>
+      </w:ins>
+    </w:p>
+    <w:p>
+      <w:pPr>
+        <w:spacing w:after="0" w:line="240" w:lineRule="auto"/>
+        <w:rPr>
+          <w:ins w:id="940043" w:author="Claude" w:date="2026-10-29T21:30:00Z"/>
+        </w:rPr>
+      </w:pPr>
+      <w:ins w:id="940044" w:author="Claude" w:date="2026-10-29T21:30:00Z">
+        <w:r>
+          <w:rPr>
+            <w:rFonts w:ascii="Consolas" w:hAnsi="Consolas" w:cs="Consolas"/>
+            <w:sz w:val="16"/>
+            <w:szCs w:val="16"/>
+          </w:rPr>
+          <w:t xml:space="preserve">- resources: staged capacity 740 (rcap sum), map-mean travel time 22 min, air support: yes.</w:t>
+        </w:r>
+      </w:ins>
+    </w:p>
+    <w:p>
+      <w:pPr>
+        <w:spacing w:after="0" w:line="240" w:lineRule="auto"/>
+        <w:rPr>
+          <w:ins w:id="940045" w:author="Claude" w:date="2026-10-29T21:30:00Z"/>
+        </w:rPr>
+      </w:pPr>
+      <w:ins w:id="940046" w:author="Claude" w:date="2026-10-29T21:30:00Z">
+        <w:r>
+          <w:rPr>
+            <w:rFonts w:ascii="Consolas" w:hAnsi="Consolas" w:cs="Consolas"/>
+            <w:sz w:val="16"/>
+            <w:szCs w:val="16"/>
+          </w:rPr>
+          <w:t xml:space="preserve">- protection priority weights (WHERE effort goes): critical 0.40, population 0.25, building 0.20, evacuation 0.15</w:t>
+        </w:r>
+      </w:ins>
+    </w:p>
+    <w:p>
+      <w:pPr>
+        <w:spacing w:after="0" w:line="240" w:lineRule="auto"/>
+        <w:rPr>
+          <w:ins w:id="940047" w:author="Claude" w:date="2026-10-29T21:30:00Z"/>
+        </w:rPr>
+      </w:pPr>
+      <w:ins w:id="940048" w:author="Claude" w:date="2026-10-29T21:30:00Z">
+        <w:r>
+          <w:rPr>
+            <w:rFonts w:ascii="Consolas" w:hAnsi="Consolas" w:cs="Consolas"/>
+            <w:sz w:val="16"/>
+            <w:szCs w:val="16"/>
+          </w:rPr>
+          <w:t xml:space="preserve">- loss weights of the decision cost J (WHAT counts as a bad outcome): burn 1.00, asset 1.00, population 1.00, response 0.20, delay 0.20. Trials and cross-run comparisons are judged on the PHYSICAL part (burn + asset + population).</w:t>
+        </w:r>
+      </w:ins>
+    </w:p>
+    <w:p>
+      <w:pPr>
+        <w:spacing w:after="0" w:line="240" w:lineRule="auto"/>
+        <w:rPr>
+          <w:ins w:id="940049" w:author="Claude" w:date="2026-10-29T21:30:00Z"/>
+        </w:rPr>
+      </w:pPr>
+      <w:ins w:id="940050" w:author="Claude" w:date="2026-10-29T21:30:00Z">
+        <w:r>
+          <w:rPr>
+            <w:rFonts w:ascii="Consolas" w:hAnsi="Consolas" w:cs="Consolas"/>
+            <w:sz w:val="16"/>
+            <w:szCs w:val="16"/>
+          </w:rPr>
+          <w:t xml:space="preserve">DOCTRINE FAMILIES (seed rules draw only on these): suppression_effort (suppression effort), resource_deployment (resource deployment), containment_line (containment line), asset_protection (asset protection), evacuation (evacuation), public_warning (public warning)</w:t>
+        </w:r>
+      </w:ins>
+    </w:p>
+    <w:p>
+      <w:pPr>
+        <w:spacing w:after="0" w:line="240" w:lineRule="auto"/>
+        <w:rPr>
+          <w:ins w:id="940051" w:author="Claude" w:date="2026-10-29T21:30:00Z"/>
+        </w:rPr>
+      </w:pPr>
+      <w:ins w:id="940052" w:author="Claude" w:date="2026-10-29T21:30:00Z">
+        <w:r>
+          <w:rPr>
+            <w:rFonts w:ascii="Consolas" w:hAnsi="Consolas" w:cs="Consolas"/>
+            <w:sz w:val="16"/>
+            <w:szCs w:val="16"/>
+          </w:rPr>
+          <w:t xml:space="preserve">ACTUATOR LIBRARY (physics available beyond the doctrine; NO seed rule orders them, discovering a use is your job):</w:t>
+        </w:r>
+      </w:ins>
+    </w:p>
+    <w:p>
+      <w:pPr>
+        <w:spacing w:after="0" w:line="240" w:lineRule="auto"/>
+        <w:rPr>
+          <w:ins w:id="940053" w:author="Claude" w:date="2026-10-29T21:30:00Z"/>
+        </w:rPr>
+      </w:pPr>
+      <w:ins w:id="940054" w:author="Claude" w:date="2026-10-29T21:30:00Z">
+        <w:r>
+          <w:rPr>
+            <w:rFonts w:ascii="Consolas" w:hAnsi="Consolas" w:cs="Consolas"/>
+            <w:sz w:val="16"/>
+            <w:szCs w:val="16"/>
+          </w:rPr>
+          <w:t xml:space="preserve">YOU MAY ALSO DEFINE A NEW ACTUATOR as data (a package with "clauses"): each clause = one verified effect (wet, clear, ignite, coat, evacuate, prime, draft) on a sector (head, flank, rear, ring, at_fire, assets, populated) at a cell range [rin, rout] with an amount. The range is a distance band in cells measured from the sector's reference cells: the burning cells for head, flank, rear, ring and at_fire, the threatened asset footprints for assets, the populated cells for populated; rin = 0 includes the reference cells themselves, so coat on assets [0,2] coats the asset and a two-cell collar around it. That is a genuinely new tactic (WHERE and HOW); a mere re-weighting of channels is the tuning stage's job and fails the novelty gates.</w:t>
+        </w:r>
+      </w:ins>
+    </w:p>
+    <w:p>
+      <w:pPr>
+        <w:spacing w:after="0" w:line="240" w:lineRule="auto"/>
+        <w:rPr>
+          <w:ins w:id="940055" w:author="Claude" w:date="2026-10-29T21:30:00Z"/>
+        </w:rPr>
+      </w:pPr>
+      <w:ins w:id="940056" w:author="Claude" w:date="2026-10-29T21:30:00Z">
+        <w:r>
+          <w:rPr>
+            <w:rFonts w:ascii="Consolas" w:hAnsi="Consolas" w:cs="Consolas"/>
+            <w:sz w:val="16"/>
+            <w:szCs w:val="16"/>
+          </w:rPr>
+          <w:t xml:space="preserve">EFFECT STRENGTH (what an amount actually buys):</w:t>
+        </w:r>
+      </w:ins>
+    </w:p>
+    <w:p>
+      <w:pPr>
+        <w:spacing w:after="0" w:line="240" w:lineRule="auto"/>
+        <w:rPr>
+          <w:ins w:id="940057" w:author="Claude" w:date="2026-10-29T21:30:00Z"/>
+        </w:rPr>
+      </w:pPr>
+      <w:ins w:id="940058" w:author="Claude" w:date="2026-10-29T21:30:00Z">
+        <w:r>
+          <w:rPr>
+            <w:rFonts w:ascii="Consolas" w:hAnsi="Consolas" w:cs="Consolas"/>
+            <w:sz w:val="16"/>
+            <w:szCs w:val="16"/>
+          </w:rPr>
+          <w:t xml:space="preserve">  the amount you write on a clause is MULTIPLIED by the intensity your rule realises, and a rule rarely realises more than about half of the consequent you give it, so an amount of 0.5 typically lands near 0.25 in the physics.</w:t>
+        </w:r>
+      </w:ins>
+    </w:p>
+    <w:p>
+      <w:pPr>
+        <w:spacing w:after="0" w:line="240" w:lineRule="auto"/>
+        <w:rPr>
+          <w:ins w:id="940059" w:author="Claude" w:date="2026-10-29T21:30:00Z"/>
+        </w:rPr>
+      </w:pPr>
+      <w:ins w:id="940060" w:author="Claude" w:date="2026-10-29T21:30:00Z">
+        <w:r>
+          <w:rPr>
+            <w:rFonts w:ascii="Consolas" w:hAnsi="Consolas" w:cs="Consolas"/>
+            <w:sz w:val="16"/>
+            <w:szCs w:val="16"/>
+          </w:rPr>
+          <w:t xml:space="preserve">  coat: a coated cell keeps burning until the coating reaches 0.67 of full strength on this map (grass needs 0.33, shrub needs 0.44, pine_litter needs 0.56, hardwood needs 0.67, urban needs 0.44). Below that it only slows the fire, and a forecast gate that measures no gain will reject the package. Write the amount at 1.0 and the consequent intensity at 0.9 or above if the tactic depends on stopping the fire rather than slowing it.</w:t>
+        </w:r>
+      </w:ins>
+    </w:p>
+    <w:p>
+      <w:pPr>
+        <w:spacing w:after="0" w:line="240" w:lineRule="auto"/>
+        <w:rPr>
+          <w:ins w:id="940061" w:author="Claude" w:date="2026-10-29T21:30:00Z"/>
+        </w:rPr>
+      </w:pPr>
+      <w:ins w:id="940062" w:author="Claude" w:date="2026-10-29T21:30:00Z">
+        <w:r>
+          <w:rPr>
+            <w:rFonts w:ascii="Consolas" w:hAnsi="Consolas" w:cs="Consolas"/>
+            <w:sz w:val="16"/>
+            <w:szCs w:val="16"/>
+          </w:rPr>
+          <w:t xml:space="preserve">  ignite: a cell is lit only where the realised amount exceeds 0.50 and the fuel moisture is below 0.30; below that the firing crew lights nothing. Write the amount at 1.0 and the consequent intensity at 0.9 or above.</w:t>
+        </w:r>
+      </w:ins>
+    </w:p>
+    <w:p>
+      <w:pPr>
+        <w:spacing w:after="0" w:line="240" w:lineRule="auto"/>
+        <w:rPr>
+          <w:ins w:id="940063" w:author="Claude" w:date="2026-10-29T21:30:00Z"/>
+        </w:rPr>
+      </w:pPr>
+      <w:ins w:id="940064" w:author="Claude" w:date="2026-10-29T21:30:00Z">
+        <w:r>
+          <w:rPr>
+            <w:rFonts w:ascii="Consolas" w:hAnsi="Consolas" w:cs="Consolas"/>
+            <w:sz w:val="16"/>
+            <w:szCs w:val="16"/>
+          </w:rPr>
+          <w:t xml:space="preserve">  clear, wet, draft, evacuate, prime: no threshold. They act in proportion to what you order.</w:t>
+        </w:r>
+      </w:ins>
+    </w:p>
+    <w:p>
+      <w:pPr>
+        <w:spacing w:after="0" w:line="240" w:lineRule="auto"/>
+        <w:rPr>
+          <w:ins w:id="940065" w:author="Claude" w:date="2026-10-29T21:30:00Z"/>
+        </w:rPr>
+      </w:pPr>
+      <w:ins w:id="940066" w:author="Claude" w:date="2026-10-29T21:30:00Z">
+        <w:r>
+          <w:rPr>
+            <w:rFonts w:ascii="Consolas" w:hAnsi="Consolas" w:cs="Consolas"/>
+            <w:sz w:val="16"/>
+            <w:szCs w:val="16"/>
+          </w:rPr>
+          <w:t xml:space="preserve">  WHAT SPENDS THE POOL AND WHAT DOES NOT. clear and wet need crews: a cut cell is only dug once the capacity and the availability reach it, so on a saturated pool they are rationed away and the forecast measures nothing, however large the amount. coat lays retardant as a moisture floor and draft raises capacity from a water body; neither draws on the pool, so both still act when the pool is spent. When the brief reports the pool saturated, a tactic built on coat or draft can be measured and one built on clear or wet cannot.</w:t>
+        </w:r>
+      </w:ins>
+    </w:p>
+    <w:p>
+      <w:pPr>
+        <w:spacing w:after="0" w:line="240" w:lineRule="auto"/>
+        <w:rPr>
+          <w:ins w:id="940067" w:author="Claude" w:date="2026-10-29T21:30:00Z"/>
+        </w:rPr>
+      </w:pPr>
+      <w:ins w:id="940068" w:author="Claude" w:date="2026-10-29T21:30:00Z">
+        <w:r>
+          <w:rPr>
+            <w:rFonts w:ascii="Consolas" w:hAnsi="Consolas" w:cs="Consolas"/>
+            <w:sz w:val="16"/>
+            <w:szCs w:val="16"/>
+          </w:rPr>
+          <w:t xml:space="preserve">WHEN TO INVENT WHAT (think like an incident commander):</w:t>
+        </w:r>
+      </w:ins>
+    </w:p>
+    <w:p>
+      <w:pPr>
+        <w:spacing w:after="0" w:line="240" w:lineRule="auto"/>
+        <w:rPr>
+          <w:ins w:id="940069" w:author="Claude" w:date="2026-10-29T21:30:00Z"/>
+        </w:rPr>
+      </w:pPr>
+      <w:ins w:id="940070" w:author="Claude" w:date="2026-10-29T21:30:00Z">
+        <w:r>
+          <w:rPr>
+            <w:rFonts w:ascii="Consolas" w:hAnsi="Consolas" w:cs="Consolas"/>
+            <w:sz w:val="16"/>
+            <w:szCs w:val="16"/>
+          </w:rPr>
+          <w:t xml:space="preserve">  - a plain rule: the situation is expressible in the current concepts and an existing action answers it.</w:t>
+        </w:r>
+      </w:ins>
+    </w:p>
+    <w:p>
+      <w:pPr>
+        <w:spacing w:after="0" w:line="240" w:lineRule="auto"/>
+        <w:rPr>
+          <w:ins w:id="940071" w:author="Claude" w:date="2026-10-29T21:30:00Z"/>
+        </w:rPr>
+      </w:pPr>
+      <w:ins w:id="940072" w:author="Claude" w:date="2026-10-29T21:30:00Z">
+        <w:r>
+          <w:rPr>
+            <w:rFonts w:ascii="Consolas" w:hAnsi="Consolas" w:cs="Consolas"/>
+            <w:sz w:val="16"/>
+            <w:szCs w:val="16"/>
+          </w:rPr>
+          <w:t xml:space="preserve">  - a composite intervention: two channels must act AS ONE with a fixed ratio (hardening a town: protection + line).</w:t>
+        </w:r>
+      </w:ins>
+    </w:p>
+    <w:p>
+      <w:pPr>
+        <w:spacing w:after="0" w:line="240" w:lineRule="auto"/>
+        <w:rPr>
+          <w:ins w:id="940073" w:author="Claude" w:date="2026-10-29T21:30:00Z"/>
+        </w:rPr>
+      </w:pPr>
+      <w:ins w:id="940074" w:author="Claude" w:date="2026-10-29T21:30:00Z">
+        <w:r>
+          <w:rPr>
+            <w:rFonts w:ascii="Consolas" w:hAnsi="Consolas" w:cs="Consolas"/>
+            <w:sz w:val="16"/>
+            <w:szCs w:val="16"/>
+          </w:rPr>
+          <w:t xml:space="preserve">  - a clause actuator: the tactic needs its own geometry (a flank firing operation, a deep pre-wetted band). Use only what THIS map supports: no water means no drafting and no aerial drops; no population nearby means evacuate and prime are wasted orders.</w:t>
+        </w:r>
+      </w:ins>
+    </w:p>
+    <w:p>
+      <w:pPr>
+        <w:spacing w:after="0" w:line="240" w:lineRule="auto"/>
+        <w:rPr>
+          <w:ins w:id="940075" w:author="Claude" w:date="2026-10-29T21:30:00Z"/>
+        </w:rPr>
+      </w:pPr>
+      <w:ins w:id="940076" w:author="Claude" w:date="2026-10-29T21:30:00Z">
+        <w:r>
+          <w:rPr>
+            <w:rFonts w:ascii="Consolas" w:hAnsi="Consolas" w:cs="Consolas"/>
+            <w:sz w:val="16"/>
+            <w:szCs w:val="16"/>
+          </w:rPr>
+          <w:t xml:space="preserve">A NEW OBJECT MUST STAND ON ITS OWN. A package is measured twice: once against no package at all, and once against the SAME rule with the new object struck out and the ordinary orders of that rule left standing. If the forecast is no worse without the new object, the gain belonged to the ordinary orders and the package is refused, however large the gain was. So do not pad a new actuator with a resource deployment or a suppression effort that would have earned the same result by itself. Either give the new object the consequent list to itself, or make sure its clauses do work that the ordinary orders cannot do.</w:t>
+        </w:r>
+      </w:ins>
+    </w:p>
+    <w:p>
+      <w:pPr>
+        <w:spacing w:after="0" w:line="240" w:lineRule="auto"/>
+        <w:rPr>
+          <w:ins w:id="940077" w:author="Claude" w:date="2026-10-29T21:30:00Z"/>
+        </w:rPr>
+      </w:pPr>
+      <w:ins w:id="940078" w:author="Claude" w:date="2026-10-29T21:30:00Z">
+        <w:r>
+          <w:rPr>
+            <w:rFonts w:ascii="Consolas" w:hAnsi="Consolas" w:cs="Consolas"/>
+            <w:sz w:val="16"/>
+            <w:szCs w:val="16"/>
+          </w:rPr>
+          <w:t xml:space="preserve">STANDING RULES OF THE GAME: every proposal must FIRE in the situation it is proposed for (use current dominant terms, or '&gt;=' for a rising threat); orders must be strong enough to move a 45-minute physical forecast; every candidate is judged by simulation gates (form, vocabulary, relevance, availability, two reseeded A/B forecasts, and a growth margin for new vocabulary); a rejected proposal comes back to you once with the failing gate named, so fix exactly that. Always return ONLY the JSON.</w:t>
+        </w:r>
+      </w:ins>
+    </w:p>
+    <w:p>
+      <w:pPr>
+        <w:spacing w:after="0" w:line="240" w:lineRule="auto"/>
+        <w:rPr>
+          <w:ins w:id="940079" w:author="Claude" w:date="2026-10-29T21:30:00Z"/>
+        </w:rPr>
+      </w:pPr>
+      <w:ins w:id="940080" w:author="Claude" w:date="2026-10-29T21:30:00Z">
+        <w:r>
+          <w:rPr>
+            <w:rFonts w:ascii="Consolas" w:hAnsi="Consolas" w:cs="Consolas"/>
+            <w:sz w:val="16"/>
+            <w:szCs w:val="16"/>
+          </w:rPr>
+          <w:t xml:space="preserve">=== END OF MISSION BRIEF ===</w:t>
+        </w:r>
+      </w:ins>
+    </w:p>
+    <w:p>
+      <w:pPr>
+        <w:spacing w:after="0" w:line="240" w:lineRule="auto"/>
+        <w:rPr>
+          <w:ins w:id="940081" w:author="Claude" w:date="2026-10-29T21:30:00Z"/>
+        </w:rPr>
+      </w:pPr>
+      <w:ins w:id="940082" w:author="Claude" w:date="2026-10-29T21:30:00Z">
+        <w:r>
+          <w:rPr>
+            <w:rFonts w:ascii="Consolas" w:hAnsi="Consolas" w:cs="Consolas"/>
+            <w:sz w:val="16"/>
+            <w:szCs w:val="16"/>
+          </w:rPr>
+          <w:t xml:space="preserve">INCIDENT BRIEF:</w:t>
+        </w:r>
+      </w:ins>
+    </w:p>
+    <w:p>
+      <w:pPr>
+        <w:spacing w:after="0" w:line="240" w:lineRule="auto"/>
+        <w:rPr>
+          <w:ins w:id="940083" w:author="Claude" w:date="2026-10-29T21:30:00Z"/>
+        </w:rPr>
+      </w:pPr>
+      <w:ins w:id="940084" w:author="Claude" w:date="2026-10-29T21:30:00Z">
+        <w:r>
+          <w:rPr>
+            <w:rFonts w:ascii="Consolas" w:hAnsi="Consolas" w:cs="Consolas"/>
+            <w:sz w:val="16"/>
+            <w:szCs w:val="16"/>
+          </w:rPr>
+          <w:t xml:space="preserve">- fire: 166 cells burning now, 14.9 ha burned so far, t = 12 min</w:t>
+        </w:r>
+      </w:ins>
+    </w:p>
+    <w:p>
+      <w:pPr>
+        <w:spacing w:after="0" w:line="240" w:lineRule="auto"/>
+        <w:rPr>
+          <w:ins w:id="940085" w:author="Claude" w:date="2026-10-29T21:30:00Z"/>
+        </w:rPr>
+      </w:pPr>
+      <w:ins w:id="940086" w:author="Claude" w:date="2026-10-29T21:30:00Z">
+        <w:r>
+          <w:rPr>
+            <w:rFonts w:ascii="Consolas" w:hAnsi="Consolas" w:cs="Consolas"/>
+            <w:sz w:val="16"/>
+            <w:szCs w:val="16"/>
+          </w:rPr>
+          <w:t xml:space="preserve">- trend since 12 min ago: GROWING, 0 -&gt; 166 burning cells, spreading at 74.7 ha/h. The orders in force are not holding it.</w:t>
+        </w:r>
+      </w:ins>
+    </w:p>
+    <w:p>
+      <w:pPr>
+        <w:spacing w:after="0" w:line="240" w:lineRule="auto"/>
+        <w:rPr>
+          <w:ins w:id="940087" w:author="Claude" w:date="2026-10-29T21:30:00Z"/>
+        </w:rPr>
+      </w:pPr>
+      <w:ins w:id="940088" w:author="Claude" w:date="2026-10-29T21:30:00Z">
+        <w:r>
+          <w:rPr>
+            <w:rFonts w:ascii="Consolas" w:hAnsi="Consolas" w:cs="Consolas"/>
+            <w:sz w:val="16"/>
+            <w:szCs w:val="16"/>
+          </w:rPr>
+          <w:t xml:space="preserve">- front centred near cell (59,11); wind 8.0 m/s from 0 deg, so the spread runs downwind of that point</w:t>
+        </w:r>
+      </w:ins>
+    </w:p>
+    <w:p>
+      <w:pPr>
+        <w:spacing w:after="0" w:line="240" w:lineRule="auto"/>
+        <w:rPr>
+          <w:ins w:id="940089" w:author="Claude" w:date="2026-10-29T21:30:00Z"/>
+        </w:rPr>
+      </w:pPr>
+      <w:ins w:id="940090" w:author="Claude" w:date="2026-10-29T21:30:00Z">
+        <w:r>
+          <w:rPr>
+            <w:rFonts w:ascii="Consolas" w:hAnsi="Consolas" w:cs="Consolas"/>
+            <w:sz w:val="16"/>
+            <w:szCs w:val="16"/>
+          </w:rPr>
+          <w:t xml:space="preserve">- fuel moisture at the front 0.08 (drier burns faster)</w:t>
+        </w:r>
+      </w:ins>
+    </w:p>
+    <w:p>
+      <w:pPr>
+        <w:spacing w:after="0" w:line="240" w:lineRule="auto"/>
+        <w:rPr>
+          <w:ins w:id="940091" w:author="Claude" w:date="2026-10-29T21:30:00Z"/>
+        </w:rPr>
+      </w:pPr>
+      <w:ins w:id="940092" w:author="Claude" w:date="2026-10-29T21:30:00Z">
+        <w:r>
+          <w:rPr>
+            <w:rFonts w:ascii="Consolas" w:hAnsi="Consolas" w:cs="Consolas"/>
+            <w:sz w:val="16"/>
+            <w:szCs w:val="16"/>
+          </w:rPr>
+          <w:t xml:space="preserve">- nearest asset: population 'Village 4 residents' at 268 m from the fire, 731 persons</w:t>
+        </w:r>
+      </w:ins>
+    </w:p>
+    <w:p>
+      <w:pPr>
+        <w:spacing w:after="0" w:line="240" w:lineRule="auto"/>
+        <w:rPr>
+          <w:ins w:id="940093" w:author="Claude" w:date="2026-10-29T21:30:00Z"/>
+        </w:rPr>
+      </w:pPr>
+      <w:ins w:id="940094" w:author="Claude" w:date="2026-10-29T21:30:00Z">
+        <w:r>
+          <w:rPr>
+            <w:rFonts w:ascii="Consolas" w:hAnsi="Consolas" w:cs="Consolas"/>
+            <w:sz w:val="16"/>
+            <w:szCs w:val="16"/>
+          </w:rPr>
+          <w:t xml:space="preserve">- water: a lake/sea lies ~175 m from the front; a draft clause raises sustained capacity near it</w:t>
+        </w:r>
+      </w:ins>
+    </w:p>
+    <w:p>
+      <w:pPr>
+        <w:spacing w:after="0" w:line="240" w:lineRule="auto"/>
+        <w:rPr>
+          <w:ins w:id="940095" w:author="Claude" w:date="2026-10-29T21:30:00Z"/>
+        </w:rPr>
+      </w:pPr>
+      <w:ins w:id="940096" w:author="Claude" w:date="2026-10-29T21:30:00Z">
+        <w:r>
+          <w:rPr>
+            <w:rFonts w:ascii="Consolas" w:hAnsi="Consolas" w:cs="Consolas"/>
+            <w:sz w:val="16"/>
+            <w:szCs w:val="16"/>
+          </w:rPr>
+          <w:t xml:space="preserve">- resources: available capacity 739.8 (rcap sum), mean travel time to the front 45 min; air support can reach the whole map</w:t>
+        </w:r>
+      </w:ins>
+    </w:p>
+    <w:p>
+      <w:pPr>
+        <w:spacing w:after="0" w:line="240" w:lineRule="auto"/>
+        <w:rPr>
+          <w:ins w:id="940097" w:author="Claude" w:date="2026-10-29T21:30:00Z"/>
+        </w:rPr>
+      </w:pPr>
+      <w:ins w:id="940098" w:author="Claude" w:date="2026-10-29T21:30:00Z">
+        <w:r>
+          <w:rPr>
+            <w:rFonts w:ascii="Consolas" w:hAnsi="Consolas" w:cs="Consolas"/>
+            <w:sz w:val="16"/>
+            <w:szCs w:val="16"/>
+          </w:rPr>
+          <w:t xml:space="preserve">- cost terms now: burned area=0.10, asset loss=0.00, population exposure=0.00; the biggest bleed is burned area</w:t>
+        </w:r>
+      </w:ins>
+    </w:p>
+    <w:p>
+      <w:pPr>
+        <w:spacing w:after="0" w:line="240" w:lineRule="auto"/>
+        <w:rPr>
+          <w:ins w:id="940099" w:author="Claude" w:date="2026-10-29T21:30:00Z"/>
+        </w:rPr>
+      </w:pPr>
+      <w:ins w:id="940100" w:author="Claude" w:date="2026-10-29T21:30:00Z">
+        <w:r>
+          <w:rPr>
+            <w:rFonts w:ascii="Consolas" w:hAnsi="Consolas" w:cs="Consolas"/>
+            <w:sz w:val="16"/>
+            <w:szCs w:val="16"/>
+          </w:rPr>
+          <w:t xml:space="preserve">- ANALYSIS REQUIRED before answering: from the brief, decide where the fire is heading, what is lost first, and which intervention family cuts the 45-minute PHYSICAL forecast most given the travel times and capacity (direct suppression when the front is reachable and capacity is free; containment across the downwind path when it is not; evacuation and warning when people are close). Then write the ONE rule (or package) that orders exactly that. Output ONLY the JSON.</w:t>
+        </w:r>
+      </w:ins>
+    </w:p>
+    <w:p>
+      <w:pPr>
+        <w:spacing w:after="0" w:line="240" w:lineRule="auto"/>
+        <w:rPr>
+          <w:ins w:id="940101" w:author="Claude" w:date="2026-10-29T21:30:00Z"/>
+        </w:rPr>
+      </w:pPr>
+      <w:ins w:id="940102" w:author="Claude" w:date="2026-10-29T21:30:00Z">
+        <w:r>
+          <w:rPr>
+            <w:rFonts w:ascii="Consolas" w:hAnsi="Consolas" w:cs="Consolas"/>
+            <w:sz w:val="16"/>
+            <w:szCs w:val="16"/>
+          </w:rPr>
+          <w:t xml:space="preserve">fire_threat_level=0.78, asset_exposure_risk=0.45, suppression_feasibility=0.95, intervention_urgency=0.72, evacuation_pressure=0.50</w:t>
+        </w:r>
+      </w:ins>
+    </w:p>
+    <w:p>
+      <w:pPr>
+        <w:spacing w:after="0" w:line="240" w:lineRule="auto"/>
+        <w:rPr>
+          <w:ins w:id="940103" w:author="Claude" w:date="2026-10-29T21:30:00Z"/>
+        </w:rPr>
+      </w:pPr>
+      <w:ins w:id="940104" w:author="Claude" w:date="2026-10-29T21:30:00Z">
+        <w:r>
+          <w:rPr>
+            <w:rFonts w:ascii="Consolas" w:hAnsi="Consolas" w:cs="Consolas"/>
+            <w:sz w:val="16"/>
+            <w:szCs w:val="16"/>
+          </w:rPr>
+          <w:t xml:space="preserve">Current dominant terms: fire_threat_level=H, asset_exposure_risk=L, suppression_feasibility=VH, intervention_urgency=VH, evacuation_pressure=VH</w:t>
+        </w:r>
+      </w:ins>
+    </w:p>
+    <w:p>
+      <w:pPr>
+        <w:spacing w:after="0" w:line="240" w:lineRule="auto"/>
+        <w:rPr>
+          <w:ins w:id="940105" w:author="Claude" w:date="2026-10-29T21:30:00Z"/>
+        </w:rPr>
+      </w:pPr>
+      <w:ins w:id="940106" w:author="Claude" w:date="2026-10-29T21:30:00Z">
+        <w:r>
+          <w:rPr>
+            <w:rFonts w:ascii="Consolas" w:hAnsi="Consolas" w:cs="Consolas"/>
+            <w:sz w:val="16"/>
+            <w:szCs w:val="16"/>
+          </w:rPr>
+          <w:t xml:space="preserve">HARD REQUIREMENT: the rule must FIRE in this PRESENT situation. For every concept used in the antecedents pick its CURRENT dominant term above (a neighbouring term only if it still holds now). A rule for a hypothetical other situation is rejected without simulation. In a deficit the orders must be strong enough to move a 45-minute forecast; timid consequents (&lt; 0.6 on the main channel) rarely clear the gates. For a threat that will keep RISING, write the term as '&gt;=H' (fires at H and everything above), so the rule stays in force while the situation escalates instead of falling silent at VH.</w:t>
+        </w:r>
+      </w:ins>
+    </w:p>
+    <w:p>
+      <w:pPr>
+        <w:spacing w:after="0" w:line="240" w:lineRule="auto"/>
+        <w:rPr>
+          <w:ins w:id="940107" w:author="Claude" w:date="2026-10-29T21:30:00Z"/>
+        </w:rPr>
+      </w:pPr>
+      <w:ins w:id="940108" w:author="Claude" w:date="2026-10-29T21:30:00Z">
+        <w:r>
+          <w:rPr>
+            <w:rFonts w:ascii="Consolas" w:hAnsi="Consolas" w:cs="Consolas"/>
+            <w:sz w:val="16"/>
+            <w:szCs w:val="16"/>
+          </w:rPr>
+          <w:t xml:space="preserve">Current rule base:</w:t>
+        </w:r>
+      </w:ins>
+    </w:p>
+    <w:p>
+      <w:pPr>
+        <w:spacing w:after="0" w:line="240" w:lineRule="auto"/>
+        <w:rPr>
+          <w:ins w:id="940109" w:author="Claude" w:date="2026-10-29T21:30:00Z"/>
+        </w:rPr>
+      </w:pPr>
+      <w:ins w:id="940110" w:author="Claude" w:date="2026-10-29T21:30:00Z">
+        <w:r>
+          <w:rPr>
+            <w:rFonts w:ascii="Consolas" w:hAnsi="Consolas" w:cs="Consolas"/>
+            <w:sz w:val="16"/>
+            <w:szCs w:val="16"/>
+          </w:rPr>
+          <w:t xml:space="preserve">R7: IF asset exposure risk is VH AND suppression feasibility is L THEN asset protection 0.9, containment line 0.6</w:t>
+        </w:r>
+      </w:ins>
+    </w:p>
+    <w:p>
+      <w:pPr>
+        <w:spacing w:after="0" w:line="240" w:lineRule="auto"/>
+        <w:rPr>
+          <w:ins w:id="940111" w:author="Claude" w:date="2026-10-29T21:30:00Z"/>
+        </w:rPr>
+      </w:pPr>
+      <w:ins w:id="940112" w:author="Claude" w:date="2026-10-29T21:30:00Z">
+        <w:r>
+          <w:rPr>
+            <w:rFonts w:ascii="Consolas" w:hAnsi="Consolas" w:cs="Consolas"/>
+            <w:sz w:val="16"/>
+            <w:szCs w:val="16"/>
+          </w:rPr>
+          <w:t xml:space="preserve">R11: IF evacuation pressure is VH AND suppression feasibility is VL THEN evacuation 1.0, public warning 1.0, resource deployment 0.7; withdraw offensive intensities (deployment supports the evacuation; offensive intensities withdrawn)</w:t>
+        </w:r>
+      </w:ins>
+    </w:p>
+    <w:p>
+      <w:pPr>
+        <w:spacing w:after="0" w:line="240" w:lineRule="auto"/>
+        <w:rPr>
+          <w:ins w:id="940113" w:author="Claude" w:date="2026-10-29T21:30:00Z"/>
+        </w:rPr>
+      </w:pPr>
+      <w:ins w:id="940114" w:author="Claude" w:date="2026-10-29T21:30:00Z">
+        <w:r>
+          <w:rPr>
+            <w:rFonts w:ascii="Consolas" w:hAnsi="Consolas" w:cs="Consolas"/>
+            <w:sz w:val="16"/>
+            <w:szCs w:val="16"/>
+          </w:rPr>
+          <w:t xml:space="preserve">R15: IF fire threat level is VH AND suppression feasibility is VL THEN containment line 0.9, evacuation 0.6, public warning 0.8</w:t>
+        </w:r>
+      </w:ins>
+    </w:p>
+    <w:p>
+      <w:pPr>
+        <w:spacing w:after="0" w:line="240" w:lineRule="auto"/>
+        <w:rPr>
+          <w:ins w:id="940115" w:author="Claude" w:date="2026-10-29T21:30:00Z"/>
+        </w:rPr>
+      </w:pPr>
+      <w:ins w:id="940116" w:author="Claude" w:date="2026-10-29T21:30:00Z">
+        <w:r>
+          <w:rPr>
+            <w:rFonts w:ascii="Consolas" w:hAnsi="Consolas" w:cs="Consolas"/>
+            <w:sz w:val="16"/>
+            <w:szCs w:val="16"/>
+          </w:rPr>
+          <w:t xml:space="preserve">R20: IF intervention urgency is VH THEN resource deployment 1.0 (priority preemption across regions)</w:t>
+        </w:r>
+      </w:ins>
+    </w:p>
+    <w:p>
+      <w:pPr>
+        <w:spacing w:after="0" w:line="240" w:lineRule="auto"/>
+        <w:rPr>
+          <w:ins w:id="940117" w:author="Claude" w:date="2026-10-29T21:30:00Z"/>
+        </w:rPr>
+      </w:pPr>
+      <w:ins w:id="940118" w:author="Claude" w:date="2026-10-29T21:30:00Z">
+        <w:r>
+          <w:rPr>
+            <w:rFonts w:ascii="Consolas" w:hAnsi="Consolas" w:cs="Consolas"/>
+            <w:sz w:val="16"/>
+            <w:szCs w:val="16"/>
+          </w:rPr>
+          <w:t xml:space="preserve">R26: IF fire threat level is VH THEN suppression effort 1.0, resource deployment 0.8</w:t>
+        </w:r>
+      </w:ins>
+    </w:p>
+    <w:p>
+      <w:pPr>
+        <w:spacing w:after="0" w:line="240" w:lineRule="auto"/>
+        <w:rPr>
+          <w:ins w:id="940119" w:author="Claude" w:date="2026-10-29T21:30:00Z"/>
+        </w:rPr>
+      </w:pPr>
+      <w:ins w:id="940120" w:author="Claude" w:date="2026-10-29T21:30:00Z">
+        <w:r>
+          <w:rPr>
+            <w:rFonts w:ascii="Consolas" w:hAnsi="Consolas" w:cs="Consolas"/>
+            <w:sz w:val="16"/>
+            <w:szCs w:val="16"/>
+          </w:rPr>
+          <w:t xml:space="preserve">The base is nearly silent here (max fired weight 0.42): propose ONE rule that ANSWERS this situation. If the five decision concepts and six base interventions cannot cleanly express the RIGHT response for this situation, PREFER a PACKAGE: ONE composite intervention (a weighted mix of base channels), and write the rule USING that new object. Grow the vocabulary when it genuinely helps answer the void. A composite must DIFFER IN EFFECT from any single channel or it fails the growth margin: containment_line+suppression_effort acts as a backburn pattern across the downwind path, asset_protection+containment_line hardens a threatened settlement; evacuation+public_warning is REDUNDANT (a plain rule already orders both) and will be rejected.</w:t>
+        </w:r>
+      </w:ins>
+    </w:p>
+    <w:p>
+      <w:pPr>
+        <w:spacing w:after="0" w:line="240" w:lineRule="auto"/>
+        <w:rPr>
+          <w:ins w:id="940121" w:author="Claude" w:date="2026-10-29T21:30:00Z"/>
+        </w:rPr>
+      </w:pPr>
+      <w:ins w:id="940122" w:author="Claude" w:date="2026-10-29T21:30:00Z">
+        <w:r>
+          <w:rPr>
+            <w:rFonts w:ascii="Consolas" w:hAnsi="Consolas" w:cs="Consolas"/>
+            <w:sz w:val="16"/>
+            <w:szCs w:val="16"/>
+          </w:rPr>
+          <w:t xml:space="preserve">Do NOT re-issue an existing rule's antecedent cell with different numbers (that is the tuning stage's job); pick an UNCOVERED situation cell.</w:t>
+        </w:r>
+      </w:ins>
+    </w:p>
+    <w:p>
+      <w:pPr>
+        <w:spacing w:after="0" w:line="240" w:lineRule="auto"/>
+        <w:rPr>
+          <w:ins w:id="940123" w:author="Claude" w:date="2026-10-29T21:30:00Z"/>
+        </w:rPr>
+      </w:pPr>
+      <w:ins w:id="940124" w:author="Claude" w:date="2026-10-29T21:30:00Z">
+        <w:r>
+          <w:rPr>
+            <w:rFonts w:ascii="Consolas" w:hAnsi="Consolas" w:cs="Consolas"/>
+            <w:sz w:val="16"/>
+            <w:szCs w:val="16"/>
+          </w:rPr>
+          <w:t xml:space="preserve">This time return 6 DIFFERENT proposals, each one complete and following the schema exactly, as ONE minified JSON object of the form {"candidates": [P1, P2, ...]}. Make them differ in tactic (rule, macro, sited intervention, sector, band), not only in numbers. Each must hold for the PRESENT reading.</w:t>
+        </w:r>
+      </w:ins>
+    </w:p>
+    <w:p>
+      <w:pPr>
+        <w:spacing w:after="0" w:line="240" w:lineRule="auto"/>
+        <w:rPr>
+          <w:ins w:id="940125" w:author="Claude" w:date="2026-10-29T21:30:00Z"/>
+        </w:rPr>
+      </w:pPr>
+      <w:ins w:id="940126" w:author="Claude" w:date="2026-10-29T21:30:00Z">
+        <w:r>
+          <w:rPr>
+            <w:rFonts w:ascii="Consolas" w:hAnsi="Consolas" w:cs="Consolas"/>
+            <w:sz w:val="16"/>
+            <w:szCs w:val="16"/>
+          </w:rPr>
+          <w:t xml:space="preserve">Answer with the MINIFIED JSON object only, on one line, with no commentary before or after it: every extra token delays the simulation that is waiting on this call and is then discarded unread. Return ONLY a JSON object: {"antecedents": [[concept, term], ...], "consequents": [[intervention, intensity], ...]} with concepts from ['fire_threat_level', 'asset_exposure_risk', 'suppression_feasibility', 'intervention_urgency', 'evacuation_pressure'], terms from ['VL', 'L', 'M', 'H', 'VH'], interventions from ['suppression_effort', 'resource_deployment', 'containment_line', 'asset_protection', 'evacuation', 'public_warning'], intensities in [0,1]. Max 3 antecedents, max 3 consequents. OPTIONALLY the proposal may be a PACKAGE that grows the vocabulary, by adding ONE of: "new_intervention": {"name": str, "composition": [[base_intervention, weight], ...] (at most 3, weights in (0,1] and read as the RELATIVE PROPORTIONS of the bundle: they are rescaled so the strongest component runs at the rule's own intensity, so a composite is never weaker than ordering the same channels directly)} or "new_intervention": {"name": str, "clauses": [{"effect": one of ['wet', 'clear', 'ignite', 'coat', 'evacuate', 'prime', 'draft'], "sector": one of ['head', 'flank', 'rear', 'ring', 'at_fire', 'assets', 'populated'], "range": [rin, rout], a distance band in cells from the sector's reference cells (rin=0 includes them), 0&lt;=rin&lt;=rout&lt;=15, "amount": (0,1]}, ...] (at most 3 clauses)} which defines a NEW ACTUATOR: a tactic that no existing channel expresses, compiled directly into the raster operators of the physics engine. A package must still contain the rule, and the rule must USE the new object (the new intervention in its consequents). FIXED by design: the ten features, the five decision axes, the nine executable intervention channels (the six doctrine families plus [], which are implemented and available but which no seed rule orders) and the 7 verified physical effects a clause may invoke. Within that basis you may compose freely, and a clause actuator may place a verified effect where no existing action places it; you may NOT invent a new feature, a new decision axis or a physical effect outside the verified set. What the map itself can support is stated in the situation brief: an action the terrain cannot supply is rejected before it is ever simulated.</w:t>
+        </w:r>
+      </w:ins>
+    </w:p>
+    <w:p>
+      <w:pPr>
+        <w:rPr>
+          <w:ins w:id="940127" w:author="Claude" w:date="2026-10-29T21:30:00Z"/>
+        </w:rPr>
+      </w:pPr>
+      <w:ins w:id="940128" w:author="Claude" w:date="2026-10-29T21:30:00Z">
+        <w:r>
+          <w:rPr/>
+          <w:t xml:space="preserve"> </w:t>
+        </w:r>
+      </w:ins>
+    </w:p>
+    <w:p>
+      <w:pPr>
+        <w:pStyle w:val="Heading1"/>
+        <w:rPr>
+          <w:ins w:id="940129" w:author="Claude" w:date="2026-10-29T21:30:00Z"/>
+        </w:rPr>
+      </w:pPr>
+      <w:ins w:id="940130" w:author="Claude" w:date="2026-10-29T21:30:00Z">
+        <w:r>
+          <w:rPr/>
+          <w:t xml:space="preserve">Reply format</w:t>
+        </w:r>
+      </w:ins>
+    </w:p>
+    <w:p>
+      <w:pPr>
+        <w:rPr>
+          <w:ins w:id="940131" w:author="Claude" w:date="2026-10-29T21:30:00Z"/>
+        </w:rPr>
+      </w:pPr>
+      <w:ins w:id="940132" w:author="Claude" w:date="2026-10-29T21:30:00Z">
+        <w:r>
+          <w:rPr/>
+          <w:t xml:space="preserve">The reply is one minified JSON object with a list of candidates. Each candidate carries antecedents over the five concepts, consequents over the six families and, for a composed intervention, a new_intervention with up to three clauses. The object below is an admitted candidate as recorded in the campaign log, the asset collar tactic of Table S3 in the S1 world with seed 213.</w:t>
+        </w:r>
+      </w:ins>
+    </w:p>
+    <w:p>
+      <w:pPr>
+        <w:spacing w:after="0" w:line="240" w:lineRule="auto"/>
+        <w:rPr>
+          <w:ins w:id="940133" w:author="Claude" w:date="2026-10-29T21:30:00Z"/>
+        </w:rPr>
+      </w:pPr>
+      <w:ins w:id="940134" w:author="Claude" w:date="2026-10-29T21:30:00Z">
+        <w:r>
+          <w:rPr>
+            <w:rFonts w:ascii="Consolas" w:hAnsi="Consolas" w:cs="Consolas"/>
+            <w:sz w:val="16"/>
+            <w:szCs w:val="16"/>
+          </w:rPr>
+          <w:t xml:space="preserve">{"antecedents":[["asset_exposure_risk","H"],["evacuation_pressure","VL"]],"consequents":[["populated ready belt",0.9]],"new_intervention":{"name":"populated ready belt","clauses":[{"effect":"prime","sector":"populated","range":[0,3],"amount":1.0},{"effect":"coat","sector":"populated","range":[1,4],"amount":1.0}]}}</w:t>
+        </w:r>
+      </w:ins>
+    </w:p>
     <w:sectPr>
       <w:footerReference w:type="default" r:id="rId8"/>
       <w:pgSz w:w="12240" w:h="15840"/>

--- a/02_Article/ieee_systems/VODA_Supplementary_Material.docx
+++ b/02_Article/ieee_systems/VODA_Supplementary_Material.docx
@@ -12,7 +12,15 @@
     </w:p>
     <w:p>
       <w:r>
-        <w:t>A Decision Support Architecture With a Verified Open Decision Space for Wildfire Response</w:t>
+        <w:t xml:space="preserve">A Decision Support Architecture </w:t>
+      </w:r>
+      <w:proofErr w:type="gramStart"/>
+      <w:r>
+        <w:t>With</w:t>
+      </w:r>
+      <w:proofErr w:type="gramEnd"/>
+      <w:r>
+        <w:t xml:space="preserve"> a Verified Open Decision Space for Wildfire Response</w:t>
       </w:r>
     </w:p>
     <w:p>
@@ -25,13 +33,7 @@
     </w:p>
     <w:p>
       <w:r>
-        <w:t xml:space="preserve">The five seed rules and 35 additional rules translate five assessments of a fire incident into intervention requests. They are hand-written design choices based on fire threat, exposed assets, resource access and availability, </w:t>
-      </w:r>
-      <w:r>
-        <w:t>time pressur</w:t>
-      </w:r>
-      <w:r>
-        <w:t>e, and evacuation access. Each decision concept answers one operational question.</w:t>
+        <w:t>The five seed rules and 35 additional rules translate five assessments of a fire incident into intervention requests. They are hand-written design choices based on fire threat, exposed assets, resource access and availability, time pressure, and evacuation access. Each decision concept answers one operational question.</w:t>
       </w:r>
     </w:p>
     <w:p>
@@ -75,13 +77,7 @@
         <w:t>Intervention urgency</w:t>
       </w:r>
       <w:r>
-        <w:t xml:space="preserve"> asks how urgently action is needed. It combines fire threat, asset exposure risk, and t</w:t>
-      </w:r>
-      <w:r>
-        <w:t>emporal urgency, which rises with the closeness of active fire and the burning share of the reg</w:t>
-      </w:r>
-      <w:r>
-        <w:t>ion.</w:t>
+        <w:t xml:space="preserve"> asks how urgently action is needed. It combines fire threat, asset exposure risk, and temporal urgency, which rises with the closeness of active fire and the burning share of the region.</w:t>
       </w:r>
     </w:p>
     <w:p>
@@ -92,13 +88,7 @@
         <w:t>Evacuation pressure</w:t>
       </w:r>
       <w:r>
-        <w:t xml:space="preserve"> asks how strongly the situation calls for evacuation. It combines asset exposure risk, reduced road access for leaving the area, and t</w:t>
-      </w:r>
-      <w:r>
-        <w:t>emporal urgency</w:t>
-      </w:r>
-      <w:r>
-        <w:t>.</w:t>
+        <w:t xml:space="preserve"> asks how strongly the situation calls for evacuation. It combines asset exposure risk, reduced road access for leaving the area, and temporal urgency.</w:t>
       </w:r>
     </w:p>
     <w:p>
@@ -155,11 +145,24 @@
       <w:r>
         <w:t>Table S</w:t>
       </w:r>
-      <w:fldSimple w:instr=" SEQ VODASupTable \r 1 \* ARABIC ">
-        <w:r>
-          <w:t>1</w:t>
-        </w:r>
-      </w:fldSimple>
+      <w:r>
+        <w:fldChar w:fldCharType="begin"/>
+      </w:r>
+      <w:r>
+        <w:instrText xml:space="preserve"> SEQ VODASupTable \r 1 </w:instrText>
+      </w:r>
+      <w:r>
+        <w:instrText xml:space="preserve">\* ARABIC </w:instrText>
+      </w:r>
+      <w:r>
+        <w:fldChar w:fldCharType="separate"/>
+      </w:r>
+      <w:r>
+        <w:t>1</w:t>
+      </w:r>
+      <w:r>
+        <w:fldChar w:fldCharType="end"/>
+      </w:r>
       <w:r>
         <w:t>. The five seed rules.</w:t>
       </w:r>
@@ -654,6 +657,7 @@
         <w:spacing w:before="120"/>
       </w:pPr>
       <w:r>
+        <w:lastRenderedPageBreak/>
         <w:t>Extending the five seeds to forty rules</w:t>
       </w:r>
     </w:p>
@@ -669,11 +673,24 @@
       <w:r>
         <w:t>Table S</w:t>
       </w:r>
-      <w:fldSimple w:instr=" SEQ VODASupTable \* ARABIC ">
-        <w:r>
-          <w:t>2</w:t>
-        </w:r>
-      </w:fldSimple>
+      <w:r>
+        <w:fldChar w:fldCharType="begin"/>
+      </w:r>
+      <w:r>
+        <w:instrText xml:space="preserve"> SEQ VODASu</w:instrText>
+      </w:r>
+      <w:r>
+        <w:instrText xml:space="preserve">pTable \* ARABIC </w:instrText>
+      </w:r>
+      <w:r>
+        <w:fldChar w:fldCharType="separate"/>
+      </w:r>
+      <w:r>
+        <w:t>2</w:t>
+      </w:r>
+      <w:r>
+        <w:fldChar w:fldCharType="end"/>
+      </w:r>
       <w:r>
         <w:t>. The 35 additional rules.</w:t>
       </w:r>
@@ -2782,6 +2799,7 @@
               <w:rPr>
                 <w:sz w:val="18"/>
               </w:rPr>
+              <w:lastRenderedPageBreak/>
               <w:t>R32</w:t>
             </w:r>
           </w:p>
@@ -3464,11 +3482,21 @@
       <w:r>
         <w:t>Table S</w:t>
       </w:r>
-      <w:fldSimple w:instr=" SEQ VODASupTable \* ARABIC ">
-        <w:r>
-          <w:t>3</w:t>
-        </w:r>
-      </w:fldSimple>
+      <w:r>
+        <w:fldChar w:fldCharType="begin"/>
+      </w:r>
+      <w:r>
+        <w:instrText xml:space="preserve"> SEQ VODASupTable \* ARABIC </w:instrText>
+      </w:r>
+      <w:r>
+        <w:fldChar w:fldCharType="separate"/>
+      </w:r>
+      <w:r>
+        <w:t>3</w:t>
+      </w:r>
+      <w:r>
+        <w:fldChar w:fldCharType="end"/>
+      </w:r>
       <w:r>
         <w:t>. Recorded rules and their intervention definitions</w:t>
       </w:r>
@@ -3612,50 +3640,14 @@
               <w:rPr>
                 <w:sz w:val="18"/>
               </w:rPr>
-              <w:t>asset collar</w:t>
-            </w:r>
-            <w:r>
-              <w:rPr>
-                <w:sz w:val="18"/>
-              </w:rPr>
-              <w:t xml:space="preserve"> 0.9</w:t>
-            </w:r>
-            <w:r>
-              <w:rPr>
-                <w:sz w:val="18"/>
-              </w:rPr>
-              <w:t xml:space="preserve">; definition: </w:t>
+              <w:t xml:space="preserve">asset collar 0.9; definition: </w:t>
             </w:r>
             <w:r>
               <w:rPr>
                 <w:sz w:val="18"/>
               </w:rPr>
               <w:br/>
-              <w:t xml:space="preserve">prime on populated, cells </w:t>
-            </w:r>
-            <w:r>
-              <w:rPr>
-                <w:sz w:val="18"/>
-              </w:rPr>
-              <w:t>0 to 3</w:t>
-            </w:r>
-            <w:r>
-              <w:rPr>
-                <w:sz w:val="18"/>
-              </w:rPr>
-              <w:t xml:space="preserve">, amount 1.0; coat on populated, cells </w:t>
-            </w:r>
-            <w:r>
-              <w:rPr>
-                <w:sz w:val="18"/>
-              </w:rPr>
-              <w:t>1 to 4</w:t>
-            </w:r>
-            <w:r>
-              <w:rPr>
-                <w:sz w:val="18"/>
-              </w:rPr>
-              <w:t>, amount 1.0</w:t>
+              <w:t>prime on populated, cells 0 to 3, amount 1.0; coat on populated, cells 1 to 4, amount 1.0</w:t>
             </w:r>
           </w:p>
         </w:tc>
@@ -3711,38 +3703,14 @@
               <w:rPr>
                 <w:sz w:val="18"/>
               </w:rPr>
-              <w:t>head coating</w:t>
-            </w:r>
-            <w:r>
-              <w:rPr>
-                <w:sz w:val="18"/>
-              </w:rPr>
-              <w:t xml:space="preserve"> 1.0</w:t>
-            </w:r>
-            <w:r>
-              <w:rPr>
-                <w:sz w:val="18"/>
-              </w:rPr>
-              <w:t xml:space="preserve">; definition: </w:t>
+              <w:t xml:space="preserve">head coating 1.0; definition: </w:t>
             </w:r>
             <w:r>
               <w:rPr>
                 <w:sz w:val="18"/>
               </w:rPr>
               <w:br/>
-              <w:t xml:space="preserve">coat on head, cells </w:t>
-            </w:r>
-            <w:r>
-              <w:rPr>
-                <w:sz w:val="18"/>
-              </w:rPr>
-              <w:t>4 to 8</w:t>
-            </w:r>
-            <w:r>
-              <w:rPr>
-                <w:sz w:val="18"/>
-              </w:rPr>
-              <w:t>, amount 1.0</w:t>
+              <w:t>coat on head, cells 4 to 8, amount 1.0</w:t>
             </w:r>
           </w:p>
         </w:tc>
@@ -3798,19 +3766,7 @@
               <w:rPr>
                 <w:sz w:val="18"/>
               </w:rPr>
-              <w:t>interfac</w:t>
-            </w:r>
-            <w:r>
-              <w:rPr>
-                <w:sz w:val="18"/>
-              </w:rPr>
-              <w:t>e hardening 1.0</w:t>
-            </w:r>
-            <w:r>
-              <w:rPr>
-                <w:sz w:val="18"/>
-              </w:rPr>
-              <w:t xml:space="preserve">; definition: </w:t>
+              <w:t xml:space="preserve">interface hardening 1.0; definition: </w:t>
             </w:r>
             <w:r>
               <w:rPr>
@@ -3873,19 +3829,7 @@
               <w:rPr>
                 <w:sz w:val="18"/>
               </w:rPr>
-              <w:t>line and attack</w:t>
-            </w:r>
-            <w:r>
-              <w:rPr>
-                <w:sz w:val="18"/>
-              </w:rPr>
-              <w:t xml:space="preserve"> 0.9, resource deployment 0.8</w:t>
-            </w:r>
-            <w:r>
-              <w:rPr>
-                <w:sz w:val="18"/>
-              </w:rPr>
-              <w:t xml:space="preserve">; definition: </w:t>
+              <w:t xml:space="preserve">line and attack 0.9, resource deployment 0.8; definition: </w:t>
             </w:r>
             <w:r>
               <w:rPr>
@@ -3902,1261 +3846,2353 @@
     <w:p>
       <w:pPr>
         <w:pStyle w:val="Heading1"/>
-        <w:rPr/>
       </w:pPr>
       <w:r>
-        <w:t xml:space="preserve">Feature extraction</w:t>
+        <w:t>Feature extraction</w:t>
       </w:r>
     </w:p>
     <w:p>
-      <w:pPr>
-        <w:rPr/>
-      </w:pPr>
-      <w:r>
-        <w:t xml:space="preserve">Reference numbers in this and the following sections refer to the article.</w:t>
+      <w:r>
+        <w:t xml:space="preserve">Reference numbers in this and the following </w:t>
+      </w:r>
+      <w:r>
+        <w:t>sections refer to the article.</w:t>
       </w:r>
     </w:p>
     <w:p>
-      <w:pPr>
-        <w:rPr/>
-      </w:pPr>
-      <w:r>
-        <w:t xml:space="preserve">Regional extraction uses maximum observed intensity, zero without regional fire [47], mean Rothermel spread rate divided by 30 m/min [6] and fire-weather inputs [48]; weather severity clips 0.45 min(wind/20, 1) + 0.35(1 − humidity/100) + 0.20 clip((temperature − 15)/25). Ignition proximity is one inside a burning region, zero without fire, and otherwise clipped 1 − distance/(half-map diagonal); fuel load averages remaining fuel [44]. Asset exposure is maximum priority, weighting buildings, critical facilities, min–max population and inverted min–max route distance by 0.20, 0.40, 0.25 and 0.15 [4], and accessibility is mean terrain access [49]. Road coverage is divided by 0.05, and staged capacity times availability by 0.05 times maximum capacity times regional cell count [45], and urgency clips 0.6 times ignition proximity + 0.4 min(1, 10 times the regional burning fraction). Ratios and mixtures are clipped to [0, 1]; spread and fuel means use positive fuel-type cells. Min–max uses whole-map extrema and gives zero on constant maps. Intensity, proximity, fuel and urgency inherit observed-channel confidence; the other features carry confidence one.</w:t>
+      <w:r>
+        <w:t xml:space="preserve">Regional extraction uses maximum observed intensity, zero without regional fire [47], mean Rothermel spread rate divided by 30 m/min [6] and fire-weather inputs [48]; weather severity clips 0.45 </w:t>
+      </w:r>
+      <w:proofErr w:type="gramStart"/>
+      <w:r>
+        <w:t>min(</w:t>
+      </w:r>
+      <w:proofErr w:type="gramEnd"/>
+      <w:r>
+        <w:t>wind/20, 1) + 0.35(1 − hum</w:t>
+      </w:r>
+      <w:r>
+        <w:t>idity/100) + 0.20 clip((temperature − 15)/25). Ignition proximity is one inside a burning region, zero without fire, and otherwise clipped 1 − distance</w:t>
+      </w:r>
+      <w:proofErr w:type="gramStart"/>
+      <w:r>
+        <w:t>/(</w:t>
+      </w:r>
+      <w:proofErr w:type="gramEnd"/>
+      <w:r>
+        <w:t>half-map diagonal); fuel load averages remaining fuel [44]. Asset exposure is maximum priority, weighti</w:t>
+      </w:r>
+      <w:r>
+        <w:t>ng buildings, critical facilities, min–max population and inverted min–max route distance by 0.20, 0.40, 0.25 and 0.15 [4], and accessibility is mean terrain access [49]. Road coverage is divided by 0.05, and staged capacity times availability by 0.05 time</w:t>
+      </w:r>
+      <w:r>
+        <w:t xml:space="preserve">s maximum capacity times regional cell count [45], and urgency clips 0.6 times ignition proximity + 0.4 </w:t>
+      </w:r>
+      <w:proofErr w:type="gramStart"/>
+      <w:r>
+        <w:t>min(</w:t>
+      </w:r>
+      <w:proofErr w:type="gramEnd"/>
+      <w:r>
+        <w:t>1, 10 times the regional burning fraction). Ratios and mixtures are clipped to [0, 1]; spread and fuel means use positive fuel-type cells. Min–max u</w:t>
+      </w:r>
+      <w:r>
+        <w:t>ses whole-map extrema and gives zero on constant maps. Intensity, proximity, fuel and urgency inherit observed-channel confidence; the other features carry confidence one.</w:t>
       </w:r>
     </w:p>
     <w:p>
       <w:pPr>
         <w:pStyle w:val="Heading1"/>
-        <w:rPr/>
       </w:pPr>
       <w:r>
-        <w:t xml:space="preserve">Concept weights</w:t>
+        <w:t>Concept weights</w:t>
       </w:r>
     </w:p>
     <w:p>
-      <w:pPr>
-        <w:rPr/>
-      </w:pPr>
-      <w:r>
-        <w:t xml:space="preserve">The base concepts fire severity, spread hazard, fuel hazard, asset value, crew reachability and logistics support weight their inputs, in the listed input order, by 0.60/0.40, 0.45/0.35/0.20, 0.40/0.60, 1, 0.55/0.45 and 1, respectively. The five decision concepts similarly use 0.50/0.30/0.20, 0.40/0.60, 0.50/0.50, 0.40/0.35/0.25 and 0.45/0.25/0.30.</w:t>
+      <w:r>
+        <w:t>The base concepts fire severity, spread hazard, fuel hazard, asset v</w:t>
+      </w:r>
+      <w:r>
+        <w:t>alue, crew reachability and logistics support weight their inputs, in the listed input order, by 0.60/0.40, 0.45/0.35/0.20, 0.40/0.60, 1, 0.55/0.45 and 1, respectively. The five decision concepts similarly use 0.50/0.30/0.20, 0.40/0.60, 0.50/0.50, 0.40/0.3</w:t>
+      </w:r>
+      <w:r>
+        <w:t>5/0.25 and 0.45/0.25/0.30.</w:t>
       </w:r>
     </w:p>
     <w:p>
       <w:pPr>
         <w:pStyle w:val="Heading1"/>
-        <w:rPr/>
       </w:pPr>
       <w:r>
-        <w:t xml:space="preserve">Membership terms, adaptation constants and execution thresholds</w:t>
+        <w:t>Membership terms, adaptation constants and execution thresholds</w:t>
       </w:r>
     </w:p>
     <w:p>
-      <w:pPr>
-        <w:rPr/>
-      </w:pPr>
-      <w:r>
-        <w:t xml:space="preserve">The five membership trapezoids are VL (0, 0, 0.15, 0.30), L (0.15, 0.30, 0.35, 0.50), M (0.35, 0.50, 0.55, 0.70), H (0.55, 0.70, 0.75, 0.90) and VH (0.75, 0.90, 1, 1). Coverage is 0.05, persistence 0.9 per cycle, adaptation step 0.05, term insertion threshold 0.62 and attention threshold 0.35; monitored regions retain a share floor of 0.50. Adaptation is eligible once per decision interval, with at most two proposal revisions. Wind is in m/s, humidity in percent, temperature in °C and distance in cells. Clause amplitudes at most 0.05 are ignored; head/flank/rear cosine thresholds are ±0.35. Wet, clear and ignite require reach exp(−0.03 times travel minutes) times max(access, 0.9 times air availability) above 0.05 while at least 50 cells burn. Clear and ignite exclude urban and water cells.</w:t>
+      <w:r>
+        <w:t>The five membership trapezoids are VL (0, 0, 0.15, 0.30), L (0.15, 0.30, 0.35, 0.50), M (0.35, 0.50, 0.55, 0.70), H (0.55, 0.70, 0.75, 0.90) and VH (0.75, 0.90, 1, 1). Coverage is 0.05, persistence 0.9 per cycle, adaptation step 0.05, term insertion thresh</w:t>
+      </w:r>
+      <w:r>
+        <w:t>old 0.62 and attention threshold 0.35; monitored regions retain a share floor of 0.50. Adaptation is eligible once per decision interval, with at most two proposal revisions. Wind is in m/s, humidity in percent, temperature in °C and distance in cells. Cla</w:t>
+      </w:r>
+      <w:r>
+        <w:t xml:space="preserve">use amplitudes at most 0.05 are ignored; head/flank/rear cosine thresholds are ±0.35. Wet, clear and ignite </w:t>
+      </w:r>
+      <w:r>
+        <w:lastRenderedPageBreak/>
+        <w:t xml:space="preserve">require reach </w:t>
+      </w:r>
+      <w:proofErr w:type="gramStart"/>
+      <w:r>
+        <w:t>exp(</w:t>
+      </w:r>
+      <w:proofErr w:type="gramEnd"/>
+      <w:r>
+        <w:t>−0.03 times travel minutes) times max(access, 0.9 times air availability) above 0.05 while at least 50 cells burn. Clear and ignit</w:t>
+      </w:r>
+      <w:r>
+        <w:t>e exclude urban and water cells.</w:t>
       </w:r>
     </w:p>
     <w:p>
       <w:pPr>
         <w:pStyle w:val="Heading1"/>
-        <w:rPr/>
       </w:pPr>
       <w:r>
-        <w:t xml:space="preserve">Search budget and timing harness</w:t>
+        <w:t>Search budget and timing harness</w:t>
       </w:r>
     </w:p>
     <w:p>
-      <w:pPr>
-        <w:rPr/>
-      </w:pPr>
-      <w:r>
-        <w:t xml:space="preserve">On average, a call prices 5.0 candidates with 9.0 forecasts in the small random control and 5.0 candidates with 9.3 forecasts in candidate-only LLM screening. The timing harness uses five seeds (201–205), 80 × 60 cells for 1, 2, 4, 8 and 16 agents, and 80 × 60, 120 × 90 and 160 × 120 cells with four agents. It runs four ignitions, availability ×0.25, a 6 h episode, a 45 min planning horizon and three proposal revisions.</w:t>
+      <w:r>
+        <w:t xml:space="preserve">On average, a call prices 5.0 candidates with 9.0 forecasts in the small random control and 5.0 candidates with 9.3 forecasts in candidate-only LLM screening. The timing harness uses five seeds (201–205), 80 × 60 cells for 1, 2, 4, 8 and 16 agents, and 80 </w:t>
+      </w:r>
+      <w:r>
+        <w:t>× 60, 120 × 90 and 160 × 120 cells with four agents. It runs four ignitions, availability ×0.25, a 6 h episode, a 45 min planning horizon and three proposal revisions.</w:t>
       </w:r>
     </w:p>
     <w:p>
       <w:pPr>
         <w:pStyle w:val="Heading1"/>
-        <w:rPr>
-          <w:ins w:id="940001" w:author="Claude" w:date="2026-10-29T21:30:00Z"/>
-        </w:rPr>
       </w:pPr>
-      <w:ins w:id="940002" w:author="Claude" w:date="2026-10-29T21:30:00Z">
-        <w:r>
-          <w:rPr/>
-          <w:t xml:space="preserve">Proposer prompt and reply schema</w:t>
-        </w:r>
-      </w:ins>
+      <w:r>
+        <w:t>Proposer prompt and reply schema</w:t>
+      </w:r>
     </w:p>
     <w:p>
-      <w:pPr>
-        <w:rPr>
-          <w:ins w:id="940003" w:author="Claude" w:date="2026-10-29T21:30:00Z"/>
-        </w:rPr>
-      </w:pPr>
-      <w:ins w:id="940004" w:author="Claude" w:date="2026-10-29T21:30:00Z">
-        <w:r>
-          <w:rPr/>
-          <w:t xml:space="preserve">Each call to the proposer is one text. A mission brief is sent once per incident when the interface session is opened; it describes the map, the assets, the staged resources, the cost weights, the vocabulary of (19) and the rules of admission. Every later call sends the incident brief of the current cycle, the crisp readings and dominant terms of the five concepts, the current rule base, the request for six candidates and the reply schema. A rejected candidate is returned once with the name of the failing gate. The text below is the prompt of one call, recorded from the S3 world with seed 201 at minute 12 of the incident, reproduced verbatim; line breaks follow the recorded text. The actuator library of the implementation is withheld in the reported runs, which is why the list after "the six doctrine families plus" is empty.</w:t>
-        </w:r>
-      </w:ins>
+      <w:r>
+        <w:t xml:space="preserve">Each call to the proposer is one text. A mission brief </w:t>
+      </w:r>
+      <w:r>
+        <w:t>is sent once per incident when the interface session is opened; it describes the map, the assets, the staged resources, the cost weights, the vocabulary of (19) and the rules of admission. Every later call sends the incident brief of the current cycle, the</w:t>
+      </w:r>
+      <w:r>
+        <w:t xml:space="preserve"> crisp readings and dominant terms of the five concepts, the current rule base, the request for six candidates and the reply schema. A rejected candidate is returned once with the name of the failing gate. The text below is the prompt of one call, recorded</w:t>
+      </w:r>
+      <w:r>
+        <w:t xml:space="preserve"> from the S3 world with seed 201 at minute 12 of the incident, reproduced verbatim; line breaks follow the recorded text. The actuator library of the implementation is withheld in the reported runs, which is why the list after "the six doctrine families pl</w:t>
+      </w:r>
+      <w:r>
+        <w:t>us" is empty.</w:t>
+      </w:r>
     </w:p>
     <w:p>
       <w:pPr>
         <w:spacing w:after="0" w:line="240" w:lineRule="auto"/>
-        <w:rPr>
-          <w:ins w:id="940005" w:author="Claude" w:date="2026-10-29T21:30:00Z"/>
-        </w:rPr>
       </w:pPr>
-      <w:ins w:id="940006" w:author="Claude" w:date="2026-10-29T21:30:00Z">
-        <w:r>
-          <w:rPr>
-            <w:rFonts w:ascii="Consolas" w:hAnsi="Consolas" w:cs="Consolas"/>
-            <w:sz w:val="16"/>
-            <w:szCs w:val="16"/>
-          </w:rPr>
-          <w:t xml:space="preserve">You are the rule proposer of a wildfire decision support system. Situation:</w:t>
-        </w:r>
-      </w:ins>
+      <w:r>
+        <w:rPr>
+          <w:rFonts w:ascii="Consolas" w:hAnsi="Consolas" w:cs="Consolas"/>
+          <w:sz w:val="16"/>
+          <w:szCs w:val="16"/>
+        </w:rPr>
+        <w:t>You are the rule proposer of a wildfire decision support system. Situation:</w:t>
+      </w:r>
     </w:p>
     <w:p>
       <w:pPr>
         <w:spacing w:after="0" w:line="240" w:lineRule="auto"/>
-        <w:rPr>
-          <w:ins w:id="940007" w:author="Claude" w:date="2026-10-29T21:30:00Z"/>
-        </w:rPr>
       </w:pPr>
-      <w:ins w:id="940008" w:author="Claude" w:date="2026-10-29T21:30:00Z">
-        <w:r>
-          <w:rPr>
-            <w:rFonts w:ascii="Consolas" w:hAnsi="Consolas" w:cs="Consolas"/>
-            <w:sz w:val="16"/>
-            <w:szCs w:val="16"/>
-          </w:rPr>
-          <w:t xml:space="preserve">=== MISSION BRIEF (standing; read once, applies to every decision of this incident) ===</w:t>
-        </w:r>
-      </w:ins>
+      <w:r>
+        <w:rPr>
+          <w:rFonts w:ascii="Consolas" w:hAnsi="Consolas" w:cs="Consolas"/>
+          <w:sz w:val="16"/>
+          <w:szCs w:val="16"/>
+        </w:rPr>
+        <w:t>=== MISSION BRIEF (standing; read once, applies to every decision of this incident) ===</w:t>
+      </w:r>
     </w:p>
     <w:p>
       <w:pPr>
         <w:spacing w:after="0" w:line="240" w:lineRule="auto"/>
-        <w:rPr>
-          <w:ins w:id="940009" w:author="Claude" w:date="2026-10-29T21:30:00Z"/>
-        </w:rPr>
       </w:pPr>
-      <w:ins w:id="940010" w:author="Claude" w:date="2026-10-29T21:30:00Z">
-        <w:r>
-          <w:rPr>
-            <w:rFonts w:ascii="Consolas" w:hAnsi="Consolas" w:cs="Consolas"/>
-            <w:sz w:val="16"/>
-            <w:szCs w:val="16"/>
-          </w:rPr>
-          <w:t xml:space="preserve">MAP: 72 x 50 cells at 30 m; land cover: non fuel 13%, grass 22%, shrub 22%, pine litter 22%, hardwood 1%, water 4%, urban 17%.</w:t>
-        </w:r>
-      </w:ins>
+      <w:r>
+        <w:rPr>
+          <w:rFonts w:ascii="Consolas" w:hAnsi="Consolas" w:cs="Consolas"/>
+          <w:sz w:val="16"/>
+          <w:szCs w:val="16"/>
+        </w:rPr>
+        <w:t>MAP: 72 x 50 cells at 30 m; land cover: non fuel 13%, grass 22%, shrub 22%, pi</w:t>
+      </w:r>
+      <w:r>
+        <w:rPr>
+          <w:rFonts w:ascii="Consolas" w:hAnsi="Consolas" w:cs="Consolas"/>
+          <w:sz w:val="16"/>
+          <w:szCs w:val="16"/>
+        </w:rPr>
+        <w:t>ne litter 22%, hardwood 1%, water 4%, urban 17%.</w:t>
+      </w:r>
     </w:p>
     <w:p>
       <w:pPr>
         <w:spacing w:after="0" w:line="240" w:lineRule="auto"/>
-        <w:rPr>
-          <w:ins w:id="940011" w:author="Claude" w:date="2026-10-29T21:30:00Z"/>
-        </w:rPr>
       </w:pPr>
-      <w:ins w:id="940012" w:author="Claude" w:date="2026-10-29T21:30:00Z">
-        <w:r>
-          <w:rPr>
-            <w:rFonts w:ascii="Consolas" w:hAnsi="Consolas" w:cs="Consolas"/>
-            <w:sz w:val="16"/>
-            <w:szCs w:val="16"/>
-          </w:rPr>
-          <w:t xml:space="preserve">- water: 144 cells of lake/river/sea, centred near (54,27); engines and aircraft can draft/refill there, so sustained capacity near the water is real.</w:t>
-        </w:r>
-      </w:ins>
+      <w:r>
+        <w:rPr>
+          <w:rFonts w:ascii="Consolas" w:hAnsi="Consolas" w:cs="Consolas"/>
+          <w:sz w:val="16"/>
+          <w:szCs w:val="16"/>
+        </w:rPr>
+        <w:t xml:space="preserve">- water: 144 cells of lake/river/sea, </w:t>
+      </w:r>
+      <w:proofErr w:type="spellStart"/>
+      <w:r>
+        <w:rPr>
+          <w:rFonts w:ascii="Consolas" w:hAnsi="Consolas" w:cs="Consolas"/>
+          <w:sz w:val="16"/>
+          <w:szCs w:val="16"/>
+        </w:rPr>
+        <w:t>centred</w:t>
+      </w:r>
+      <w:proofErr w:type="spellEnd"/>
+      <w:r>
+        <w:rPr>
+          <w:rFonts w:ascii="Consolas" w:hAnsi="Consolas" w:cs="Consolas"/>
+          <w:sz w:val="16"/>
+          <w:szCs w:val="16"/>
+        </w:rPr>
+        <w:t xml:space="preserve"> near (54,27); engines and aircraft can draft/refill there, so sustained capacity near the water is real.</w:t>
+      </w:r>
     </w:p>
     <w:p>
       <w:pPr>
         <w:spacing w:after="0" w:line="240" w:lineRule="auto"/>
-        <w:rPr>
-          <w:ins w:id="940013" w:author="Claude" w:date="2026-10-29T21:30:00Z"/>
-        </w:rPr>
       </w:pPr>
-      <w:ins w:id="940014" w:author="Claude" w:date="2026-10-29T21:30:00Z">
-        <w:r>
-          <w:rPr>
-            <w:rFonts w:ascii="Consolas" w:hAnsi="Consolas" w:cs="Consolas"/>
-            <w:sz w:val="16"/>
-            <w:szCs w:val="16"/>
-          </w:rPr>
-          <w:t xml:space="preserve">- assets on the map (protect by value and life):</w:t>
-        </w:r>
-      </w:ins>
+      <w:r>
+        <w:rPr>
+          <w:rFonts w:ascii="Consolas" w:hAnsi="Consolas" w:cs="Consolas"/>
+          <w:sz w:val="16"/>
+          <w:szCs w:val="16"/>
+        </w:rPr>
+        <w:t>- assets on the map (protect by value and life):</w:t>
+      </w:r>
     </w:p>
     <w:p>
       <w:pPr>
         <w:spacing w:after="0" w:line="240" w:lineRule="auto"/>
-        <w:rPr>
-          <w:ins w:id="940015" w:author="Claude" w:date="2026-10-29T21:30:00Z"/>
-        </w:rPr>
       </w:pPr>
-      <w:ins w:id="940016" w:author="Claude" w:date="2026-10-29T21:30:00Z">
-        <w:r>
-          <w:rPr>
-            <w:rFonts w:ascii="Consolas" w:hAnsi="Consolas" w:cs="Consolas"/>
-            <w:sz w:val="16"/>
-            <w:szCs w:val="16"/>
-          </w:rPr>
-          <w:t xml:space="preserve">  population 'Town residents' at (45,41), ~2377 persons, value 1.0</w:t>
-        </w:r>
-      </w:ins>
+      <w:r>
+        <w:rPr>
+          <w:rFonts w:ascii="Consolas" w:hAnsi="Consolas" w:cs="Consolas"/>
+          <w:sz w:val="16"/>
+          <w:szCs w:val="16"/>
+        </w:rPr>
+        <w:t xml:space="preserve">  popul</w:t>
+      </w:r>
+      <w:r>
+        <w:rPr>
+          <w:rFonts w:ascii="Consolas" w:hAnsi="Consolas" w:cs="Consolas"/>
+          <w:sz w:val="16"/>
+          <w:szCs w:val="16"/>
+        </w:rPr>
+        <w:t>ation 'Town residents' at (45,41), ~2377 persons, value 1.0</w:t>
+      </w:r>
     </w:p>
     <w:p>
       <w:pPr>
         <w:spacing w:after="0" w:line="240" w:lineRule="auto"/>
-        <w:rPr>
-          <w:ins w:id="940017" w:author="Claude" w:date="2026-10-29T21:30:00Z"/>
-        </w:rPr>
       </w:pPr>
-      <w:ins w:id="940018" w:author="Claude" w:date="2026-10-29T21:30:00Z">
-        <w:r>
-          <w:rPr>
-            <w:rFonts w:ascii="Consolas" w:hAnsi="Consolas" w:cs="Consolas"/>
-            <w:sz w:val="16"/>
-            <w:szCs w:val="16"/>
-          </w:rPr>
-          <w:t xml:space="preserve">  building 'Town centre' at (45,41), value 1.0</w:t>
-        </w:r>
-      </w:ins>
+      <w:r>
+        <w:rPr>
+          <w:rFonts w:ascii="Consolas" w:hAnsi="Consolas" w:cs="Consolas"/>
+          <w:sz w:val="16"/>
+          <w:szCs w:val="16"/>
+        </w:rPr>
+        <w:t xml:space="preserve">  building 'Town </w:t>
+      </w:r>
+      <w:proofErr w:type="spellStart"/>
+      <w:r>
+        <w:rPr>
+          <w:rFonts w:ascii="Consolas" w:hAnsi="Consolas" w:cs="Consolas"/>
+          <w:sz w:val="16"/>
+          <w:szCs w:val="16"/>
+        </w:rPr>
+        <w:t>centre</w:t>
+      </w:r>
+      <w:proofErr w:type="spellEnd"/>
+      <w:r>
+        <w:rPr>
+          <w:rFonts w:ascii="Consolas" w:hAnsi="Consolas" w:cs="Consolas"/>
+          <w:sz w:val="16"/>
+          <w:szCs w:val="16"/>
+        </w:rPr>
+        <w:t>' at (45,41), value 1.0</w:t>
+      </w:r>
     </w:p>
     <w:p>
       <w:pPr>
         <w:spacing w:after="0" w:line="240" w:lineRule="auto"/>
-        <w:rPr>
-          <w:ins w:id="940019" w:author="Claude" w:date="2026-10-29T21:30:00Z"/>
-        </w:rPr>
       </w:pPr>
-      <w:ins w:id="940020" w:author="Claude" w:date="2026-10-29T21:30:00Z">
-        <w:r>
-          <w:rPr>
-            <w:rFonts w:ascii="Consolas" w:hAnsi="Consolas" w:cs="Consolas"/>
-            <w:sz w:val="16"/>
-            <w:szCs w:val="16"/>
-          </w:rPr>
-          <w:t xml:space="preserve">  critical 'Hospital' at (44,39), value 1.0</w:t>
-        </w:r>
-      </w:ins>
+      <w:r>
+        <w:rPr>
+          <w:rFonts w:ascii="Consolas" w:hAnsi="Consolas" w:cs="Consolas"/>
+          <w:sz w:val="16"/>
+          <w:szCs w:val="16"/>
+        </w:rPr>
+        <w:t xml:space="preserve">  critical 'Hospital' at (44,39), value 1.0</w:t>
+      </w:r>
     </w:p>
     <w:p>
       <w:pPr>
         <w:spacing w:after="0" w:line="240" w:lineRule="auto"/>
-        <w:rPr>
-          <w:ins w:id="940021" w:author="Claude" w:date="2026-10-29T21:30:00Z"/>
-        </w:rPr>
       </w:pPr>
-      <w:ins w:id="940022" w:author="Claude" w:date="2026-10-29T21:30:00Z">
-        <w:r>
-          <w:rPr>
-            <w:rFonts w:ascii="Consolas" w:hAnsi="Consolas" w:cs="Consolas"/>
-            <w:sz w:val="16"/>
-            <w:szCs w:val="16"/>
-          </w:rPr>
-          <w:t xml:space="preserve">  critical 'Power station' at (47,38), value 0.9</w:t>
-        </w:r>
-      </w:ins>
+      <w:r>
+        <w:rPr>
+          <w:rFonts w:ascii="Consolas" w:hAnsi="Consolas" w:cs="Consolas"/>
+          <w:sz w:val="16"/>
+          <w:szCs w:val="16"/>
+        </w:rPr>
+        <w:t xml:space="preserve">  critical 'Power station' at (47,38), value 0.9</w:t>
+      </w:r>
     </w:p>
     <w:p>
       <w:pPr>
         <w:spacing w:after="0" w:line="240" w:lineRule="auto"/>
-        <w:rPr>
-          <w:ins w:id="940023" w:author="Claude" w:date="2026-10-29T21:30:00Z"/>
-        </w:rPr>
       </w:pPr>
-      <w:ins w:id="940024" w:author="Claude" w:date="2026-10-29T21:30:00Z">
-        <w:r>
-          <w:rPr>
-            <w:rFonts w:ascii="Consolas" w:hAnsi="Consolas" w:cs="Consolas"/>
-            <w:sz w:val="16"/>
-            <w:szCs w:val="16"/>
-          </w:rPr>
-          <w:t xml:space="preserve">  critical 'Water works' at (49,40), value 0.9</w:t>
-        </w:r>
-      </w:ins>
+      <w:r>
+        <w:rPr>
+          <w:rFonts w:ascii="Consolas" w:hAnsi="Consolas" w:cs="Consolas"/>
+          <w:sz w:val="16"/>
+          <w:szCs w:val="16"/>
+        </w:rPr>
+        <w:t xml:space="preserve">  critical 'Water works' at (49,40), value 0.9</w:t>
+      </w:r>
     </w:p>
     <w:p>
       <w:pPr>
         <w:spacing w:after="0" w:line="240" w:lineRule="auto"/>
-        <w:rPr>
-          <w:ins w:id="940025" w:author="Claude" w:date="2026-10-29T21:30:00Z"/>
-        </w:rPr>
       </w:pPr>
-      <w:ins w:id="940026" w:author="Claude" w:date="2026-10-29T21:30:00Z">
-        <w:r>
-          <w:rPr>
-            <w:rFonts w:ascii="Consolas" w:hAnsi="Consolas" w:cs="Consolas"/>
-            <w:sz w:val="16"/>
-            <w:szCs w:val="16"/>
-          </w:rPr>
-          <w:t xml:space="preserve">  critical 'Town hall' at (46,42), value 0.8</w:t>
-        </w:r>
-      </w:ins>
+      <w:r>
+        <w:rPr>
+          <w:rFonts w:ascii="Consolas" w:hAnsi="Consolas" w:cs="Consolas"/>
+          <w:sz w:val="16"/>
+          <w:szCs w:val="16"/>
+        </w:rPr>
+        <w:t xml:space="preserve">  critica</w:t>
+      </w:r>
+      <w:r>
+        <w:rPr>
+          <w:rFonts w:ascii="Consolas" w:hAnsi="Consolas" w:cs="Consolas"/>
+          <w:sz w:val="16"/>
+          <w:szCs w:val="16"/>
+        </w:rPr>
+        <w:t>l 'Town hall' at (46,42), value 0.8</w:t>
+      </w:r>
     </w:p>
     <w:p>
       <w:pPr>
         <w:spacing w:after="0" w:line="240" w:lineRule="auto"/>
-        <w:rPr>
-          <w:ins w:id="940027" w:author="Claude" w:date="2026-10-29T21:30:00Z"/>
-        </w:rPr>
       </w:pPr>
-      <w:ins w:id="940028" w:author="Claude" w:date="2026-10-29T21:30:00Z">
-        <w:r>
-          <w:rPr>
-            <w:rFonts w:ascii="Consolas" w:hAnsi="Consolas" w:cs="Consolas"/>
-            <w:sz w:val="16"/>
-            <w:szCs w:val="16"/>
-          </w:rPr>
-          <w:t xml:space="preserve">  critical 'School' at (45,44), value 0.8</w:t>
-        </w:r>
-      </w:ins>
+      <w:r>
+        <w:rPr>
+          <w:rFonts w:ascii="Consolas" w:hAnsi="Consolas" w:cs="Consolas"/>
+          <w:sz w:val="16"/>
+          <w:szCs w:val="16"/>
+        </w:rPr>
+        <w:t xml:space="preserve">  critical 'School' at (45,44), value 0.8</w:t>
+      </w:r>
     </w:p>
     <w:p>
       <w:pPr>
         <w:spacing w:after="0" w:line="240" w:lineRule="auto"/>
-        <w:rPr>
-          <w:ins w:id="940029" w:author="Claude" w:date="2026-10-29T21:30:00Z"/>
-        </w:rPr>
       </w:pPr>
-      <w:ins w:id="940030" w:author="Claude" w:date="2026-10-29T21:30:00Z">
-        <w:r>
-          <w:rPr>
-            <w:rFonts w:ascii="Consolas" w:hAnsi="Consolas" w:cs="Consolas"/>
-            <w:sz w:val="16"/>
-            <w:szCs w:val="16"/>
-          </w:rPr>
-          <w:t xml:space="preserve">  critical 'Fire station' at (41,43), value 0.7</w:t>
-        </w:r>
-      </w:ins>
+      <w:r>
+        <w:rPr>
+          <w:rFonts w:ascii="Consolas" w:hAnsi="Consolas" w:cs="Consolas"/>
+          <w:sz w:val="16"/>
+          <w:szCs w:val="16"/>
+        </w:rPr>
+        <w:t xml:space="preserve">  critical 'Fire station' at (41,43), value 0.7</w:t>
+      </w:r>
     </w:p>
     <w:p>
       <w:pPr>
         <w:spacing w:after="0" w:line="240" w:lineRule="auto"/>
-        <w:rPr>
-          <w:ins w:id="940031" w:author="Claude" w:date="2026-10-29T21:30:00Z"/>
-        </w:rPr>
       </w:pPr>
-      <w:ins w:id="940032" w:author="Claude" w:date="2026-10-29T21:30:00Z">
-        <w:r>
-          <w:rPr>
-            <w:rFonts w:ascii="Consolas" w:hAnsi="Consolas" w:cs="Consolas"/>
-            <w:sz w:val="16"/>
-            <w:szCs w:val="16"/>
-          </w:rPr>
-          <w:t xml:space="preserve">  critical 'Telecom tower' at (43,40), value 0.7</w:t>
-        </w:r>
-      </w:ins>
+      <w:r>
+        <w:rPr>
+          <w:rFonts w:ascii="Consolas" w:hAnsi="Consolas" w:cs="Consolas"/>
+          <w:sz w:val="16"/>
+          <w:szCs w:val="16"/>
+        </w:rPr>
+        <w:t xml:space="preserve">  critical 'Telecom tower' at (43,40), value 0.7</w:t>
+      </w:r>
     </w:p>
     <w:p>
       <w:pPr>
         <w:spacing w:after="0" w:line="240" w:lineRule="auto"/>
-        <w:rPr>
-          <w:ins w:id="940033" w:author="Claude" w:date="2026-10-29T21:30:00Z"/>
-        </w:rPr>
       </w:pPr>
-      <w:ins w:id="940034" w:author="Claude" w:date="2026-10-29T21:30:00Z">
-        <w:r>
-          <w:rPr>
-            <w:rFonts w:ascii="Consolas" w:hAnsi="Consolas" w:cs="Consolas"/>
-            <w:sz w:val="16"/>
-            <w:szCs w:val="16"/>
-          </w:rPr>
-          <w:t xml:space="preserve">  population 'Village 1 residents' at (32,21), ~969 persons, value 1.0</w:t>
-        </w:r>
-      </w:ins>
+      <w:r>
+        <w:rPr>
+          <w:rFonts w:ascii="Consolas" w:hAnsi="Consolas" w:cs="Consolas"/>
+          <w:sz w:val="16"/>
+          <w:szCs w:val="16"/>
+        </w:rPr>
+        <w:t xml:space="preserve">  population 'Village 1 residents' at (32,21), ~969 persons, value 1.0</w:t>
+      </w:r>
     </w:p>
     <w:p>
       <w:pPr>
         <w:spacing w:after="0" w:line="240" w:lineRule="auto"/>
-        <w:rPr>
-          <w:ins w:id="940035" w:author="Claude" w:date="2026-10-29T21:30:00Z"/>
-        </w:rPr>
       </w:pPr>
-      <w:ins w:id="940036" w:author="Claude" w:date="2026-10-29T21:30:00Z">
-        <w:r>
-          <w:rPr>
-            <w:rFonts w:ascii="Consolas" w:hAnsi="Consolas" w:cs="Consolas"/>
-            <w:sz w:val="16"/>
-            <w:szCs w:val="16"/>
-          </w:rPr>
-          <w:t xml:space="preserve">  building 'Village 1 centre' at (32,21), value 0.7</w:t>
-        </w:r>
-      </w:ins>
+      <w:r>
+        <w:rPr>
+          <w:rFonts w:ascii="Consolas" w:hAnsi="Consolas" w:cs="Consolas"/>
+          <w:sz w:val="16"/>
+          <w:szCs w:val="16"/>
+        </w:rPr>
+        <w:t xml:space="preserve">  building</w:t>
+      </w:r>
+      <w:r>
+        <w:rPr>
+          <w:rFonts w:ascii="Consolas" w:hAnsi="Consolas" w:cs="Consolas"/>
+          <w:sz w:val="16"/>
+          <w:szCs w:val="16"/>
+        </w:rPr>
+        <w:t xml:space="preserve"> 'Village 1 </w:t>
+      </w:r>
+      <w:proofErr w:type="spellStart"/>
+      <w:r>
+        <w:rPr>
+          <w:rFonts w:ascii="Consolas" w:hAnsi="Consolas" w:cs="Consolas"/>
+          <w:sz w:val="16"/>
+          <w:szCs w:val="16"/>
+        </w:rPr>
+        <w:t>centre</w:t>
+      </w:r>
+      <w:proofErr w:type="spellEnd"/>
+      <w:r>
+        <w:rPr>
+          <w:rFonts w:ascii="Consolas" w:hAnsi="Consolas" w:cs="Consolas"/>
+          <w:sz w:val="16"/>
+          <w:szCs w:val="16"/>
+        </w:rPr>
+        <w:t>' at (32,21), value 0.7</w:t>
+      </w:r>
     </w:p>
     <w:p>
       <w:pPr>
         <w:spacing w:after="0" w:line="240" w:lineRule="auto"/>
-        <w:rPr>
-          <w:ins w:id="940037" w:author="Claude" w:date="2026-10-29T21:30:00Z"/>
-        </w:rPr>
       </w:pPr>
-      <w:ins w:id="940038" w:author="Claude" w:date="2026-10-29T21:30:00Z">
-        <w:r>
-          <w:rPr>
-            <w:rFonts w:ascii="Consolas" w:hAnsi="Consolas" w:cs="Consolas"/>
-            <w:sz w:val="16"/>
-            <w:szCs w:val="16"/>
-          </w:rPr>
-          <w:t xml:space="preserve">  population 'Village 2 residents' at (67,29), ~837 persons, value 1.0</w:t>
-        </w:r>
-      </w:ins>
+      <w:r>
+        <w:rPr>
+          <w:rFonts w:ascii="Consolas" w:hAnsi="Consolas" w:cs="Consolas"/>
+          <w:sz w:val="16"/>
+          <w:szCs w:val="16"/>
+        </w:rPr>
+        <w:t xml:space="preserve">  population 'Village 2 residents' at (67,29), ~837 persons, value 1.0</w:t>
+      </w:r>
     </w:p>
     <w:p>
       <w:pPr>
         <w:spacing w:after="0" w:line="240" w:lineRule="auto"/>
-        <w:rPr>
-          <w:ins w:id="940039" w:author="Claude" w:date="2026-10-29T21:30:00Z"/>
-        </w:rPr>
       </w:pPr>
-      <w:ins w:id="940040" w:author="Claude" w:date="2026-10-29T21:30:00Z">
-        <w:r>
-          <w:rPr>
-            <w:rFonts w:ascii="Consolas" w:hAnsi="Consolas" w:cs="Consolas"/>
-            <w:sz w:val="16"/>
-            <w:szCs w:val="16"/>
-          </w:rPr>
-          <w:t xml:space="preserve">  building 'Village 2 centre' at (67,29), value 0.7</w:t>
-        </w:r>
-      </w:ins>
+      <w:r>
+        <w:rPr>
+          <w:rFonts w:ascii="Consolas" w:hAnsi="Consolas" w:cs="Consolas"/>
+          <w:sz w:val="16"/>
+          <w:szCs w:val="16"/>
+        </w:rPr>
+        <w:t xml:space="preserve">  building 'Village 2 </w:t>
+      </w:r>
+      <w:proofErr w:type="spellStart"/>
+      <w:r>
+        <w:rPr>
+          <w:rFonts w:ascii="Consolas" w:hAnsi="Consolas" w:cs="Consolas"/>
+          <w:sz w:val="16"/>
+          <w:szCs w:val="16"/>
+        </w:rPr>
+        <w:t>centre</w:t>
+      </w:r>
+      <w:proofErr w:type="spellEnd"/>
+      <w:r>
+        <w:rPr>
+          <w:rFonts w:ascii="Consolas" w:hAnsi="Consolas" w:cs="Consolas"/>
+          <w:sz w:val="16"/>
+          <w:szCs w:val="16"/>
+        </w:rPr>
+        <w:t>' at (67,29), value 0.7</w:t>
+      </w:r>
     </w:p>
     <w:p>
       <w:pPr>
         <w:spacing w:after="0" w:line="240" w:lineRule="auto"/>
-        <w:rPr>
-          <w:ins w:id="940041" w:author="Claude" w:date="2026-10-29T21:30:00Z"/>
-        </w:rPr>
       </w:pPr>
-      <w:ins w:id="940042" w:author="Claude" w:date="2026-10-29T21:30:00Z">
-        <w:r>
-          <w:rPr>
-            <w:rFonts w:ascii="Consolas" w:hAnsi="Consolas" w:cs="Consolas"/>
-            <w:sz w:val="16"/>
-            <w:szCs w:val="16"/>
-          </w:rPr>
-          <w:t xml:space="preserve">  critical 'Fire station (Village 2)' at (67,28), value 0.7</w:t>
-        </w:r>
-      </w:ins>
+      <w:r>
+        <w:rPr>
+          <w:rFonts w:ascii="Consolas" w:hAnsi="Consolas" w:cs="Consolas"/>
+          <w:sz w:val="16"/>
+          <w:szCs w:val="16"/>
+        </w:rPr>
+        <w:t xml:space="preserve">  critical 'Fire station (Village 2)' at (67,28), value 0.7</w:t>
+      </w:r>
     </w:p>
     <w:p>
       <w:pPr>
         <w:spacing w:after="0" w:line="240" w:lineRule="auto"/>
-        <w:rPr>
-          <w:ins w:id="940043" w:author="Claude" w:date="2026-10-29T21:30:00Z"/>
-        </w:rPr>
       </w:pPr>
-      <w:ins w:id="940044" w:author="Claude" w:date="2026-10-29T21:30:00Z">
-        <w:r>
-          <w:rPr>
-            <w:rFonts w:ascii="Consolas" w:hAnsi="Consolas" w:cs="Consolas"/>
-            <w:sz w:val="16"/>
-            <w:szCs w:val="16"/>
-          </w:rPr>
-          <w:t xml:space="preserve">- resources: staged capacity 740 (rcap sum), map-mean travel time 22 min, air support: yes.</w:t>
-        </w:r>
-      </w:ins>
+      <w:r>
+        <w:rPr>
+          <w:rFonts w:ascii="Consolas" w:hAnsi="Consolas" w:cs="Consolas"/>
+          <w:sz w:val="16"/>
+          <w:szCs w:val="16"/>
+        </w:rPr>
+        <w:t>- resources: staged capacity 74</w:t>
+      </w:r>
+      <w:r>
+        <w:rPr>
+          <w:rFonts w:ascii="Consolas" w:hAnsi="Consolas" w:cs="Consolas"/>
+          <w:sz w:val="16"/>
+          <w:szCs w:val="16"/>
+        </w:rPr>
+        <w:t>0 (</w:t>
+      </w:r>
+      <w:proofErr w:type="spellStart"/>
+      <w:r>
+        <w:rPr>
+          <w:rFonts w:ascii="Consolas" w:hAnsi="Consolas" w:cs="Consolas"/>
+          <w:sz w:val="16"/>
+          <w:szCs w:val="16"/>
+        </w:rPr>
+        <w:t>rcap</w:t>
+      </w:r>
+      <w:proofErr w:type="spellEnd"/>
+      <w:r>
+        <w:rPr>
+          <w:rFonts w:ascii="Consolas" w:hAnsi="Consolas" w:cs="Consolas"/>
+          <w:sz w:val="16"/>
+          <w:szCs w:val="16"/>
+        </w:rPr>
+        <w:t xml:space="preserve"> sum), map-mean travel time 22 min, air support: yes.</w:t>
+      </w:r>
     </w:p>
     <w:p>
       <w:pPr>
         <w:spacing w:after="0" w:line="240" w:lineRule="auto"/>
-        <w:rPr>
-          <w:ins w:id="940045" w:author="Claude" w:date="2026-10-29T21:30:00Z"/>
-        </w:rPr>
       </w:pPr>
-      <w:ins w:id="940046" w:author="Claude" w:date="2026-10-29T21:30:00Z">
-        <w:r>
-          <w:rPr>
-            <w:rFonts w:ascii="Consolas" w:hAnsi="Consolas" w:cs="Consolas"/>
-            <w:sz w:val="16"/>
-            <w:szCs w:val="16"/>
-          </w:rPr>
-          <w:t xml:space="preserve">- protection priority weights (WHERE effort goes): critical 0.40, population 0.25, building 0.20, evacuation 0.15</w:t>
-        </w:r>
-      </w:ins>
+      <w:r>
+        <w:rPr>
+          <w:rFonts w:ascii="Consolas" w:hAnsi="Consolas" w:cs="Consolas"/>
+          <w:sz w:val="16"/>
+          <w:szCs w:val="16"/>
+        </w:rPr>
+        <w:t>- protection priority weights (WHERE effort goes): critical 0.40, population 0.25, building 0.20, evacuation 0.15</w:t>
+      </w:r>
     </w:p>
     <w:p>
       <w:pPr>
         <w:spacing w:after="0" w:line="240" w:lineRule="auto"/>
-        <w:rPr>
-          <w:ins w:id="940047" w:author="Claude" w:date="2026-10-29T21:30:00Z"/>
-        </w:rPr>
       </w:pPr>
-      <w:ins w:id="940048" w:author="Claude" w:date="2026-10-29T21:30:00Z">
-        <w:r>
-          <w:rPr>
-            <w:rFonts w:ascii="Consolas" w:hAnsi="Consolas" w:cs="Consolas"/>
-            <w:sz w:val="16"/>
-            <w:szCs w:val="16"/>
-          </w:rPr>
-          <w:t xml:space="preserve">- loss weights of the decision cost J (WHAT counts as a bad outcome): burn 1.00, asset 1.00, population 1.00, response 0.20, delay 0.20. Trials and cross-run comparisons are judged on the PHYSICAL part (burn + asset + population).</w:t>
-        </w:r>
-      </w:ins>
+      <w:r>
+        <w:rPr>
+          <w:rFonts w:ascii="Consolas" w:hAnsi="Consolas" w:cs="Consolas"/>
+          <w:sz w:val="16"/>
+          <w:szCs w:val="16"/>
+        </w:rPr>
+        <w:t xml:space="preserve">- loss weights of the decision cost J (WHAT counts as a bad outcome): burn 1.00, </w:t>
+      </w:r>
+      <w:r>
+        <w:rPr>
+          <w:rFonts w:ascii="Consolas" w:hAnsi="Consolas" w:cs="Consolas"/>
+          <w:sz w:val="16"/>
+          <w:szCs w:val="16"/>
+        </w:rPr>
+        <w:t>asset 1.00, population 1.00, response 0.20, delay 0.20. Trials and cross-run comparisons are judged on the PHYSICAL part (burn + asset + population).</w:t>
+      </w:r>
     </w:p>
     <w:p>
       <w:pPr>
         <w:spacing w:after="0" w:line="240" w:lineRule="auto"/>
-        <w:rPr>
-          <w:ins w:id="940049" w:author="Claude" w:date="2026-10-29T21:30:00Z"/>
-        </w:rPr>
       </w:pPr>
-      <w:ins w:id="940050" w:author="Claude" w:date="2026-10-29T21:30:00Z">
-        <w:r>
-          <w:rPr>
-            <w:rFonts w:ascii="Consolas" w:hAnsi="Consolas" w:cs="Consolas"/>
-            <w:sz w:val="16"/>
-            <w:szCs w:val="16"/>
-          </w:rPr>
-          <w:t xml:space="preserve">DOCTRINE FAMILIES (seed rules draw only on these): suppression_effort (suppression effort), resource_deployment (resource deployment), containment_line (containment line), asset_protection (asset protection), evacuation (evacuation), public_warning (public warning)</w:t>
-        </w:r>
-      </w:ins>
+      <w:r>
+        <w:rPr>
+          <w:rFonts w:ascii="Consolas" w:hAnsi="Consolas" w:cs="Consolas"/>
+          <w:sz w:val="16"/>
+          <w:szCs w:val="16"/>
+        </w:rPr>
+        <w:t xml:space="preserve">DOCTRINE FAMILIES (seed rules draw only on these): </w:t>
+      </w:r>
+      <w:proofErr w:type="spellStart"/>
+      <w:r>
+        <w:rPr>
+          <w:rFonts w:ascii="Consolas" w:hAnsi="Consolas" w:cs="Consolas"/>
+          <w:sz w:val="16"/>
+          <w:szCs w:val="16"/>
+        </w:rPr>
+        <w:t>suppression_effort</w:t>
+      </w:r>
+      <w:proofErr w:type="spellEnd"/>
+      <w:r>
+        <w:rPr>
+          <w:rFonts w:ascii="Consolas" w:hAnsi="Consolas" w:cs="Consolas"/>
+          <w:sz w:val="16"/>
+          <w:szCs w:val="16"/>
+        </w:rPr>
+        <w:t xml:space="preserve"> (suppression effort), </w:t>
+      </w:r>
+      <w:proofErr w:type="spellStart"/>
+      <w:r>
+        <w:rPr>
+          <w:rFonts w:ascii="Consolas" w:hAnsi="Consolas" w:cs="Consolas"/>
+          <w:sz w:val="16"/>
+          <w:szCs w:val="16"/>
+        </w:rPr>
+        <w:t>resource_deployment</w:t>
+      </w:r>
+      <w:proofErr w:type="spellEnd"/>
+      <w:r>
+        <w:rPr>
+          <w:rFonts w:ascii="Consolas" w:hAnsi="Consolas" w:cs="Consolas"/>
+          <w:sz w:val="16"/>
+          <w:szCs w:val="16"/>
+        </w:rPr>
+        <w:t xml:space="preserve"> (resource deployment), </w:t>
+      </w:r>
+      <w:proofErr w:type="spellStart"/>
+      <w:r>
+        <w:rPr>
+          <w:rFonts w:ascii="Consolas" w:hAnsi="Consolas" w:cs="Consolas"/>
+          <w:sz w:val="16"/>
+          <w:szCs w:val="16"/>
+        </w:rPr>
+        <w:t>containment_line</w:t>
+      </w:r>
+      <w:proofErr w:type="spellEnd"/>
+      <w:r>
+        <w:rPr>
+          <w:rFonts w:ascii="Consolas" w:hAnsi="Consolas" w:cs="Consolas"/>
+          <w:sz w:val="16"/>
+          <w:szCs w:val="16"/>
+        </w:rPr>
+        <w:t xml:space="preserve"> (containment line), </w:t>
+      </w:r>
+      <w:proofErr w:type="spellStart"/>
+      <w:r>
+        <w:rPr>
+          <w:rFonts w:ascii="Consolas" w:hAnsi="Consolas" w:cs="Consolas"/>
+          <w:sz w:val="16"/>
+          <w:szCs w:val="16"/>
+        </w:rPr>
+        <w:t>asset_protection</w:t>
+      </w:r>
+      <w:proofErr w:type="spellEnd"/>
+      <w:r>
+        <w:rPr>
+          <w:rFonts w:ascii="Consolas" w:hAnsi="Consolas" w:cs="Consolas"/>
+          <w:sz w:val="16"/>
+          <w:szCs w:val="16"/>
+        </w:rPr>
+        <w:t xml:space="preserve"> (asset protection), evacuation (evacuation), </w:t>
+      </w:r>
+      <w:proofErr w:type="spellStart"/>
+      <w:r>
+        <w:rPr>
+          <w:rFonts w:ascii="Consolas" w:hAnsi="Consolas" w:cs="Consolas"/>
+          <w:sz w:val="16"/>
+          <w:szCs w:val="16"/>
+        </w:rPr>
+        <w:t>public_warning</w:t>
+      </w:r>
+      <w:proofErr w:type="spellEnd"/>
+      <w:r>
+        <w:rPr>
+          <w:rFonts w:ascii="Consolas" w:hAnsi="Consolas" w:cs="Consolas"/>
+          <w:sz w:val="16"/>
+          <w:szCs w:val="16"/>
+        </w:rPr>
+        <w:t xml:space="preserve"> (public</w:t>
+      </w:r>
+      <w:r>
+        <w:rPr>
+          <w:rFonts w:ascii="Consolas" w:hAnsi="Consolas" w:cs="Consolas"/>
+          <w:sz w:val="16"/>
+          <w:szCs w:val="16"/>
+        </w:rPr>
+        <w:t xml:space="preserve"> warning)</w:t>
+      </w:r>
     </w:p>
     <w:p>
       <w:pPr>
         <w:spacing w:after="0" w:line="240" w:lineRule="auto"/>
-        <w:rPr>
-          <w:ins w:id="940051" w:author="Claude" w:date="2026-10-29T21:30:00Z"/>
-        </w:rPr>
       </w:pPr>
-      <w:ins w:id="940052" w:author="Claude" w:date="2026-10-29T21:30:00Z">
-        <w:r>
-          <w:rPr>
-            <w:rFonts w:ascii="Consolas" w:hAnsi="Consolas" w:cs="Consolas"/>
-            <w:sz w:val="16"/>
-            <w:szCs w:val="16"/>
-          </w:rPr>
-          <w:t xml:space="preserve">ACTUATOR LIBRARY (physics available beyond the doctrine; NO seed rule orders them, discovering a use is your job):</w:t>
-        </w:r>
-      </w:ins>
+      <w:r>
+        <w:rPr>
+          <w:rFonts w:ascii="Consolas" w:hAnsi="Consolas" w:cs="Consolas"/>
+          <w:sz w:val="16"/>
+          <w:szCs w:val="16"/>
+        </w:rPr>
+        <w:t>ACTUATOR LIBRARY (physics available beyond the doctrine; NO seed rule orders them, discovering a use is your job):</w:t>
+      </w:r>
     </w:p>
     <w:p>
       <w:pPr>
         <w:spacing w:after="0" w:line="240" w:lineRule="auto"/>
-        <w:rPr>
-          <w:ins w:id="940053" w:author="Claude" w:date="2026-10-29T21:30:00Z"/>
-        </w:rPr>
       </w:pPr>
-      <w:ins w:id="940054" w:author="Claude" w:date="2026-10-29T21:30:00Z">
-        <w:r>
-          <w:rPr>
-            <w:rFonts w:ascii="Consolas" w:hAnsi="Consolas" w:cs="Consolas"/>
-            <w:sz w:val="16"/>
-            <w:szCs w:val="16"/>
-          </w:rPr>
-          <w:t xml:space="preserve">YOU MAY ALSO DEFINE A NEW ACTUATOR as data (a package with "clauses"): each clause = one verified effect (wet, clear, ignite, coat, evacuate, prime, draft) on a sector (head, flank, rear, ring, at_fire, assets, populated) at a cell range [rin, rout] with an amount. The range is a distance band in cells measured from the sector's reference cells: the burning cells for head, flank, rear, ring and at_fire, the threatened asset footprints for assets, the populated cells for populated; rin = 0 includes the reference cells themselves, so coat on assets [0,2] coats the asset and a two-cell collar around it. That is a genuinely new tactic (WHERE and HOW); a mere re-weighting of channels is the tuning stage's job and fails the novelty gates.</w:t>
-        </w:r>
-      </w:ins>
+      <w:r>
+        <w:rPr>
+          <w:rFonts w:ascii="Consolas" w:hAnsi="Consolas" w:cs="Consolas"/>
+          <w:sz w:val="16"/>
+          <w:szCs w:val="16"/>
+        </w:rPr>
+        <w:t>YOU MAY ALSO DEFINE A NEW ACTUATOR as data (a package with "clauses"): each clause = one verified effect (wet, clear, ignite, coat,</w:t>
+      </w:r>
+      <w:r>
+        <w:rPr>
+          <w:rFonts w:ascii="Consolas" w:hAnsi="Consolas" w:cs="Consolas"/>
+          <w:sz w:val="16"/>
+          <w:szCs w:val="16"/>
+        </w:rPr>
+        <w:t xml:space="preserve"> evacuate, prime, draft) on a sector (head, flank, rear, ring, </w:t>
+      </w:r>
+      <w:proofErr w:type="spellStart"/>
+      <w:r>
+        <w:rPr>
+          <w:rFonts w:ascii="Consolas" w:hAnsi="Consolas" w:cs="Consolas"/>
+          <w:sz w:val="16"/>
+          <w:szCs w:val="16"/>
+        </w:rPr>
+        <w:t>at_fire</w:t>
+      </w:r>
+      <w:proofErr w:type="spellEnd"/>
+      <w:r>
+        <w:rPr>
+          <w:rFonts w:ascii="Consolas" w:hAnsi="Consolas" w:cs="Consolas"/>
+          <w:sz w:val="16"/>
+          <w:szCs w:val="16"/>
+        </w:rPr>
+        <w:t>, assets, populated) at a cell range [</w:t>
+      </w:r>
+      <w:proofErr w:type="spellStart"/>
+      <w:r>
+        <w:rPr>
+          <w:rFonts w:ascii="Consolas" w:hAnsi="Consolas" w:cs="Consolas"/>
+          <w:sz w:val="16"/>
+          <w:szCs w:val="16"/>
+        </w:rPr>
+        <w:t>rin</w:t>
+      </w:r>
+      <w:proofErr w:type="spellEnd"/>
+      <w:r>
+        <w:rPr>
+          <w:rFonts w:ascii="Consolas" w:hAnsi="Consolas" w:cs="Consolas"/>
+          <w:sz w:val="16"/>
+          <w:szCs w:val="16"/>
+        </w:rPr>
+        <w:t>, rout] with an amount. The range is a distance band in cells measured from the sector's reference cells: the burning cells for head, flank, rear</w:t>
+      </w:r>
+      <w:r>
+        <w:rPr>
+          <w:rFonts w:ascii="Consolas" w:hAnsi="Consolas" w:cs="Consolas"/>
+          <w:sz w:val="16"/>
+          <w:szCs w:val="16"/>
+        </w:rPr>
+        <w:t xml:space="preserve">, ring and </w:t>
+      </w:r>
+      <w:proofErr w:type="spellStart"/>
+      <w:r>
+        <w:rPr>
+          <w:rFonts w:ascii="Consolas" w:hAnsi="Consolas" w:cs="Consolas"/>
+          <w:sz w:val="16"/>
+          <w:szCs w:val="16"/>
+        </w:rPr>
+        <w:t>at_fire</w:t>
+      </w:r>
+      <w:proofErr w:type="spellEnd"/>
+      <w:r>
+        <w:rPr>
+          <w:rFonts w:ascii="Consolas" w:hAnsi="Consolas" w:cs="Consolas"/>
+          <w:sz w:val="16"/>
+          <w:szCs w:val="16"/>
+        </w:rPr>
+        <w:t xml:space="preserve">, the threatened asset footprints for assets, the populated cells for populated; </w:t>
+      </w:r>
+      <w:proofErr w:type="spellStart"/>
+      <w:r>
+        <w:rPr>
+          <w:rFonts w:ascii="Consolas" w:hAnsi="Consolas" w:cs="Consolas"/>
+          <w:sz w:val="16"/>
+          <w:szCs w:val="16"/>
+        </w:rPr>
+        <w:t>rin</w:t>
+      </w:r>
+      <w:proofErr w:type="spellEnd"/>
+      <w:r>
+        <w:rPr>
+          <w:rFonts w:ascii="Consolas" w:hAnsi="Consolas" w:cs="Consolas"/>
+          <w:sz w:val="16"/>
+          <w:szCs w:val="16"/>
+        </w:rPr>
+        <w:t xml:space="preserve"> = 0 includes the reference cells themselves, so coat on assets [0,2] coats the asset and a two-cell collar around it. That is a genuinely new tactic (WHE</w:t>
+      </w:r>
+      <w:r>
+        <w:rPr>
+          <w:rFonts w:ascii="Consolas" w:hAnsi="Consolas" w:cs="Consolas"/>
+          <w:sz w:val="16"/>
+          <w:szCs w:val="16"/>
+        </w:rPr>
+        <w:t>RE and HOW); a mere re-weighting of channels is the tuning stage's job and fails the novelty gates.</w:t>
+      </w:r>
     </w:p>
     <w:p>
       <w:pPr>
         <w:spacing w:after="0" w:line="240" w:lineRule="auto"/>
-        <w:rPr>
-          <w:ins w:id="940055" w:author="Claude" w:date="2026-10-29T21:30:00Z"/>
-        </w:rPr>
       </w:pPr>
-      <w:ins w:id="940056" w:author="Claude" w:date="2026-10-29T21:30:00Z">
-        <w:r>
-          <w:rPr>
-            <w:rFonts w:ascii="Consolas" w:hAnsi="Consolas" w:cs="Consolas"/>
-            <w:sz w:val="16"/>
-            <w:szCs w:val="16"/>
-          </w:rPr>
-          <w:t xml:space="preserve">EFFECT STRENGTH (what an amount actually buys):</w:t>
-        </w:r>
-      </w:ins>
+      <w:r>
+        <w:rPr>
+          <w:rFonts w:ascii="Consolas" w:hAnsi="Consolas" w:cs="Consolas"/>
+          <w:sz w:val="16"/>
+          <w:szCs w:val="16"/>
+        </w:rPr>
+        <w:t>EFFECT STRENGTH (what an amount actually buys):</w:t>
+      </w:r>
     </w:p>
     <w:p>
       <w:pPr>
         <w:spacing w:after="0" w:line="240" w:lineRule="auto"/>
-        <w:rPr>
-          <w:ins w:id="940057" w:author="Claude" w:date="2026-10-29T21:30:00Z"/>
-        </w:rPr>
       </w:pPr>
-      <w:ins w:id="940058" w:author="Claude" w:date="2026-10-29T21:30:00Z">
-        <w:r>
-          <w:rPr>
-            <w:rFonts w:ascii="Consolas" w:hAnsi="Consolas" w:cs="Consolas"/>
-            <w:sz w:val="16"/>
-            <w:szCs w:val="16"/>
-          </w:rPr>
-          <w:t xml:space="preserve">  the amount you write on a clause is MULTIPLIED by the intensity your rule realises, and a rule rarely realises more than about half of the consequent you give it, so an amount of 0.5 typically lands near 0.25 in the physics.</w:t>
-        </w:r>
-      </w:ins>
+      <w:r>
+        <w:rPr>
+          <w:rFonts w:ascii="Consolas" w:hAnsi="Consolas" w:cs="Consolas"/>
+          <w:sz w:val="16"/>
+          <w:szCs w:val="16"/>
+        </w:rPr>
+        <w:t xml:space="preserve">  the amount you write on a clause is MULTIPLIED by the intensity your rule </w:t>
+      </w:r>
+      <w:proofErr w:type="spellStart"/>
+      <w:r>
+        <w:rPr>
+          <w:rFonts w:ascii="Consolas" w:hAnsi="Consolas" w:cs="Consolas"/>
+          <w:sz w:val="16"/>
+          <w:szCs w:val="16"/>
+        </w:rPr>
+        <w:t>realises</w:t>
+      </w:r>
+      <w:proofErr w:type="spellEnd"/>
+      <w:r>
+        <w:rPr>
+          <w:rFonts w:ascii="Consolas" w:hAnsi="Consolas" w:cs="Consolas"/>
+          <w:sz w:val="16"/>
+          <w:szCs w:val="16"/>
+        </w:rPr>
+        <w:t xml:space="preserve">, and a rule rarely </w:t>
+      </w:r>
+      <w:proofErr w:type="spellStart"/>
+      <w:r>
+        <w:rPr>
+          <w:rFonts w:ascii="Consolas" w:hAnsi="Consolas" w:cs="Consolas"/>
+          <w:sz w:val="16"/>
+          <w:szCs w:val="16"/>
+        </w:rPr>
+        <w:t>real</w:t>
+      </w:r>
+      <w:r>
+        <w:rPr>
+          <w:rFonts w:ascii="Consolas" w:hAnsi="Consolas" w:cs="Consolas"/>
+          <w:sz w:val="16"/>
+          <w:szCs w:val="16"/>
+        </w:rPr>
+        <w:t>ises</w:t>
+      </w:r>
+      <w:proofErr w:type="spellEnd"/>
+      <w:r>
+        <w:rPr>
+          <w:rFonts w:ascii="Consolas" w:hAnsi="Consolas" w:cs="Consolas"/>
+          <w:sz w:val="16"/>
+          <w:szCs w:val="16"/>
+        </w:rPr>
+        <w:t xml:space="preserve"> more than about half of the consequent you give it, so an amount of 0.5 typically lands near 0.25 in the physics.</w:t>
+      </w:r>
     </w:p>
     <w:p>
       <w:pPr>
         <w:spacing w:after="0" w:line="240" w:lineRule="auto"/>
-        <w:rPr>
-          <w:ins w:id="940059" w:author="Claude" w:date="2026-10-29T21:30:00Z"/>
-        </w:rPr>
       </w:pPr>
-      <w:ins w:id="940060" w:author="Claude" w:date="2026-10-29T21:30:00Z">
-        <w:r>
-          <w:rPr>
-            <w:rFonts w:ascii="Consolas" w:hAnsi="Consolas" w:cs="Consolas"/>
-            <w:sz w:val="16"/>
-            <w:szCs w:val="16"/>
-          </w:rPr>
-          <w:t xml:space="preserve">  coat: a coated cell keeps burning until the coating reaches 0.67 of full strength on this map (grass needs 0.33, shrub needs 0.44, pine_litter needs 0.56, hardwood needs 0.67, urban needs 0.44). Below that it only slows the fire, and a forecast gate that measures no gain will reject the package. Write the amount at 1.0 and the consequent intensity at 0.9 or above if the tactic depends on stopping the fire rather than slowing it.</w:t>
-        </w:r>
-      </w:ins>
+      <w:r>
+        <w:rPr>
+          <w:rFonts w:ascii="Consolas" w:hAnsi="Consolas" w:cs="Consolas"/>
+          <w:sz w:val="16"/>
+          <w:szCs w:val="16"/>
+        </w:rPr>
+        <w:t xml:space="preserve">  coat: a coated cell keeps burning until the coating reaches 0.67 of full strength on this map (grass needs 0.33, shrub needs 0.44, </w:t>
+      </w:r>
+      <w:proofErr w:type="spellStart"/>
+      <w:r>
+        <w:rPr>
+          <w:rFonts w:ascii="Consolas" w:hAnsi="Consolas" w:cs="Consolas"/>
+          <w:sz w:val="16"/>
+          <w:szCs w:val="16"/>
+        </w:rPr>
+        <w:t>pine</w:t>
+      </w:r>
+      <w:r>
+        <w:rPr>
+          <w:rFonts w:ascii="Consolas" w:hAnsi="Consolas" w:cs="Consolas"/>
+          <w:sz w:val="16"/>
+          <w:szCs w:val="16"/>
+        </w:rPr>
+        <w:t>_litter</w:t>
+      </w:r>
+      <w:proofErr w:type="spellEnd"/>
+      <w:r>
+        <w:rPr>
+          <w:rFonts w:ascii="Consolas" w:hAnsi="Consolas" w:cs="Consolas"/>
+          <w:sz w:val="16"/>
+          <w:szCs w:val="16"/>
+        </w:rPr>
+        <w:t xml:space="preserve"> needs 0.56, hardwood needs 0.67, urban needs 0.44). Below that it only slows the fire, and a forecast gate that measures no gain will reject the package. Write the amount at 1.0 and the consequent intensity at 0.9 or above if the tactic depends on </w:t>
+      </w:r>
+      <w:r>
+        <w:rPr>
+          <w:rFonts w:ascii="Consolas" w:hAnsi="Consolas" w:cs="Consolas"/>
+          <w:sz w:val="16"/>
+          <w:szCs w:val="16"/>
+        </w:rPr>
+        <w:t>stopping the fire rather than slowing it.</w:t>
+      </w:r>
     </w:p>
     <w:p>
       <w:pPr>
         <w:spacing w:after="0" w:line="240" w:lineRule="auto"/>
-        <w:rPr>
-          <w:ins w:id="940061" w:author="Claude" w:date="2026-10-29T21:30:00Z"/>
-        </w:rPr>
       </w:pPr>
-      <w:ins w:id="940062" w:author="Claude" w:date="2026-10-29T21:30:00Z">
-        <w:r>
-          <w:rPr>
-            <w:rFonts w:ascii="Consolas" w:hAnsi="Consolas" w:cs="Consolas"/>
-            <w:sz w:val="16"/>
-            <w:szCs w:val="16"/>
-          </w:rPr>
-          <w:t xml:space="preserve">  ignite: a cell is lit only where the realised amount exceeds 0.50 and the fuel moisture is below 0.30; below that the firing crew lights nothing. Write the amount at 1.0 and the consequent intensity at 0.9 or above.</w:t>
-        </w:r>
-      </w:ins>
+      <w:r>
+        <w:rPr>
+          <w:rFonts w:ascii="Consolas" w:hAnsi="Consolas" w:cs="Consolas"/>
+          <w:sz w:val="16"/>
+          <w:szCs w:val="16"/>
+        </w:rPr>
+        <w:t xml:space="preserve">  ignite: a cell is lit only where the </w:t>
+      </w:r>
+      <w:proofErr w:type="spellStart"/>
+      <w:r>
+        <w:rPr>
+          <w:rFonts w:ascii="Consolas" w:hAnsi="Consolas" w:cs="Consolas"/>
+          <w:sz w:val="16"/>
+          <w:szCs w:val="16"/>
+        </w:rPr>
+        <w:t>realised</w:t>
+      </w:r>
+      <w:proofErr w:type="spellEnd"/>
+      <w:r>
+        <w:rPr>
+          <w:rFonts w:ascii="Consolas" w:hAnsi="Consolas" w:cs="Consolas"/>
+          <w:sz w:val="16"/>
+          <w:szCs w:val="16"/>
+        </w:rPr>
+        <w:t xml:space="preserve"> amount exceeds 0.50 and the fuel moisture is below 0.30; below that the firing crew lights nothing. Write the amount at 1.0 and the consequent intensity at 0.9 or abo</w:t>
+      </w:r>
+      <w:r>
+        <w:rPr>
+          <w:rFonts w:ascii="Consolas" w:hAnsi="Consolas" w:cs="Consolas"/>
+          <w:sz w:val="16"/>
+          <w:szCs w:val="16"/>
+        </w:rPr>
+        <w:t>ve.</w:t>
+      </w:r>
     </w:p>
     <w:p>
       <w:pPr>
         <w:spacing w:after="0" w:line="240" w:lineRule="auto"/>
-        <w:rPr>
-          <w:ins w:id="940063" w:author="Claude" w:date="2026-10-29T21:30:00Z"/>
-        </w:rPr>
       </w:pPr>
-      <w:ins w:id="940064" w:author="Claude" w:date="2026-10-29T21:30:00Z">
-        <w:r>
-          <w:rPr>
-            <w:rFonts w:ascii="Consolas" w:hAnsi="Consolas" w:cs="Consolas"/>
-            <w:sz w:val="16"/>
-            <w:szCs w:val="16"/>
-          </w:rPr>
-          <w:t xml:space="preserve">  clear, wet, draft, evacuate, prime: no threshold. They act in proportion to what you order.</w:t>
-        </w:r>
-      </w:ins>
+      <w:r>
+        <w:rPr>
+          <w:rFonts w:ascii="Consolas" w:hAnsi="Consolas" w:cs="Consolas"/>
+          <w:sz w:val="16"/>
+          <w:szCs w:val="16"/>
+        </w:rPr>
+        <w:t xml:space="preserve">  clear, wet, draft, evacuate, prime: no threshold. They act in proportion to what you order.</w:t>
+      </w:r>
     </w:p>
     <w:p>
       <w:pPr>
         <w:spacing w:after="0" w:line="240" w:lineRule="auto"/>
-        <w:rPr>
-          <w:ins w:id="940065" w:author="Claude" w:date="2026-10-29T21:30:00Z"/>
-        </w:rPr>
       </w:pPr>
-      <w:ins w:id="940066" w:author="Claude" w:date="2026-10-29T21:30:00Z">
-        <w:r>
-          <w:rPr>
-            <w:rFonts w:ascii="Consolas" w:hAnsi="Consolas" w:cs="Consolas"/>
-            <w:sz w:val="16"/>
-            <w:szCs w:val="16"/>
-          </w:rPr>
-          <w:t xml:space="preserve">  WHAT SPENDS THE POOL AND WHAT DOES NOT. clear and wet need crews: a cut cell is only dug once the capacity and the availability reach it, so on a saturated pool they are rationed away and the forecast measures nothing, however large the amount. coat lays retardant as a moisture floor and draft raises capacity from a water body; neither draws on the pool, so both still act when the pool is spent. When the brief reports the pool saturated, a tactic built on coat or draft can be measured and one built on clear or wet cannot.</w:t>
-        </w:r>
-      </w:ins>
+      <w:r>
+        <w:rPr>
+          <w:rFonts w:ascii="Consolas" w:hAnsi="Consolas" w:cs="Consolas"/>
+          <w:sz w:val="16"/>
+          <w:szCs w:val="16"/>
+        </w:rPr>
+        <w:lastRenderedPageBreak/>
+        <w:t xml:space="preserve">  WHAT SPENDS THE POOL AND WHAT DOES </w:t>
+      </w:r>
+      <w:proofErr w:type="gramStart"/>
+      <w:r>
+        <w:rPr>
+          <w:rFonts w:ascii="Consolas" w:hAnsi="Consolas" w:cs="Consolas"/>
+          <w:sz w:val="16"/>
+          <w:szCs w:val="16"/>
+        </w:rPr>
+        <w:t>NOT.</w:t>
+      </w:r>
+      <w:proofErr w:type="gramEnd"/>
+      <w:r>
+        <w:rPr>
+          <w:rFonts w:ascii="Consolas" w:hAnsi="Consolas" w:cs="Consolas"/>
+          <w:sz w:val="16"/>
+          <w:szCs w:val="16"/>
+        </w:rPr>
+        <w:t xml:space="preserve"> clear and wet need crews: a cut cell is only dug once the capacity and the availability reach it, so on a saturated </w:t>
+      </w:r>
+      <w:r>
+        <w:rPr>
+          <w:rFonts w:ascii="Consolas" w:hAnsi="Consolas" w:cs="Consolas"/>
+          <w:sz w:val="16"/>
+          <w:szCs w:val="16"/>
+        </w:rPr>
+        <w:t>pool they are rationed away and the forecast measures nothing, however large the amount. coat lays retardant as a moisture floor and draft raises capacity from a water body; neither draws on the pool, so both still act when the pool is spent. When the brie</w:t>
+      </w:r>
+      <w:r>
+        <w:rPr>
+          <w:rFonts w:ascii="Consolas" w:hAnsi="Consolas" w:cs="Consolas"/>
+          <w:sz w:val="16"/>
+          <w:szCs w:val="16"/>
+        </w:rPr>
+        <w:t>f reports the pool saturated, a tactic built on coat or draft can be measured and one built on clear or wet cannot.</w:t>
+      </w:r>
     </w:p>
     <w:p>
       <w:pPr>
         <w:spacing w:after="0" w:line="240" w:lineRule="auto"/>
-        <w:rPr>
-          <w:ins w:id="940067" w:author="Claude" w:date="2026-10-29T21:30:00Z"/>
-        </w:rPr>
       </w:pPr>
-      <w:ins w:id="940068" w:author="Claude" w:date="2026-10-29T21:30:00Z">
-        <w:r>
-          <w:rPr>
-            <w:rFonts w:ascii="Consolas" w:hAnsi="Consolas" w:cs="Consolas"/>
-            <w:sz w:val="16"/>
-            <w:szCs w:val="16"/>
-          </w:rPr>
-          <w:t xml:space="preserve">WHEN TO INVENT WHAT (think like an incident commander):</w:t>
-        </w:r>
-      </w:ins>
+      <w:r>
+        <w:rPr>
+          <w:rFonts w:ascii="Consolas" w:hAnsi="Consolas" w:cs="Consolas"/>
+          <w:sz w:val="16"/>
+          <w:szCs w:val="16"/>
+        </w:rPr>
+        <w:t>WHEN TO INVENT WHAT (think like an incident commander):</w:t>
+      </w:r>
     </w:p>
     <w:p>
       <w:pPr>
         <w:spacing w:after="0" w:line="240" w:lineRule="auto"/>
-        <w:rPr>
-          <w:ins w:id="940069" w:author="Claude" w:date="2026-10-29T21:30:00Z"/>
-        </w:rPr>
       </w:pPr>
-      <w:ins w:id="940070" w:author="Claude" w:date="2026-10-29T21:30:00Z">
-        <w:r>
-          <w:rPr>
-            <w:rFonts w:ascii="Consolas" w:hAnsi="Consolas" w:cs="Consolas"/>
-            <w:sz w:val="16"/>
-            <w:szCs w:val="16"/>
-          </w:rPr>
-          <w:t xml:space="preserve">  - a plain rule: the situation is expressible in the current concepts and an existing action answers it.</w:t>
-        </w:r>
-      </w:ins>
+      <w:r>
+        <w:rPr>
+          <w:rFonts w:ascii="Consolas" w:hAnsi="Consolas" w:cs="Consolas"/>
+          <w:sz w:val="16"/>
+          <w:szCs w:val="16"/>
+        </w:rPr>
+        <w:t xml:space="preserve">  - a plain rule: the situation is expressible in the current concepts and an existi</w:t>
+      </w:r>
+      <w:r>
+        <w:rPr>
+          <w:rFonts w:ascii="Consolas" w:hAnsi="Consolas" w:cs="Consolas"/>
+          <w:sz w:val="16"/>
+          <w:szCs w:val="16"/>
+        </w:rPr>
+        <w:t xml:space="preserve">ng action </w:t>
+      </w:r>
+      <w:proofErr w:type="gramStart"/>
+      <w:r>
+        <w:rPr>
+          <w:rFonts w:ascii="Consolas" w:hAnsi="Consolas" w:cs="Consolas"/>
+          <w:sz w:val="16"/>
+          <w:szCs w:val="16"/>
+        </w:rPr>
+        <w:t>answers</w:t>
+      </w:r>
+      <w:proofErr w:type="gramEnd"/>
+      <w:r>
+        <w:rPr>
+          <w:rFonts w:ascii="Consolas" w:hAnsi="Consolas" w:cs="Consolas"/>
+          <w:sz w:val="16"/>
+          <w:szCs w:val="16"/>
+        </w:rPr>
+        <w:t xml:space="preserve"> it.</w:t>
+      </w:r>
     </w:p>
     <w:p>
       <w:pPr>
         <w:spacing w:after="0" w:line="240" w:lineRule="auto"/>
-        <w:rPr>
-          <w:ins w:id="940071" w:author="Claude" w:date="2026-10-29T21:30:00Z"/>
-        </w:rPr>
       </w:pPr>
-      <w:ins w:id="940072" w:author="Claude" w:date="2026-10-29T21:30:00Z">
-        <w:r>
-          <w:rPr>
-            <w:rFonts w:ascii="Consolas" w:hAnsi="Consolas" w:cs="Consolas"/>
-            <w:sz w:val="16"/>
-            <w:szCs w:val="16"/>
-          </w:rPr>
-          <w:t xml:space="preserve">  - a composite intervention: two channels must act AS ONE with a fixed ratio (hardening a town: protection + line).</w:t>
-        </w:r>
-      </w:ins>
+      <w:r>
+        <w:rPr>
+          <w:rFonts w:ascii="Consolas" w:hAnsi="Consolas" w:cs="Consolas"/>
+          <w:sz w:val="16"/>
+          <w:szCs w:val="16"/>
+        </w:rPr>
+        <w:t xml:space="preserve">  - a composite intervention: two channels must act AS ONE with a fixed ratio (hardening a town: protection + line).</w:t>
+      </w:r>
     </w:p>
     <w:p>
       <w:pPr>
         <w:spacing w:after="0" w:line="240" w:lineRule="auto"/>
-        <w:rPr>
-          <w:ins w:id="940073" w:author="Claude" w:date="2026-10-29T21:30:00Z"/>
-        </w:rPr>
       </w:pPr>
-      <w:ins w:id="940074" w:author="Claude" w:date="2026-10-29T21:30:00Z">
-        <w:r>
-          <w:rPr>
-            <w:rFonts w:ascii="Consolas" w:hAnsi="Consolas" w:cs="Consolas"/>
-            <w:sz w:val="16"/>
-            <w:szCs w:val="16"/>
-          </w:rPr>
-          <w:t xml:space="preserve">  - a clause actuator: the tactic needs its own geometry (a flank firing operation, a deep pre-wetted band). Use only what THIS map supports: no water means no drafting and no aerial drops; no population nearby means evacuate and prime are wasted orders.</w:t>
-        </w:r>
-      </w:ins>
+      <w:r>
+        <w:rPr>
+          <w:rFonts w:ascii="Consolas" w:hAnsi="Consolas" w:cs="Consolas"/>
+          <w:sz w:val="16"/>
+          <w:szCs w:val="16"/>
+        </w:rPr>
+        <w:t xml:space="preserve">  - a clause actuator: the tactic needs its own geometry (a flank firing operation, a deep pre-wetted band). Use only</w:t>
+      </w:r>
+      <w:r>
+        <w:rPr>
+          <w:rFonts w:ascii="Consolas" w:hAnsi="Consolas" w:cs="Consolas"/>
+          <w:sz w:val="16"/>
+          <w:szCs w:val="16"/>
+        </w:rPr>
+        <w:t xml:space="preserve"> what THIS map supports: no water means no drafting and no aerial drops; no population nearby means evacuate and prime are wasted orders.</w:t>
+      </w:r>
     </w:p>
     <w:p>
       <w:pPr>
         <w:spacing w:after="0" w:line="240" w:lineRule="auto"/>
-        <w:rPr>
-          <w:ins w:id="940075" w:author="Claude" w:date="2026-10-29T21:30:00Z"/>
-        </w:rPr>
       </w:pPr>
-      <w:ins w:id="940076" w:author="Claude" w:date="2026-10-29T21:30:00Z">
-        <w:r>
-          <w:rPr>
-            <w:rFonts w:ascii="Consolas" w:hAnsi="Consolas" w:cs="Consolas"/>
-            <w:sz w:val="16"/>
-            <w:szCs w:val="16"/>
-          </w:rPr>
-          <w:t xml:space="preserve">A NEW OBJECT MUST STAND ON ITS OWN. A package is measured twice: once against no package at all, and once against the SAME rule with the new object struck out and the ordinary orders of that rule left standing. If the forecast is no worse without the new object, the gain belonged to the ordinary orders and the package is refused, however large the gain was. So do not pad a new actuator with a resource deployment or a suppression effort that would have earned the same result by itself. Either give the new object the consequent list to itself, or make sure its clauses do work that the ordinary orders cannot do.</w:t>
-        </w:r>
-      </w:ins>
+      <w:r>
+        <w:rPr>
+          <w:rFonts w:ascii="Consolas" w:hAnsi="Consolas" w:cs="Consolas"/>
+          <w:sz w:val="16"/>
+          <w:szCs w:val="16"/>
+        </w:rPr>
+        <w:t xml:space="preserve">A NEW OBJECT MUST STAND ON ITS OWN. A package is measured twice: once against no package at all, and once against the </w:t>
+      </w:r>
+      <w:r>
+        <w:rPr>
+          <w:rFonts w:ascii="Consolas" w:hAnsi="Consolas" w:cs="Consolas"/>
+          <w:sz w:val="16"/>
+          <w:szCs w:val="16"/>
+        </w:rPr>
+        <w:t xml:space="preserve">SAME rule with the new object struck out and the ordinary orders of that rule left standing. If the forecast is no worse without the new object, the gain belonged to the ordinary orders and the package is refused, however large the gain was. So do not pad </w:t>
+      </w:r>
+      <w:r>
+        <w:rPr>
+          <w:rFonts w:ascii="Consolas" w:hAnsi="Consolas" w:cs="Consolas"/>
+          <w:sz w:val="16"/>
+          <w:szCs w:val="16"/>
+        </w:rPr>
+        <w:t>a new actuator with a resource deployment or a suppression effort that would have earned the same result by itself. Either give the new object the consequent list to itself, or make sure its clauses do work that the ordinary orders cannot do.</w:t>
+      </w:r>
     </w:p>
     <w:p>
       <w:pPr>
         <w:spacing w:after="0" w:line="240" w:lineRule="auto"/>
-        <w:rPr>
-          <w:ins w:id="940077" w:author="Claude" w:date="2026-10-29T21:30:00Z"/>
-        </w:rPr>
       </w:pPr>
-      <w:ins w:id="940078" w:author="Claude" w:date="2026-10-29T21:30:00Z">
-        <w:r>
-          <w:rPr>
-            <w:rFonts w:ascii="Consolas" w:hAnsi="Consolas" w:cs="Consolas"/>
-            <w:sz w:val="16"/>
-            <w:szCs w:val="16"/>
-          </w:rPr>
-          <w:t xml:space="preserve">STANDING RULES OF THE GAME: every proposal must FIRE in the situation it is proposed for (use current dominant terms, or '&gt;=' for a rising threat); orders must be strong enough to move a 45-minute physical forecast; every candidate is judged by simulation gates (form, vocabulary, relevance, availability, two reseeded A/B forecasts, and a growth margin for new vocabulary); a rejected proposal comes back to you once with the failing gate named, so fix exactly that. Always return ONLY the JSON.</w:t>
-        </w:r>
-      </w:ins>
+      <w:r>
+        <w:rPr>
+          <w:rFonts w:ascii="Consolas" w:hAnsi="Consolas" w:cs="Consolas"/>
+          <w:sz w:val="16"/>
+          <w:szCs w:val="16"/>
+        </w:rPr>
+        <w:t>STANDING RULE</w:t>
+      </w:r>
+      <w:r>
+        <w:rPr>
+          <w:rFonts w:ascii="Consolas" w:hAnsi="Consolas" w:cs="Consolas"/>
+          <w:sz w:val="16"/>
+          <w:szCs w:val="16"/>
+        </w:rPr>
+        <w:t xml:space="preserve">S OF THE GAME: every proposal must FIRE in the situation it is proposed for (use current dominant terms, or '&gt;=' for a rising threat); orders must be strong enough to move a 45-minute physical forecast; every candidate is judged by simulation gates (form, </w:t>
+      </w:r>
+      <w:r>
+        <w:rPr>
+          <w:rFonts w:ascii="Consolas" w:hAnsi="Consolas" w:cs="Consolas"/>
+          <w:sz w:val="16"/>
+          <w:szCs w:val="16"/>
+        </w:rPr>
+        <w:t>vocabulary, relevance, availability, two reseeded A/B forecasts, and a growth margin for new vocabulary); a rejected proposal comes back to you once with the failing gate named, so fix exactly that. Always return ONLY the JSON.</w:t>
+      </w:r>
     </w:p>
     <w:p>
       <w:pPr>
         <w:spacing w:after="0" w:line="240" w:lineRule="auto"/>
-        <w:rPr>
-          <w:ins w:id="940079" w:author="Claude" w:date="2026-10-29T21:30:00Z"/>
-        </w:rPr>
       </w:pPr>
-      <w:ins w:id="940080" w:author="Claude" w:date="2026-10-29T21:30:00Z">
-        <w:r>
-          <w:rPr>
-            <w:rFonts w:ascii="Consolas" w:hAnsi="Consolas" w:cs="Consolas"/>
-            <w:sz w:val="16"/>
-            <w:szCs w:val="16"/>
-          </w:rPr>
-          <w:t xml:space="preserve">=== END OF MISSION BRIEF ===</w:t>
-        </w:r>
-      </w:ins>
+      <w:r>
+        <w:rPr>
+          <w:rFonts w:ascii="Consolas" w:hAnsi="Consolas" w:cs="Consolas"/>
+          <w:sz w:val="16"/>
+          <w:szCs w:val="16"/>
+        </w:rPr>
+        <w:t>=== END OF MISSION BRIEF ===</w:t>
+      </w:r>
     </w:p>
     <w:p>
       <w:pPr>
         <w:spacing w:after="0" w:line="240" w:lineRule="auto"/>
-        <w:rPr>
-          <w:ins w:id="940081" w:author="Claude" w:date="2026-10-29T21:30:00Z"/>
-        </w:rPr>
       </w:pPr>
-      <w:ins w:id="940082" w:author="Claude" w:date="2026-10-29T21:30:00Z">
-        <w:r>
-          <w:rPr>
-            <w:rFonts w:ascii="Consolas" w:hAnsi="Consolas" w:cs="Consolas"/>
-            <w:sz w:val="16"/>
-            <w:szCs w:val="16"/>
-          </w:rPr>
-          <w:t xml:space="preserve">INCIDENT BRIEF:</w:t>
-        </w:r>
-      </w:ins>
+      <w:r>
+        <w:rPr>
+          <w:rFonts w:ascii="Consolas" w:hAnsi="Consolas" w:cs="Consolas"/>
+          <w:sz w:val="16"/>
+          <w:szCs w:val="16"/>
+        </w:rPr>
+        <w:t>INCIDENT BRIEF:</w:t>
+      </w:r>
     </w:p>
     <w:p>
       <w:pPr>
         <w:spacing w:after="0" w:line="240" w:lineRule="auto"/>
-        <w:rPr>
-          <w:ins w:id="940083" w:author="Claude" w:date="2026-10-29T21:30:00Z"/>
-        </w:rPr>
       </w:pPr>
-      <w:ins w:id="940084" w:author="Claude" w:date="2026-10-29T21:30:00Z">
-        <w:r>
-          <w:rPr>
-            <w:rFonts w:ascii="Consolas" w:hAnsi="Consolas" w:cs="Consolas"/>
-            <w:sz w:val="16"/>
-            <w:szCs w:val="16"/>
-          </w:rPr>
-          <w:t xml:space="preserve">- fire: 166 cells burning now, 14.9 ha burned so far, t = 12 min</w:t>
-        </w:r>
-      </w:ins>
+      <w:r>
+        <w:rPr>
+          <w:rFonts w:ascii="Consolas" w:hAnsi="Consolas" w:cs="Consolas"/>
+          <w:sz w:val="16"/>
+          <w:szCs w:val="16"/>
+        </w:rPr>
+        <w:t>- fire: 166 cells burning now, 14.9 ha burned so far, t = 12 min</w:t>
+      </w:r>
     </w:p>
     <w:p>
       <w:pPr>
         <w:spacing w:after="0" w:line="240" w:lineRule="auto"/>
-        <w:rPr>
-          <w:ins w:id="940085" w:author="Claude" w:date="2026-10-29T21:30:00Z"/>
-        </w:rPr>
       </w:pPr>
-      <w:ins w:id="940086" w:author="Claude" w:date="2026-10-29T21:30:00Z">
-        <w:r>
-          <w:rPr>
-            <w:rFonts w:ascii="Consolas" w:hAnsi="Consolas" w:cs="Consolas"/>
-            <w:sz w:val="16"/>
-            <w:szCs w:val="16"/>
-          </w:rPr>
-          <w:t xml:space="preserve">- trend since 12 min ago: GROWING, 0 -&gt; 166 burning cells, spreading at 74.7 ha/h. The orders in force are not holding it.</w:t>
-        </w:r>
-      </w:ins>
+      <w:r>
+        <w:rPr>
+          <w:rFonts w:ascii="Consolas" w:hAnsi="Consolas" w:cs="Consolas"/>
+          <w:sz w:val="16"/>
+          <w:szCs w:val="16"/>
+        </w:rPr>
+        <w:t>- trend since 12 min ago: GROWING, 0 -&gt; 166 burning cells, spreading at 74.7 ha/h. The orders in force are not holding it.</w:t>
+      </w:r>
     </w:p>
     <w:p>
       <w:pPr>
         <w:spacing w:after="0" w:line="240" w:lineRule="auto"/>
-        <w:rPr>
-          <w:ins w:id="940087" w:author="Claude" w:date="2026-10-29T21:30:00Z"/>
-        </w:rPr>
       </w:pPr>
-      <w:ins w:id="940088" w:author="Claude" w:date="2026-10-29T21:30:00Z">
-        <w:r>
-          <w:rPr>
-            <w:rFonts w:ascii="Consolas" w:hAnsi="Consolas" w:cs="Consolas"/>
-            <w:sz w:val="16"/>
-            <w:szCs w:val="16"/>
-          </w:rPr>
-          <w:t xml:space="preserve">- front centred near cell (59,11); wind 8.0 m/s from 0 deg, so the spread runs downwind of that point</w:t>
-        </w:r>
-      </w:ins>
+      <w:r>
+        <w:rPr>
+          <w:rFonts w:ascii="Consolas" w:hAnsi="Consolas" w:cs="Consolas"/>
+          <w:sz w:val="16"/>
+          <w:szCs w:val="16"/>
+        </w:rPr>
+        <w:t xml:space="preserve">- front </w:t>
+      </w:r>
+      <w:proofErr w:type="spellStart"/>
+      <w:r>
+        <w:rPr>
+          <w:rFonts w:ascii="Consolas" w:hAnsi="Consolas" w:cs="Consolas"/>
+          <w:sz w:val="16"/>
+          <w:szCs w:val="16"/>
+        </w:rPr>
+        <w:t>centred</w:t>
+      </w:r>
+      <w:proofErr w:type="spellEnd"/>
+      <w:r>
+        <w:rPr>
+          <w:rFonts w:ascii="Consolas" w:hAnsi="Consolas" w:cs="Consolas"/>
+          <w:sz w:val="16"/>
+          <w:szCs w:val="16"/>
+        </w:rPr>
+        <w:t xml:space="preserve"> near cell (59,11); wind 8.0 m/s from 0 deg, so the spread runs downwind of that point</w:t>
+      </w:r>
     </w:p>
     <w:p>
       <w:pPr>
         <w:spacing w:after="0" w:line="240" w:lineRule="auto"/>
-        <w:rPr>
-          <w:ins w:id="940089" w:author="Claude" w:date="2026-10-29T21:30:00Z"/>
-        </w:rPr>
       </w:pPr>
-      <w:ins w:id="940090" w:author="Claude" w:date="2026-10-29T21:30:00Z">
-        <w:r>
-          <w:rPr>
-            <w:rFonts w:ascii="Consolas" w:hAnsi="Consolas" w:cs="Consolas"/>
-            <w:sz w:val="16"/>
-            <w:szCs w:val="16"/>
-          </w:rPr>
-          <w:t xml:space="preserve">- fuel moisture at the front 0.08 (drier burns faster)</w:t>
-        </w:r>
-      </w:ins>
+      <w:r>
+        <w:rPr>
+          <w:rFonts w:ascii="Consolas" w:hAnsi="Consolas" w:cs="Consolas"/>
+          <w:sz w:val="16"/>
+          <w:szCs w:val="16"/>
+        </w:rPr>
+        <w:t>- fuel moisture at the front 0.</w:t>
+      </w:r>
+      <w:r>
+        <w:rPr>
+          <w:rFonts w:ascii="Consolas" w:hAnsi="Consolas" w:cs="Consolas"/>
+          <w:sz w:val="16"/>
+          <w:szCs w:val="16"/>
+        </w:rPr>
+        <w:t>08 (drier burns faster)</w:t>
+      </w:r>
     </w:p>
     <w:p>
       <w:pPr>
         <w:spacing w:after="0" w:line="240" w:lineRule="auto"/>
-        <w:rPr>
-          <w:ins w:id="940091" w:author="Claude" w:date="2026-10-29T21:30:00Z"/>
-        </w:rPr>
       </w:pPr>
-      <w:ins w:id="940092" w:author="Claude" w:date="2026-10-29T21:30:00Z">
-        <w:r>
-          <w:rPr>
-            <w:rFonts w:ascii="Consolas" w:hAnsi="Consolas" w:cs="Consolas"/>
-            <w:sz w:val="16"/>
-            <w:szCs w:val="16"/>
-          </w:rPr>
-          <w:t xml:space="preserve">- nearest asset: population 'Village 4 residents' at 268 m from the fire, 731 persons</w:t>
-        </w:r>
-      </w:ins>
+      <w:r>
+        <w:rPr>
+          <w:rFonts w:ascii="Consolas" w:hAnsi="Consolas" w:cs="Consolas"/>
+          <w:sz w:val="16"/>
+          <w:szCs w:val="16"/>
+        </w:rPr>
+        <w:t>- nearest asset: population 'Village 4 residents' at 268 m from the fire, 731 persons</w:t>
+      </w:r>
     </w:p>
     <w:p>
       <w:pPr>
         <w:spacing w:after="0" w:line="240" w:lineRule="auto"/>
-        <w:rPr>
-          <w:ins w:id="940093" w:author="Claude" w:date="2026-10-29T21:30:00Z"/>
-        </w:rPr>
       </w:pPr>
-      <w:ins w:id="940094" w:author="Claude" w:date="2026-10-29T21:30:00Z">
-        <w:r>
-          <w:rPr>
-            <w:rFonts w:ascii="Consolas" w:hAnsi="Consolas" w:cs="Consolas"/>
-            <w:sz w:val="16"/>
-            <w:szCs w:val="16"/>
-          </w:rPr>
-          <w:t xml:space="preserve">- water: a lake/sea lies ~175 m from the front; a draft clause raises sustained capacity near it</w:t>
-        </w:r>
-      </w:ins>
+      <w:r>
+        <w:rPr>
+          <w:rFonts w:ascii="Consolas" w:hAnsi="Consolas" w:cs="Consolas"/>
+          <w:sz w:val="16"/>
+          <w:szCs w:val="16"/>
+        </w:rPr>
+        <w:t>- water: a lake/sea lies ~175 m from the front; a draft clause raises sustained capacity near it</w:t>
+      </w:r>
     </w:p>
     <w:p>
       <w:pPr>
         <w:spacing w:after="0" w:line="240" w:lineRule="auto"/>
-        <w:rPr>
-          <w:ins w:id="940095" w:author="Claude" w:date="2026-10-29T21:30:00Z"/>
-        </w:rPr>
       </w:pPr>
-      <w:ins w:id="940096" w:author="Claude" w:date="2026-10-29T21:30:00Z">
-        <w:r>
-          <w:rPr>
-            <w:rFonts w:ascii="Consolas" w:hAnsi="Consolas" w:cs="Consolas"/>
-            <w:sz w:val="16"/>
-            <w:szCs w:val="16"/>
-          </w:rPr>
-          <w:t xml:space="preserve">- resources: available capacity 739.8 (rcap sum), mean travel time to the front 45 min; air support can reach the whole map</w:t>
-        </w:r>
-      </w:ins>
+      <w:r>
+        <w:rPr>
+          <w:rFonts w:ascii="Consolas" w:hAnsi="Consolas" w:cs="Consolas"/>
+          <w:sz w:val="16"/>
+          <w:szCs w:val="16"/>
+        </w:rPr>
+        <w:t>- resources: available capacity 739.8 (</w:t>
+      </w:r>
+      <w:proofErr w:type="spellStart"/>
+      <w:r>
+        <w:rPr>
+          <w:rFonts w:ascii="Consolas" w:hAnsi="Consolas" w:cs="Consolas"/>
+          <w:sz w:val="16"/>
+          <w:szCs w:val="16"/>
+        </w:rPr>
+        <w:t>rcap</w:t>
+      </w:r>
+      <w:proofErr w:type="spellEnd"/>
+      <w:r>
+        <w:rPr>
+          <w:rFonts w:ascii="Consolas" w:hAnsi="Consolas" w:cs="Consolas"/>
+          <w:sz w:val="16"/>
+          <w:szCs w:val="16"/>
+        </w:rPr>
+        <w:t xml:space="preserve"> sum),</w:t>
+      </w:r>
+      <w:r>
+        <w:rPr>
+          <w:rFonts w:ascii="Consolas" w:hAnsi="Consolas" w:cs="Consolas"/>
+          <w:sz w:val="16"/>
+          <w:szCs w:val="16"/>
+        </w:rPr>
+        <w:t xml:space="preserve"> mean travel time to the front 45 min; air support can reach the whole map</w:t>
+      </w:r>
     </w:p>
     <w:p>
       <w:pPr>
         <w:spacing w:after="0" w:line="240" w:lineRule="auto"/>
-        <w:rPr>
-          <w:ins w:id="940097" w:author="Claude" w:date="2026-10-29T21:30:00Z"/>
-        </w:rPr>
       </w:pPr>
-      <w:ins w:id="940098" w:author="Claude" w:date="2026-10-29T21:30:00Z">
-        <w:r>
-          <w:rPr>
-            <w:rFonts w:ascii="Consolas" w:hAnsi="Consolas" w:cs="Consolas"/>
-            <w:sz w:val="16"/>
-            <w:szCs w:val="16"/>
-          </w:rPr>
-          <w:t xml:space="preserve">- cost terms now: burned area=0.10, asset loss=0.00, population exposure=0.00; the biggest bleed is burned area</w:t>
-        </w:r>
-      </w:ins>
+      <w:r>
+        <w:rPr>
+          <w:rFonts w:ascii="Consolas" w:hAnsi="Consolas" w:cs="Consolas"/>
+          <w:sz w:val="16"/>
+          <w:szCs w:val="16"/>
+        </w:rPr>
+        <w:t>- cost terms now: burned area=0.10, asset loss=0.00, population exposure=0.00; the biggest bleed is burned area</w:t>
+      </w:r>
     </w:p>
     <w:p>
       <w:pPr>
         <w:spacing w:after="0" w:line="240" w:lineRule="auto"/>
-        <w:rPr>
-          <w:ins w:id="940099" w:author="Claude" w:date="2026-10-29T21:30:00Z"/>
-        </w:rPr>
       </w:pPr>
-      <w:ins w:id="940100" w:author="Claude" w:date="2026-10-29T21:30:00Z">
-        <w:r>
-          <w:rPr>
-            <w:rFonts w:ascii="Consolas" w:hAnsi="Consolas" w:cs="Consolas"/>
-            <w:sz w:val="16"/>
-            <w:szCs w:val="16"/>
-          </w:rPr>
-          <w:t xml:space="preserve">- ANALYSIS REQUIRED before answering: from the brief, decide where the fire is heading, what is lost first, and which intervention family cuts the 45-minute PHYSICAL forecast most given the travel times and capacity (direct suppression when the front is reachable and capacity is free; containment across the downwind path when it is not; evacuation and warning when people are close). Then write the ONE rule (or package) that orders exactly that. Output ONLY the JSON.</w:t>
-        </w:r>
-      </w:ins>
+      <w:r>
+        <w:rPr>
+          <w:rFonts w:ascii="Consolas" w:hAnsi="Consolas" w:cs="Consolas"/>
+          <w:sz w:val="16"/>
+          <w:szCs w:val="16"/>
+        </w:rPr>
+        <w:t>- ANALYSIS REQUIRED before answering: from the brief, decide where th</w:t>
+      </w:r>
+      <w:r>
+        <w:rPr>
+          <w:rFonts w:ascii="Consolas" w:hAnsi="Consolas" w:cs="Consolas"/>
+          <w:sz w:val="16"/>
+          <w:szCs w:val="16"/>
+        </w:rPr>
+        <w:t>e fire is heading, what is lost first, and which intervention family cuts the 45-minute PHYSICAL forecast most given the travel times and capacity (direct suppression when the front is reachable and capacity is free; containment across the downwind path wh</w:t>
+      </w:r>
+      <w:r>
+        <w:rPr>
+          <w:rFonts w:ascii="Consolas" w:hAnsi="Consolas" w:cs="Consolas"/>
+          <w:sz w:val="16"/>
+          <w:szCs w:val="16"/>
+        </w:rPr>
+        <w:t>en it is not; evacuation and warning when people are close). Then write the ONE rule (or package) that orders exactly that. Output ONLY the JSON.</w:t>
+      </w:r>
     </w:p>
     <w:p>
       <w:pPr>
         <w:spacing w:after="0" w:line="240" w:lineRule="auto"/>
-        <w:rPr>
-          <w:ins w:id="940101" w:author="Claude" w:date="2026-10-29T21:30:00Z"/>
-        </w:rPr>
       </w:pPr>
-      <w:ins w:id="940102" w:author="Claude" w:date="2026-10-29T21:30:00Z">
-        <w:r>
-          <w:rPr>
-            <w:rFonts w:ascii="Consolas" w:hAnsi="Consolas" w:cs="Consolas"/>
-            <w:sz w:val="16"/>
-            <w:szCs w:val="16"/>
-          </w:rPr>
-          <w:t xml:space="preserve">fire_threat_level=0.78, asset_exposure_risk=0.45, suppression_feasibility=0.95, intervention_urgency=0.72, evacuation_pressure=0.50</w:t>
-        </w:r>
-      </w:ins>
+      <w:proofErr w:type="spellStart"/>
+      <w:r>
+        <w:rPr>
+          <w:rFonts w:ascii="Consolas" w:hAnsi="Consolas" w:cs="Consolas"/>
+          <w:sz w:val="16"/>
+          <w:szCs w:val="16"/>
+        </w:rPr>
+        <w:t>fire_threat_level</w:t>
+      </w:r>
+      <w:proofErr w:type="spellEnd"/>
+      <w:r>
+        <w:rPr>
+          <w:rFonts w:ascii="Consolas" w:hAnsi="Consolas" w:cs="Consolas"/>
+          <w:sz w:val="16"/>
+          <w:szCs w:val="16"/>
+        </w:rPr>
+        <w:t xml:space="preserve">=0.78, </w:t>
+      </w:r>
+      <w:proofErr w:type="spellStart"/>
+      <w:r>
+        <w:rPr>
+          <w:rFonts w:ascii="Consolas" w:hAnsi="Consolas" w:cs="Consolas"/>
+          <w:sz w:val="16"/>
+          <w:szCs w:val="16"/>
+        </w:rPr>
+        <w:t>asset_exposure_risk</w:t>
+      </w:r>
+      <w:proofErr w:type="spellEnd"/>
+      <w:r>
+        <w:rPr>
+          <w:rFonts w:ascii="Consolas" w:hAnsi="Consolas" w:cs="Consolas"/>
+          <w:sz w:val="16"/>
+          <w:szCs w:val="16"/>
+        </w:rPr>
+        <w:t xml:space="preserve">=0.45, </w:t>
+      </w:r>
+      <w:proofErr w:type="spellStart"/>
+      <w:r>
+        <w:rPr>
+          <w:rFonts w:ascii="Consolas" w:hAnsi="Consolas" w:cs="Consolas"/>
+          <w:sz w:val="16"/>
+          <w:szCs w:val="16"/>
+        </w:rPr>
+        <w:t>suppression_feasibility</w:t>
+      </w:r>
+      <w:proofErr w:type="spellEnd"/>
+      <w:r>
+        <w:rPr>
+          <w:rFonts w:ascii="Consolas" w:hAnsi="Consolas" w:cs="Consolas"/>
+          <w:sz w:val="16"/>
+          <w:szCs w:val="16"/>
+        </w:rPr>
+        <w:t xml:space="preserve">=0.95, </w:t>
+      </w:r>
+      <w:proofErr w:type="spellStart"/>
+      <w:r>
+        <w:rPr>
+          <w:rFonts w:ascii="Consolas" w:hAnsi="Consolas" w:cs="Consolas"/>
+          <w:sz w:val="16"/>
+          <w:szCs w:val="16"/>
+        </w:rPr>
+        <w:t>intervention_urgency</w:t>
+      </w:r>
+      <w:proofErr w:type="spellEnd"/>
+      <w:r>
+        <w:rPr>
+          <w:rFonts w:ascii="Consolas" w:hAnsi="Consolas" w:cs="Consolas"/>
+          <w:sz w:val="16"/>
+          <w:szCs w:val="16"/>
+        </w:rPr>
+        <w:t xml:space="preserve">=0.72, </w:t>
+      </w:r>
+      <w:proofErr w:type="spellStart"/>
+      <w:r>
+        <w:rPr>
+          <w:rFonts w:ascii="Consolas" w:hAnsi="Consolas" w:cs="Consolas"/>
+          <w:sz w:val="16"/>
+          <w:szCs w:val="16"/>
+        </w:rPr>
+        <w:t>eva</w:t>
+      </w:r>
+      <w:r>
+        <w:rPr>
+          <w:rFonts w:ascii="Consolas" w:hAnsi="Consolas" w:cs="Consolas"/>
+          <w:sz w:val="16"/>
+          <w:szCs w:val="16"/>
+        </w:rPr>
+        <w:t>cuation_pressure</w:t>
+      </w:r>
+      <w:proofErr w:type="spellEnd"/>
+      <w:r>
+        <w:rPr>
+          <w:rFonts w:ascii="Consolas" w:hAnsi="Consolas" w:cs="Consolas"/>
+          <w:sz w:val="16"/>
+          <w:szCs w:val="16"/>
+        </w:rPr>
+        <w:t>=0.50</w:t>
+      </w:r>
     </w:p>
     <w:p>
       <w:pPr>
         <w:spacing w:after="0" w:line="240" w:lineRule="auto"/>
-        <w:rPr>
-          <w:ins w:id="940103" w:author="Claude" w:date="2026-10-29T21:30:00Z"/>
-        </w:rPr>
       </w:pPr>
-      <w:ins w:id="940104" w:author="Claude" w:date="2026-10-29T21:30:00Z">
-        <w:r>
-          <w:rPr>
-            <w:rFonts w:ascii="Consolas" w:hAnsi="Consolas" w:cs="Consolas"/>
-            <w:sz w:val="16"/>
-            <w:szCs w:val="16"/>
-          </w:rPr>
-          <w:t xml:space="preserve">Current dominant terms: fire_threat_level=H, asset_exposure_risk=L, suppression_feasibility=VH, intervention_urgency=VH, evacuation_pressure=VH</w:t>
-        </w:r>
-      </w:ins>
+      <w:r>
+        <w:rPr>
+          <w:rFonts w:ascii="Consolas" w:hAnsi="Consolas" w:cs="Consolas"/>
+          <w:sz w:val="16"/>
+          <w:szCs w:val="16"/>
+        </w:rPr>
+        <w:t xml:space="preserve">Current dominant terms: </w:t>
+      </w:r>
+      <w:proofErr w:type="spellStart"/>
+      <w:r>
+        <w:rPr>
+          <w:rFonts w:ascii="Consolas" w:hAnsi="Consolas" w:cs="Consolas"/>
+          <w:sz w:val="16"/>
+          <w:szCs w:val="16"/>
+        </w:rPr>
+        <w:t>fire_threat_level</w:t>
+      </w:r>
+      <w:proofErr w:type="spellEnd"/>
+      <w:r>
+        <w:rPr>
+          <w:rFonts w:ascii="Consolas" w:hAnsi="Consolas" w:cs="Consolas"/>
+          <w:sz w:val="16"/>
+          <w:szCs w:val="16"/>
+        </w:rPr>
+        <w:t xml:space="preserve">=H, </w:t>
+      </w:r>
+      <w:proofErr w:type="spellStart"/>
+      <w:r>
+        <w:rPr>
+          <w:rFonts w:ascii="Consolas" w:hAnsi="Consolas" w:cs="Consolas"/>
+          <w:sz w:val="16"/>
+          <w:szCs w:val="16"/>
+        </w:rPr>
+        <w:t>asset_exposure_risk</w:t>
+      </w:r>
+      <w:proofErr w:type="spellEnd"/>
+      <w:r>
+        <w:rPr>
+          <w:rFonts w:ascii="Consolas" w:hAnsi="Consolas" w:cs="Consolas"/>
+          <w:sz w:val="16"/>
+          <w:szCs w:val="16"/>
+        </w:rPr>
+        <w:t xml:space="preserve">=L, </w:t>
+      </w:r>
+      <w:proofErr w:type="spellStart"/>
+      <w:r>
+        <w:rPr>
+          <w:rFonts w:ascii="Consolas" w:hAnsi="Consolas" w:cs="Consolas"/>
+          <w:sz w:val="16"/>
+          <w:szCs w:val="16"/>
+        </w:rPr>
+        <w:t>suppression_feasibility</w:t>
+      </w:r>
+      <w:proofErr w:type="spellEnd"/>
+      <w:r>
+        <w:rPr>
+          <w:rFonts w:ascii="Consolas" w:hAnsi="Consolas" w:cs="Consolas"/>
+          <w:sz w:val="16"/>
+          <w:szCs w:val="16"/>
+        </w:rPr>
+        <w:t xml:space="preserve">=VH, </w:t>
+      </w:r>
+      <w:proofErr w:type="spellStart"/>
+      <w:r>
+        <w:rPr>
+          <w:rFonts w:ascii="Consolas" w:hAnsi="Consolas" w:cs="Consolas"/>
+          <w:sz w:val="16"/>
+          <w:szCs w:val="16"/>
+        </w:rPr>
+        <w:t>intervention_urgency</w:t>
+      </w:r>
+      <w:proofErr w:type="spellEnd"/>
+      <w:r>
+        <w:rPr>
+          <w:rFonts w:ascii="Consolas" w:hAnsi="Consolas" w:cs="Consolas"/>
+          <w:sz w:val="16"/>
+          <w:szCs w:val="16"/>
+        </w:rPr>
+        <w:t xml:space="preserve">=VH, </w:t>
+      </w:r>
+      <w:proofErr w:type="spellStart"/>
+      <w:r>
+        <w:rPr>
+          <w:rFonts w:ascii="Consolas" w:hAnsi="Consolas" w:cs="Consolas"/>
+          <w:sz w:val="16"/>
+          <w:szCs w:val="16"/>
+        </w:rPr>
+        <w:t>evacuation_pressure</w:t>
+      </w:r>
+      <w:proofErr w:type="spellEnd"/>
+      <w:r>
+        <w:rPr>
+          <w:rFonts w:ascii="Consolas" w:hAnsi="Consolas" w:cs="Consolas"/>
+          <w:sz w:val="16"/>
+          <w:szCs w:val="16"/>
+        </w:rPr>
+        <w:t>=VH</w:t>
+      </w:r>
     </w:p>
     <w:p>
       <w:pPr>
         <w:spacing w:after="0" w:line="240" w:lineRule="auto"/>
-        <w:rPr>
-          <w:ins w:id="940105" w:author="Claude" w:date="2026-10-29T21:30:00Z"/>
-        </w:rPr>
       </w:pPr>
-      <w:ins w:id="940106" w:author="Claude" w:date="2026-10-29T21:30:00Z">
-        <w:r>
-          <w:rPr>
-            <w:rFonts w:ascii="Consolas" w:hAnsi="Consolas" w:cs="Consolas"/>
-            <w:sz w:val="16"/>
-            <w:szCs w:val="16"/>
-          </w:rPr>
-          <w:t xml:space="preserve">HARD REQUIREMENT: the rule must FIRE in this PRESENT situation. For every concept used in the antecedents pick its CURRENT dominant term above (a neighbouring term only if it still holds now). A rule for a hypothetical other situation is rejected without simulation. In a deficit the orders must be strong enough to move a 45-minute forecast; timid consequents (&lt; 0.6 on the main channel) rarely clear the gates. For a threat that will keep RISING, write the term as '&gt;=H' (fires at H and everything above), so the rule stays in force while the situation escalates instead of falling silent at VH.</w:t>
-        </w:r>
-      </w:ins>
+      <w:r>
+        <w:rPr>
+          <w:rFonts w:ascii="Consolas" w:hAnsi="Consolas" w:cs="Consolas"/>
+          <w:sz w:val="16"/>
+          <w:szCs w:val="16"/>
+        </w:rPr>
+        <w:t xml:space="preserve">HARD REQUIREMENT: the rule must FIRE in this PRESENT situation. For every concept used in the antecedents pick its CURRENT dominant term above (a </w:t>
+      </w:r>
+      <w:proofErr w:type="spellStart"/>
+      <w:r>
+        <w:rPr>
+          <w:rFonts w:ascii="Consolas" w:hAnsi="Consolas" w:cs="Consolas"/>
+          <w:sz w:val="16"/>
+          <w:szCs w:val="16"/>
+        </w:rPr>
+        <w:t>neighbouring</w:t>
+      </w:r>
+      <w:proofErr w:type="spellEnd"/>
+      <w:r>
+        <w:rPr>
+          <w:rFonts w:ascii="Consolas" w:hAnsi="Consolas" w:cs="Consolas"/>
+          <w:sz w:val="16"/>
+          <w:szCs w:val="16"/>
+        </w:rPr>
+        <w:t xml:space="preserve"> term only if it still holds now). A rule for a hypothetical other situation is rejected without s</w:t>
+      </w:r>
+      <w:r>
+        <w:rPr>
+          <w:rFonts w:ascii="Consolas" w:hAnsi="Consolas" w:cs="Consolas"/>
+          <w:sz w:val="16"/>
+          <w:szCs w:val="16"/>
+        </w:rPr>
+        <w:t>imulation. In a deficit the orders must be strong enough to move a 45-minute forecast; timid consequents (&lt; 0.6 on the main channel) rarely clear the gates. For a threat that will keep RISING, write the term as '&gt;=H' (fires at H and everything above), so t</w:t>
+      </w:r>
+      <w:r>
+        <w:rPr>
+          <w:rFonts w:ascii="Consolas" w:hAnsi="Consolas" w:cs="Consolas"/>
+          <w:sz w:val="16"/>
+          <w:szCs w:val="16"/>
+        </w:rPr>
+        <w:t>he rule stays in force while the situation escalates instead of falling silent at VH.</w:t>
+      </w:r>
     </w:p>
     <w:p>
       <w:pPr>
         <w:spacing w:after="0" w:line="240" w:lineRule="auto"/>
-        <w:rPr>
-          <w:ins w:id="940107" w:author="Claude" w:date="2026-10-29T21:30:00Z"/>
-        </w:rPr>
       </w:pPr>
-      <w:ins w:id="940108" w:author="Claude" w:date="2026-10-29T21:30:00Z">
-        <w:r>
-          <w:rPr>
-            <w:rFonts w:ascii="Consolas" w:hAnsi="Consolas" w:cs="Consolas"/>
-            <w:sz w:val="16"/>
-            <w:szCs w:val="16"/>
-          </w:rPr>
-          <w:t xml:space="preserve">Current rule base:</w:t>
-        </w:r>
-      </w:ins>
+      <w:r>
+        <w:rPr>
+          <w:rFonts w:ascii="Consolas" w:hAnsi="Consolas" w:cs="Consolas"/>
+          <w:sz w:val="16"/>
+          <w:szCs w:val="16"/>
+        </w:rPr>
+        <w:t>Current rule base:</w:t>
+      </w:r>
     </w:p>
     <w:p>
       <w:pPr>
         <w:spacing w:after="0" w:line="240" w:lineRule="auto"/>
-        <w:rPr>
-          <w:ins w:id="940109" w:author="Claude" w:date="2026-10-29T21:30:00Z"/>
-        </w:rPr>
       </w:pPr>
-      <w:ins w:id="940110" w:author="Claude" w:date="2026-10-29T21:30:00Z">
-        <w:r>
-          <w:rPr>
-            <w:rFonts w:ascii="Consolas" w:hAnsi="Consolas" w:cs="Consolas"/>
-            <w:sz w:val="16"/>
-            <w:szCs w:val="16"/>
-          </w:rPr>
-          <w:t xml:space="preserve">R7: IF asset exposure risk is VH AND suppression feasibility is L THEN asset protection 0.9, containment line 0.6</w:t>
-        </w:r>
-      </w:ins>
+      <w:r>
+        <w:rPr>
+          <w:rFonts w:ascii="Consolas" w:hAnsi="Consolas" w:cs="Consolas"/>
+          <w:sz w:val="16"/>
+          <w:szCs w:val="16"/>
+        </w:rPr>
+        <w:t>R7: IF asset exposure risk is VH AND suppression feasibility is L THEN asset protection 0.9, containment line 0.6</w:t>
+      </w:r>
     </w:p>
     <w:p>
       <w:pPr>
         <w:spacing w:after="0" w:line="240" w:lineRule="auto"/>
-        <w:rPr>
-          <w:ins w:id="940111" w:author="Claude" w:date="2026-10-29T21:30:00Z"/>
-        </w:rPr>
       </w:pPr>
-      <w:ins w:id="940112" w:author="Claude" w:date="2026-10-29T21:30:00Z">
-        <w:r>
-          <w:rPr>
-            <w:rFonts w:ascii="Consolas" w:hAnsi="Consolas" w:cs="Consolas"/>
-            <w:sz w:val="16"/>
-            <w:szCs w:val="16"/>
-          </w:rPr>
-          <w:t xml:space="preserve">R11: IF evacuation pressure is VH AND suppression feasibility is VL THEN evacuation 1.0, public warning 1.0, resource deployment 0.7; withdraw offensive intensities (deployment supports the evacuation; offensive intensities withdrawn)</w:t>
-        </w:r>
-      </w:ins>
+      <w:r>
+        <w:rPr>
+          <w:rFonts w:ascii="Consolas" w:hAnsi="Consolas" w:cs="Consolas"/>
+          <w:sz w:val="16"/>
+          <w:szCs w:val="16"/>
+        </w:rPr>
+        <w:t>R11: IF evacuation pressure is VH AND</w:t>
+      </w:r>
+      <w:r>
+        <w:rPr>
+          <w:rFonts w:ascii="Consolas" w:hAnsi="Consolas" w:cs="Consolas"/>
+          <w:sz w:val="16"/>
+          <w:szCs w:val="16"/>
+        </w:rPr>
+        <w:t xml:space="preserve"> suppression feasibility is VL THEN evacuation 1.0, public warning 1.0, resource deployment 0.7; withdraw offensive intensities (deployment supports the evacuation; offensive intensities withdrawn)</w:t>
+      </w:r>
     </w:p>
     <w:p>
       <w:pPr>
         <w:spacing w:after="0" w:line="240" w:lineRule="auto"/>
-        <w:rPr>
-          <w:ins w:id="940113" w:author="Claude" w:date="2026-10-29T21:30:00Z"/>
-        </w:rPr>
       </w:pPr>
-      <w:ins w:id="940114" w:author="Claude" w:date="2026-10-29T21:30:00Z">
-        <w:r>
-          <w:rPr>
-            <w:rFonts w:ascii="Consolas" w:hAnsi="Consolas" w:cs="Consolas"/>
-            <w:sz w:val="16"/>
-            <w:szCs w:val="16"/>
-          </w:rPr>
-          <w:t xml:space="preserve">R15: IF fire threat level is VH AND suppression feasibility is VL THEN containment line 0.9, evacuation 0.6, public warning 0.8</w:t>
-        </w:r>
-      </w:ins>
+      <w:r>
+        <w:rPr>
+          <w:rFonts w:ascii="Consolas" w:hAnsi="Consolas" w:cs="Consolas"/>
+          <w:sz w:val="16"/>
+          <w:szCs w:val="16"/>
+        </w:rPr>
+        <w:t>R15: IF fire threat level is VH AND suppression feasibilit</w:t>
+      </w:r>
+      <w:r>
+        <w:rPr>
+          <w:rFonts w:ascii="Consolas" w:hAnsi="Consolas" w:cs="Consolas"/>
+          <w:sz w:val="16"/>
+          <w:szCs w:val="16"/>
+        </w:rPr>
+        <w:t>y is VL THEN containment line 0.9, evacuation 0.6, public warning 0.8</w:t>
+      </w:r>
     </w:p>
     <w:p>
       <w:pPr>
         <w:spacing w:after="0" w:line="240" w:lineRule="auto"/>
-        <w:rPr>
-          <w:ins w:id="940115" w:author="Claude" w:date="2026-10-29T21:30:00Z"/>
-        </w:rPr>
       </w:pPr>
-      <w:ins w:id="940116" w:author="Claude" w:date="2026-10-29T21:30:00Z">
-        <w:r>
-          <w:rPr>
-            <w:rFonts w:ascii="Consolas" w:hAnsi="Consolas" w:cs="Consolas"/>
-            <w:sz w:val="16"/>
-            <w:szCs w:val="16"/>
-          </w:rPr>
-          <w:t xml:space="preserve">R20: IF intervention urgency is VH THEN resource deployment 1.0 (priority preemption across regions)</w:t>
-        </w:r>
-      </w:ins>
+      <w:r>
+        <w:rPr>
+          <w:rFonts w:ascii="Consolas" w:hAnsi="Consolas" w:cs="Consolas"/>
+          <w:sz w:val="16"/>
+          <w:szCs w:val="16"/>
+        </w:rPr>
+        <w:t>R20: IF intervention urgency is VH THEN resource deployment 1.0 (priority preemption across regions)</w:t>
+      </w:r>
     </w:p>
     <w:p>
       <w:pPr>
         <w:spacing w:after="0" w:line="240" w:lineRule="auto"/>
-        <w:rPr>
-          <w:ins w:id="940117" w:author="Claude" w:date="2026-10-29T21:30:00Z"/>
-        </w:rPr>
       </w:pPr>
-      <w:ins w:id="940118" w:author="Claude" w:date="2026-10-29T21:30:00Z">
-        <w:r>
-          <w:rPr>
-            <w:rFonts w:ascii="Consolas" w:hAnsi="Consolas" w:cs="Consolas"/>
-            <w:sz w:val="16"/>
-            <w:szCs w:val="16"/>
-          </w:rPr>
-          <w:t xml:space="preserve">R26: IF fire threat level is VH THEN suppression effort 1.0, resource deployment 0.8</w:t>
-        </w:r>
-      </w:ins>
+      <w:r>
+        <w:rPr>
+          <w:rFonts w:ascii="Consolas" w:hAnsi="Consolas" w:cs="Consolas"/>
+          <w:sz w:val="16"/>
+          <w:szCs w:val="16"/>
+        </w:rPr>
+        <w:t>R26: IF fire threat level is VH THEN suppression effort 1.0, resource deployment 0.8</w:t>
+      </w:r>
     </w:p>
     <w:p>
       <w:pPr>
         <w:spacing w:after="0" w:line="240" w:lineRule="auto"/>
-        <w:rPr>
-          <w:ins w:id="940119" w:author="Claude" w:date="2026-10-29T21:30:00Z"/>
-        </w:rPr>
       </w:pPr>
-      <w:ins w:id="940120" w:author="Claude" w:date="2026-10-29T21:30:00Z">
-        <w:r>
-          <w:rPr>
-            <w:rFonts w:ascii="Consolas" w:hAnsi="Consolas" w:cs="Consolas"/>
-            <w:sz w:val="16"/>
-            <w:szCs w:val="16"/>
-          </w:rPr>
-          <w:t xml:space="preserve">The base is nearly silent here (max fired weight 0.42): propose ONE rule that ANSWERS this situation. If the five decision concepts and six base interventions cannot cleanly express the RIGHT response for this situation, PREFER a PACKAGE: ONE composite intervention (a weighted mix of base channels), and write the rule USING that new object. Grow the vocabulary when it genuinely helps answer the void. A composite must DIFFER IN EFFECT from any single channel or it fails the growth margin: containment_line+suppression_effort acts as a backburn pattern across the downwind path, asset_protection+containment_line hardens a threatened settlement; evacuation+public_warning is REDUNDANT (a plain rule already orders both) and will be rejected.</w:t>
-        </w:r>
-      </w:ins>
+      <w:r>
+        <w:rPr>
+          <w:rFonts w:ascii="Consolas" w:hAnsi="Consolas" w:cs="Consolas"/>
+          <w:sz w:val="16"/>
+          <w:szCs w:val="16"/>
+        </w:rPr>
+        <w:t>The base is nearly silent here (max fired weight 0.42): propose ONE rule that ANSWERS this situation. If the five decision concepts and six base interventions cannot cleanly express the RIGHT response for this situation, PREFER a PACKAGE: ONE composite int</w:t>
+      </w:r>
+      <w:r>
+        <w:rPr>
+          <w:rFonts w:ascii="Consolas" w:hAnsi="Consolas" w:cs="Consolas"/>
+          <w:sz w:val="16"/>
+          <w:szCs w:val="16"/>
+        </w:rPr>
+        <w:t xml:space="preserve">ervention (a weighted mix of base channels), and write the rule USING that new object. Grow the vocabulary when it genuinely helps answer the void. A composite must DIFFER IN EFFECT from any single channel or it fails the growth margin: </w:t>
+      </w:r>
+      <w:proofErr w:type="spellStart"/>
+      <w:r>
+        <w:rPr>
+          <w:rFonts w:ascii="Consolas" w:hAnsi="Consolas" w:cs="Consolas"/>
+          <w:sz w:val="16"/>
+          <w:szCs w:val="16"/>
+        </w:rPr>
+        <w:t>containment_line+su</w:t>
+      </w:r>
+      <w:r>
+        <w:rPr>
+          <w:rFonts w:ascii="Consolas" w:hAnsi="Consolas" w:cs="Consolas"/>
+          <w:sz w:val="16"/>
+          <w:szCs w:val="16"/>
+        </w:rPr>
+        <w:t>ppression_effort</w:t>
+      </w:r>
+      <w:proofErr w:type="spellEnd"/>
+      <w:r>
+        <w:rPr>
+          <w:rFonts w:ascii="Consolas" w:hAnsi="Consolas" w:cs="Consolas"/>
+          <w:sz w:val="16"/>
+          <w:szCs w:val="16"/>
+        </w:rPr>
+        <w:t xml:space="preserve"> acts as a backburn pattern across the downwind path, </w:t>
+      </w:r>
+      <w:proofErr w:type="spellStart"/>
+      <w:r>
+        <w:rPr>
+          <w:rFonts w:ascii="Consolas" w:hAnsi="Consolas" w:cs="Consolas"/>
+          <w:sz w:val="16"/>
+          <w:szCs w:val="16"/>
+        </w:rPr>
+        <w:t>asset_protection+containment_line</w:t>
+      </w:r>
+      <w:proofErr w:type="spellEnd"/>
+      <w:r>
+        <w:rPr>
+          <w:rFonts w:ascii="Consolas" w:hAnsi="Consolas" w:cs="Consolas"/>
+          <w:sz w:val="16"/>
+          <w:szCs w:val="16"/>
+        </w:rPr>
+        <w:t xml:space="preserve"> hardens a threatened settlement; </w:t>
+      </w:r>
+      <w:proofErr w:type="spellStart"/>
+      <w:r>
+        <w:rPr>
+          <w:rFonts w:ascii="Consolas" w:hAnsi="Consolas" w:cs="Consolas"/>
+          <w:sz w:val="16"/>
+          <w:szCs w:val="16"/>
+        </w:rPr>
+        <w:t>evacuation+public_warning</w:t>
+      </w:r>
+      <w:proofErr w:type="spellEnd"/>
+      <w:r>
+        <w:rPr>
+          <w:rFonts w:ascii="Consolas" w:hAnsi="Consolas" w:cs="Consolas"/>
+          <w:sz w:val="16"/>
+          <w:szCs w:val="16"/>
+        </w:rPr>
+        <w:t xml:space="preserve"> is REDUNDANT (a plain rule already orders both) and will be rejected.</w:t>
+      </w:r>
     </w:p>
     <w:p>
       <w:pPr>
         <w:spacing w:after="0" w:line="240" w:lineRule="auto"/>
-        <w:rPr>
-          <w:ins w:id="940121" w:author="Claude" w:date="2026-10-29T21:30:00Z"/>
-        </w:rPr>
       </w:pPr>
-      <w:ins w:id="940122" w:author="Claude" w:date="2026-10-29T21:30:00Z">
-        <w:r>
-          <w:rPr>
-            <w:rFonts w:ascii="Consolas" w:hAnsi="Consolas" w:cs="Consolas"/>
-            <w:sz w:val="16"/>
-            <w:szCs w:val="16"/>
-          </w:rPr>
-          <w:t xml:space="preserve">Do NOT re-issue an existing rule's antecedent cell with different numbers (that is the tuning stage's job); pick an UNCOVERED situation cell.</w:t>
-        </w:r>
-      </w:ins>
+      <w:r>
+        <w:rPr>
+          <w:rFonts w:ascii="Consolas" w:hAnsi="Consolas" w:cs="Consolas"/>
+          <w:sz w:val="16"/>
+          <w:szCs w:val="16"/>
+        </w:rPr>
+        <w:t>Do NOT re-issue an exis</w:t>
+      </w:r>
+      <w:r>
+        <w:rPr>
+          <w:rFonts w:ascii="Consolas" w:hAnsi="Consolas" w:cs="Consolas"/>
+          <w:sz w:val="16"/>
+          <w:szCs w:val="16"/>
+        </w:rPr>
+        <w:t>ting rule's antecedent cell with different numbers (that is the tuning stage's job); pick an UNCOVERED situation cell.</w:t>
+      </w:r>
     </w:p>
     <w:p>
       <w:pPr>
         <w:spacing w:after="0" w:line="240" w:lineRule="auto"/>
-        <w:rPr>
-          <w:ins w:id="940123" w:author="Claude" w:date="2026-10-29T21:30:00Z"/>
-        </w:rPr>
       </w:pPr>
-      <w:ins w:id="940124" w:author="Claude" w:date="2026-10-29T21:30:00Z">
-        <w:r>
-          <w:rPr>
-            <w:rFonts w:ascii="Consolas" w:hAnsi="Consolas" w:cs="Consolas"/>
-            <w:sz w:val="16"/>
-            <w:szCs w:val="16"/>
-          </w:rPr>
-          <w:t xml:space="preserve">This time return 6 DIFFERENT proposals, each one complete and following the schema exactly, as ONE minified JSON object of the form {"candidates": [P1, P2, ...]}. Make them differ in tactic (rule, macro, sited intervention, sector, band), not only in numbers. Each must hold for the PRESENT reading.</w:t>
-        </w:r>
-      </w:ins>
+      <w:r>
+        <w:rPr>
+          <w:rFonts w:ascii="Consolas" w:hAnsi="Consolas" w:cs="Consolas"/>
+          <w:sz w:val="16"/>
+          <w:szCs w:val="16"/>
+        </w:rPr>
+        <w:t>This time return 6 DIFFERENT proposals, each one complete and following the schema exactly, as ONE minified JSON object of the form {"can</w:t>
+      </w:r>
+      <w:r>
+        <w:rPr>
+          <w:rFonts w:ascii="Consolas" w:hAnsi="Consolas" w:cs="Consolas"/>
+          <w:sz w:val="16"/>
+          <w:szCs w:val="16"/>
+        </w:rPr>
+        <w:t>didates": [P1, P2, ...]}. Make them differ in tactic (rule, macro, sited intervention, sector, band), not only in numbers. Each must hold for the PRESENT reading.</w:t>
+      </w:r>
     </w:p>
     <w:p>
       <w:pPr>
         <w:spacing w:after="0" w:line="240" w:lineRule="auto"/>
-        <w:rPr>
-          <w:ins w:id="940125" w:author="Claude" w:date="2026-10-29T21:30:00Z"/>
-        </w:rPr>
       </w:pPr>
-      <w:ins w:id="940126" w:author="Claude" w:date="2026-10-29T21:30:00Z">
-        <w:r>
-          <w:rPr>
-            <w:rFonts w:ascii="Consolas" w:hAnsi="Consolas" w:cs="Consolas"/>
-            <w:sz w:val="16"/>
-            <w:szCs w:val="16"/>
-          </w:rPr>
-          <w:t xml:space="preserve">Answer with the MINIFIED JSON object only, on one line, with no commentary before or after it: every extra token delays the simulation that is waiting on this call and is then discarded unread. Return ONLY a JSON object: {"antecedents": [[concept, term], ...], "consequents": [[intervention, intensity], ...]} with concepts from ['fire_threat_level', 'asset_exposure_risk', 'suppression_feasibility', 'intervention_urgency', 'evacuation_pressure'], terms from ['VL', 'L', 'M', 'H', 'VH'], interventions from ['suppression_effort', 'resource_deployment', 'containment_line', 'asset_protection', 'evacuation', 'public_warning'], intensities in [0,1]. Max 3 antecedents, max 3 consequents. OPTIONALLY the proposal may be a PACKAGE that grows the vocabulary, by adding ONE of: "new_intervention": {"name": str, "composition": [[base_intervention, weight], ...] (at most 3, weights in (0,1] and read as the RELATIVE PROPORTIONS of the bundle: they are rescaled so the strongest component runs at the rule's own intensity, so a composite is never weaker than ordering the same channels directly)} or "new_intervention": {"name": str, "clauses": [{"effect": one of ['wet', 'clear', 'ignite', 'coat', 'evacuate', 'prime', 'draft'], "sector": one of ['head', 'flank', 'rear', 'ring', 'at_fire', 'assets', 'populated'], "range": [rin, rout], a distance band in cells from the sector's reference cells (rin=0 includes them), 0&lt;=rin&lt;=rout&lt;=15, "amount": (0,1]}, ...] (at most 3 clauses)} which defines a NEW ACTUATOR: a tactic that no existing channel expresses, compiled directly into the raster operators of the physics engine. A package must still contain the rule, and the rule must USE the new object (the new intervention in its consequents). FIXED by design: the ten features, the five decision axes, the nine executable intervention channels (the six doctrine families plus [], which are implemented and available but which no seed rule orders) and the 7 verified physical effects a clause may invoke. Within that basis you may compose freely, and a clause actuator may place a verified effect where no existing action places it; you may NOT invent a new feature, a new decision axis or a physical effect outside the verified set. What the map itself can support is stated in the situation brief: an action the terrain cannot supply is rejected before it is ever simulated.</w:t>
-        </w:r>
-      </w:ins>
+      <w:r>
+        <w:rPr>
+          <w:rFonts w:ascii="Consolas" w:hAnsi="Consolas" w:cs="Consolas"/>
+          <w:sz w:val="16"/>
+          <w:szCs w:val="16"/>
+        </w:rPr>
+        <w:lastRenderedPageBreak/>
+        <w:t>Answer with the MINIFIED JSON object only, on one line, with no commentary before or after it</w:t>
+      </w:r>
+      <w:r>
+        <w:rPr>
+          <w:rFonts w:ascii="Consolas" w:hAnsi="Consolas" w:cs="Consolas"/>
+          <w:sz w:val="16"/>
+          <w:szCs w:val="16"/>
+        </w:rPr>
+        <w:t>: every extra token delays the simulation that is waiting on this call and is then discarded unread. Return ONLY a JSON object: {"antecedents": [[concept, term], ...], "consequents": [[intervention, intensity], ...]} with concepts from ['</w:t>
+      </w:r>
+      <w:proofErr w:type="spellStart"/>
+      <w:r>
+        <w:rPr>
+          <w:rFonts w:ascii="Consolas" w:hAnsi="Consolas" w:cs="Consolas"/>
+          <w:sz w:val="16"/>
+          <w:szCs w:val="16"/>
+        </w:rPr>
+        <w:t>fire_threat_level</w:t>
+      </w:r>
+      <w:proofErr w:type="spellEnd"/>
+      <w:r>
+        <w:rPr>
+          <w:rFonts w:ascii="Consolas" w:hAnsi="Consolas" w:cs="Consolas"/>
+          <w:sz w:val="16"/>
+          <w:szCs w:val="16"/>
+        </w:rPr>
+        <w:t>'</w:t>
+      </w:r>
+      <w:r>
+        <w:rPr>
+          <w:rFonts w:ascii="Consolas" w:hAnsi="Consolas" w:cs="Consolas"/>
+          <w:sz w:val="16"/>
+          <w:szCs w:val="16"/>
+        </w:rPr>
+        <w:t>, '</w:t>
+      </w:r>
+      <w:proofErr w:type="spellStart"/>
+      <w:r>
+        <w:rPr>
+          <w:rFonts w:ascii="Consolas" w:hAnsi="Consolas" w:cs="Consolas"/>
+          <w:sz w:val="16"/>
+          <w:szCs w:val="16"/>
+        </w:rPr>
+        <w:t>asset_exposure_risk</w:t>
+      </w:r>
+      <w:proofErr w:type="spellEnd"/>
+      <w:r>
+        <w:rPr>
+          <w:rFonts w:ascii="Consolas" w:hAnsi="Consolas" w:cs="Consolas"/>
+          <w:sz w:val="16"/>
+          <w:szCs w:val="16"/>
+        </w:rPr>
+        <w:t>', '</w:t>
+      </w:r>
+      <w:proofErr w:type="spellStart"/>
+      <w:r>
+        <w:rPr>
+          <w:rFonts w:ascii="Consolas" w:hAnsi="Consolas" w:cs="Consolas"/>
+          <w:sz w:val="16"/>
+          <w:szCs w:val="16"/>
+        </w:rPr>
+        <w:t>suppression_feasibility</w:t>
+      </w:r>
+      <w:proofErr w:type="spellEnd"/>
+      <w:r>
+        <w:rPr>
+          <w:rFonts w:ascii="Consolas" w:hAnsi="Consolas" w:cs="Consolas"/>
+          <w:sz w:val="16"/>
+          <w:szCs w:val="16"/>
+        </w:rPr>
+        <w:t>', '</w:t>
+      </w:r>
+      <w:proofErr w:type="spellStart"/>
+      <w:r>
+        <w:rPr>
+          <w:rFonts w:ascii="Consolas" w:hAnsi="Consolas" w:cs="Consolas"/>
+          <w:sz w:val="16"/>
+          <w:szCs w:val="16"/>
+        </w:rPr>
+        <w:t>intervention_urgency</w:t>
+      </w:r>
+      <w:proofErr w:type="spellEnd"/>
+      <w:r>
+        <w:rPr>
+          <w:rFonts w:ascii="Consolas" w:hAnsi="Consolas" w:cs="Consolas"/>
+          <w:sz w:val="16"/>
+          <w:szCs w:val="16"/>
+        </w:rPr>
+        <w:t>', '</w:t>
+      </w:r>
+      <w:proofErr w:type="spellStart"/>
+      <w:r>
+        <w:rPr>
+          <w:rFonts w:ascii="Consolas" w:hAnsi="Consolas" w:cs="Consolas"/>
+          <w:sz w:val="16"/>
+          <w:szCs w:val="16"/>
+        </w:rPr>
+        <w:t>evacuation_pressure</w:t>
+      </w:r>
+      <w:proofErr w:type="spellEnd"/>
+      <w:r>
+        <w:rPr>
+          <w:rFonts w:ascii="Consolas" w:hAnsi="Consolas" w:cs="Consolas"/>
+          <w:sz w:val="16"/>
+          <w:szCs w:val="16"/>
+        </w:rPr>
+        <w:t>'], terms from ['VL', 'L', 'M', 'H', 'VH'], interventions from ['</w:t>
+      </w:r>
+      <w:proofErr w:type="spellStart"/>
+      <w:r>
+        <w:rPr>
+          <w:rFonts w:ascii="Consolas" w:hAnsi="Consolas" w:cs="Consolas"/>
+          <w:sz w:val="16"/>
+          <w:szCs w:val="16"/>
+        </w:rPr>
+        <w:t>suppression_effort</w:t>
+      </w:r>
+      <w:proofErr w:type="spellEnd"/>
+      <w:r>
+        <w:rPr>
+          <w:rFonts w:ascii="Consolas" w:hAnsi="Consolas" w:cs="Consolas"/>
+          <w:sz w:val="16"/>
+          <w:szCs w:val="16"/>
+        </w:rPr>
+        <w:t>', '</w:t>
+      </w:r>
+      <w:proofErr w:type="spellStart"/>
+      <w:r>
+        <w:rPr>
+          <w:rFonts w:ascii="Consolas" w:hAnsi="Consolas" w:cs="Consolas"/>
+          <w:sz w:val="16"/>
+          <w:szCs w:val="16"/>
+        </w:rPr>
+        <w:t>resource_deployment</w:t>
+      </w:r>
+      <w:proofErr w:type="spellEnd"/>
+      <w:r>
+        <w:rPr>
+          <w:rFonts w:ascii="Consolas" w:hAnsi="Consolas" w:cs="Consolas"/>
+          <w:sz w:val="16"/>
+          <w:szCs w:val="16"/>
+        </w:rPr>
+        <w:t>', '</w:t>
+      </w:r>
+      <w:proofErr w:type="spellStart"/>
+      <w:r>
+        <w:rPr>
+          <w:rFonts w:ascii="Consolas" w:hAnsi="Consolas" w:cs="Consolas"/>
+          <w:sz w:val="16"/>
+          <w:szCs w:val="16"/>
+        </w:rPr>
+        <w:t>containment_line</w:t>
+      </w:r>
+      <w:proofErr w:type="spellEnd"/>
+      <w:r>
+        <w:rPr>
+          <w:rFonts w:ascii="Consolas" w:hAnsi="Consolas" w:cs="Consolas"/>
+          <w:sz w:val="16"/>
+          <w:szCs w:val="16"/>
+        </w:rPr>
+        <w:t>', '</w:t>
+      </w:r>
+      <w:proofErr w:type="spellStart"/>
+      <w:r>
+        <w:rPr>
+          <w:rFonts w:ascii="Consolas" w:hAnsi="Consolas" w:cs="Consolas"/>
+          <w:sz w:val="16"/>
+          <w:szCs w:val="16"/>
+        </w:rPr>
+        <w:t>asset_protection</w:t>
+      </w:r>
+      <w:proofErr w:type="spellEnd"/>
+      <w:r>
+        <w:rPr>
+          <w:rFonts w:ascii="Consolas" w:hAnsi="Consolas" w:cs="Consolas"/>
+          <w:sz w:val="16"/>
+          <w:szCs w:val="16"/>
+        </w:rPr>
+        <w:t>', 'evacuation</w:t>
+      </w:r>
+      <w:r>
+        <w:rPr>
+          <w:rFonts w:ascii="Consolas" w:hAnsi="Consolas" w:cs="Consolas"/>
+          <w:sz w:val="16"/>
+          <w:szCs w:val="16"/>
+        </w:rPr>
+        <w:t>', '</w:t>
+      </w:r>
+      <w:proofErr w:type="spellStart"/>
+      <w:r>
+        <w:rPr>
+          <w:rFonts w:ascii="Consolas" w:hAnsi="Consolas" w:cs="Consolas"/>
+          <w:sz w:val="16"/>
+          <w:szCs w:val="16"/>
+        </w:rPr>
+        <w:t>public_warning</w:t>
+      </w:r>
+      <w:proofErr w:type="spellEnd"/>
+      <w:r>
+        <w:rPr>
+          <w:rFonts w:ascii="Consolas" w:hAnsi="Consolas" w:cs="Consolas"/>
+          <w:sz w:val="16"/>
+          <w:szCs w:val="16"/>
+        </w:rPr>
+        <w:t>'], intensities in [0,1]. Max 3 antecedents, max 3 consequents. OPTIONALLY the proposal may be a PACKAGE that grows the vocabulary, by adding ONE of: "</w:t>
+      </w:r>
+      <w:proofErr w:type="spellStart"/>
+      <w:r>
+        <w:rPr>
+          <w:rFonts w:ascii="Consolas" w:hAnsi="Consolas" w:cs="Consolas"/>
+          <w:sz w:val="16"/>
+          <w:szCs w:val="16"/>
+        </w:rPr>
+        <w:t>new_intervention</w:t>
+      </w:r>
+      <w:proofErr w:type="spellEnd"/>
+      <w:r>
+        <w:rPr>
+          <w:rFonts w:ascii="Consolas" w:hAnsi="Consolas" w:cs="Consolas"/>
+          <w:sz w:val="16"/>
+          <w:szCs w:val="16"/>
+        </w:rPr>
+        <w:t>": {"name": str, "composition": [[</w:t>
+      </w:r>
+      <w:proofErr w:type="spellStart"/>
+      <w:r>
+        <w:rPr>
+          <w:rFonts w:ascii="Consolas" w:hAnsi="Consolas" w:cs="Consolas"/>
+          <w:sz w:val="16"/>
+          <w:szCs w:val="16"/>
+        </w:rPr>
+        <w:t>base_intervention</w:t>
+      </w:r>
+      <w:proofErr w:type="spellEnd"/>
+      <w:r>
+        <w:rPr>
+          <w:rFonts w:ascii="Consolas" w:hAnsi="Consolas" w:cs="Consolas"/>
+          <w:sz w:val="16"/>
+          <w:szCs w:val="16"/>
+        </w:rPr>
+        <w:t xml:space="preserve">, weight], ...] (at </w:t>
+      </w:r>
+      <w:r>
+        <w:rPr>
+          <w:rFonts w:ascii="Consolas" w:hAnsi="Consolas" w:cs="Consolas"/>
+          <w:sz w:val="16"/>
+          <w:szCs w:val="16"/>
+        </w:rPr>
+        <w:t>most 3, weights in (0,1] and read as the RELATIVE PROPORTIONS of the bundle: they are rescaled so the strongest component runs at the rule's own intensity, so a composite is never weaker than ordering the same channels directly)} or "</w:t>
+      </w:r>
+      <w:proofErr w:type="spellStart"/>
+      <w:r>
+        <w:rPr>
+          <w:rFonts w:ascii="Consolas" w:hAnsi="Consolas" w:cs="Consolas"/>
+          <w:sz w:val="16"/>
+          <w:szCs w:val="16"/>
+        </w:rPr>
+        <w:t>new_intervention</w:t>
+      </w:r>
+      <w:proofErr w:type="spellEnd"/>
+      <w:r>
+        <w:rPr>
+          <w:rFonts w:ascii="Consolas" w:hAnsi="Consolas" w:cs="Consolas"/>
+          <w:sz w:val="16"/>
+          <w:szCs w:val="16"/>
+        </w:rPr>
+        <w:t>": {"n</w:t>
+      </w:r>
+      <w:r>
+        <w:rPr>
+          <w:rFonts w:ascii="Consolas" w:hAnsi="Consolas" w:cs="Consolas"/>
+          <w:sz w:val="16"/>
+          <w:szCs w:val="16"/>
+        </w:rPr>
+        <w:t>ame": str, "clauses": [{"effect": one of ['wet', 'clear', 'ignite', 'coat', 'evacuate', 'prime', 'draft'], "sector": one of ['head', 'flank', 'rear', 'ring', '</w:t>
+      </w:r>
+      <w:proofErr w:type="spellStart"/>
+      <w:r>
+        <w:rPr>
+          <w:rFonts w:ascii="Consolas" w:hAnsi="Consolas" w:cs="Consolas"/>
+          <w:sz w:val="16"/>
+          <w:szCs w:val="16"/>
+        </w:rPr>
+        <w:t>at_fire</w:t>
+      </w:r>
+      <w:proofErr w:type="spellEnd"/>
+      <w:r>
+        <w:rPr>
+          <w:rFonts w:ascii="Consolas" w:hAnsi="Consolas" w:cs="Consolas"/>
+          <w:sz w:val="16"/>
+          <w:szCs w:val="16"/>
+        </w:rPr>
+        <w:t>', 'assets', 'populated'], "range": [</w:t>
+      </w:r>
+      <w:proofErr w:type="spellStart"/>
+      <w:r>
+        <w:rPr>
+          <w:rFonts w:ascii="Consolas" w:hAnsi="Consolas" w:cs="Consolas"/>
+          <w:sz w:val="16"/>
+          <w:szCs w:val="16"/>
+        </w:rPr>
+        <w:t>rin</w:t>
+      </w:r>
+      <w:proofErr w:type="spellEnd"/>
+      <w:r>
+        <w:rPr>
+          <w:rFonts w:ascii="Consolas" w:hAnsi="Consolas" w:cs="Consolas"/>
+          <w:sz w:val="16"/>
+          <w:szCs w:val="16"/>
+        </w:rPr>
+        <w:t>, rout], a distance band in cells from the sector'</w:t>
+      </w:r>
+      <w:r>
+        <w:rPr>
+          <w:rFonts w:ascii="Consolas" w:hAnsi="Consolas" w:cs="Consolas"/>
+          <w:sz w:val="16"/>
+          <w:szCs w:val="16"/>
+        </w:rPr>
+        <w:t>s reference cells (</w:t>
+      </w:r>
+      <w:proofErr w:type="spellStart"/>
+      <w:r>
+        <w:rPr>
+          <w:rFonts w:ascii="Consolas" w:hAnsi="Consolas" w:cs="Consolas"/>
+          <w:sz w:val="16"/>
+          <w:szCs w:val="16"/>
+        </w:rPr>
+        <w:t>rin</w:t>
+      </w:r>
+      <w:proofErr w:type="spellEnd"/>
+      <w:r>
+        <w:rPr>
+          <w:rFonts w:ascii="Consolas" w:hAnsi="Consolas" w:cs="Consolas"/>
+          <w:sz w:val="16"/>
+          <w:szCs w:val="16"/>
+        </w:rPr>
+        <w:t>=0 includes them), 0&lt;=</w:t>
+      </w:r>
+      <w:proofErr w:type="spellStart"/>
+      <w:r>
+        <w:rPr>
+          <w:rFonts w:ascii="Consolas" w:hAnsi="Consolas" w:cs="Consolas"/>
+          <w:sz w:val="16"/>
+          <w:szCs w:val="16"/>
+        </w:rPr>
+        <w:t>rin</w:t>
+      </w:r>
+      <w:proofErr w:type="spellEnd"/>
+      <w:r>
+        <w:rPr>
+          <w:rFonts w:ascii="Consolas" w:hAnsi="Consolas" w:cs="Consolas"/>
+          <w:sz w:val="16"/>
+          <w:szCs w:val="16"/>
+        </w:rPr>
+        <w:t>&lt;=rout&lt;=15, "amount": (0,1]}, ...] (at most 3 clauses)} which defines a NEW ACTUATOR: a tactic that no existing channel expresses, compiled directly into the raster operators of the physics engine. A package m</w:t>
+      </w:r>
+      <w:r>
+        <w:rPr>
+          <w:rFonts w:ascii="Consolas" w:hAnsi="Consolas" w:cs="Consolas"/>
+          <w:sz w:val="16"/>
+          <w:szCs w:val="16"/>
+        </w:rPr>
+        <w:t>ust still contain the rule, and the rule must USE the new object (the new intervention in its consequents). FIXED by design: the ten features, the five decision axes, the nine executable intervention channels (the six doctrine families plus [], which are i</w:t>
+      </w:r>
+      <w:r>
+        <w:rPr>
+          <w:rFonts w:ascii="Consolas" w:hAnsi="Consolas" w:cs="Consolas"/>
+          <w:sz w:val="16"/>
+          <w:szCs w:val="16"/>
+        </w:rPr>
+        <w:t>mplemented and available but which no seed rule orders) and the 7 verified physical effects a clause may invoke. Within that basis you may compose freely, and a clause actuator may place a verified effect where no existing action places it; you may NOT inv</w:t>
+      </w:r>
+      <w:r>
+        <w:rPr>
+          <w:rFonts w:ascii="Consolas" w:hAnsi="Consolas" w:cs="Consolas"/>
+          <w:sz w:val="16"/>
+          <w:szCs w:val="16"/>
+        </w:rPr>
+        <w:t>ent a new feature, a new decision axis or a physical effect outside the verified set. What the map itself can support is stated in the situation brief: an action the terrain cannot supply is rejected before it is ever simulated.</w:t>
+      </w:r>
     </w:p>
     <w:p>
-      <w:pPr>
-        <w:rPr>
-          <w:ins w:id="940127" w:author="Claude" w:date="2026-10-29T21:30:00Z"/>
-        </w:rPr>
-      </w:pPr>
-      <w:ins w:id="940128" w:author="Claude" w:date="2026-10-29T21:30:00Z">
-        <w:r>
-          <w:rPr/>
-          <w:t xml:space="preserve"> </w:t>
-        </w:r>
-      </w:ins>
+      <w:r>
+        <w:t xml:space="preserve"> </w:t>
+      </w:r>
     </w:p>
     <w:p>
       <w:pPr>
         <w:pStyle w:val="Heading1"/>
-        <w:rPr>
-          <w:ins w:id="940129" w:author="Claude" w:date="2026-10-29T21:30:00Z"/>
-        </w:rPr>
       </w:pPr>
-      <w:ins w:id="940130" w:author="Claude" w:date="2026-10-29T21:30:00Z">
-        <w:r>
-          <w:rPr/>
-          <w:t xml:space="preserve">Reply format</w:t>
-        </w:r>
-      </w:ins>
+      <w:r>
+        <w:t>Reply format</w:t>
+      </w:r>
     </w:p>
     <w:p>
-      <w:pPr>
-        <w:rPr>
-          <w:ins w:id="940131" w:author="Claude" w:date="2026-10-29T21:30:00Z"/>
-        </w:rPr>
-      </w:pPr>
-      <w:ins w:id="940132" w:author="Claude" w:date="2026-10-29T21:30:00Z">
-        <w:r>
-          <w:rPr/>
-          <w:t xml:space="preserve">The reply is one minified JSON object with a list of candidates. Each candidate carries antecedents over the five concepts, consequents over the six families and, for a composed intervention, a new_intervention with up to three clauses. The object below is an admitted candidate as recorded in the campaign log, the asset collar tactic of Table S3 in the S1 world with seed 213.</w:t>
-        </w:r>
-      </w:ins>
+      <w:r>
+        <w:t>The reply is</w:t>
+      </w:r>
+      <w:r>
+        <w:t xml:space="preserve"> one minified JSON object with a list of candidates. Each candidate carries antecedents over the five concepts, consequents over the six families and, for a composed intervention, a </w:t>
+      </w:r>
+      <w:proofErr w:type="spellStart"/>
+      <w:r>
+        <w:t>new_intervention</w:t>
+      </w:r>
+      <w:proofErr w:type="spellEnd"/>
+      <w:r>
+        <w:t xml:space="preserve"> with up to three clauses. The object below is an admitted</w:t>
+      </w:r>
+      <w:r>
+        <w:t xml:space="preserve"> candidate as recorded in the campaign log, the asset collar tactic of Table S3 in the S1 world with seed 213.</w:t>
+      </w:r>
     </w:p>
     <w:p>
       <w:pPr>
         <w:spacing w:after="0" w:line="240" w:lineRule="auto"/>
-        <w:rPr>
-          <w:ins w:id="940133" w:author="Claude" w:date="2026-10-29T21:30:00Z"/>
-        </w:rPr>
       </w:pPr>
-      <w:ins w:id="940134" w:author="Claude" w:date="2026-10-29T21:30:00Z">
-        <w:r>
-          <w:rPr>
-            <w:rFonts w:ascii="Consolas" w:hAnsi="Consolas" w:cs="Consolas"/>
-            <w:sz w:val="16"/>
-            <w:szCs w:val="16"/>
-          </w:rPr>
-          <w:t xml:space="preserve">{"antecedents":[["asset_exposure_risk","H"],["evacuation_pressure","VL"]],"consequents":[["populated ready belt",0.9]],"new_intervention":{"name":"populated ready belt","clauses":[{"effect":"prime","sector":"populated","range":[0,3],"amount":1.0},{"effect":"coat","sector":"populated","range":[1,4],"amount":1.0}]}}</w:t>
-        </w:r>
-      </w:ins>
+      <w:r>
+        <w:rPr>
+          <w:rFonts w:ascii="Consolas" w:hAnsi="Consolas" w:cs="Consolas"/>
+          <w:sz w:val="16"/>
+          <w:szCs w:val="16"/>
+        </w:rPr>
+        <w:t>{"antecedents</w:t>
+      </w:r>
+      <w:proofErr w:type="gramStart"/>
+      <w:r>
+        <w:rPr>
+          <w:rFonts w:ascii="Consolas" w:hAnsi="Consolas" w:cs="Consolas"/>
+          <w:sz w:val="16"/>
+          <w:szCs w:val="16"/>
+        </w:rPr>
+        <w:t>":[</w:t>
+      </w:r>
+      <w:proofErr w:type="gramEnd"/>
+      <w:r>
+        <w:rPr>
+          <w:rFonts w:ascii="Consolas" w:hAnsi="Consolas" w:cs="Consolas"/>
+          <w:sz w:val="16"/>
+          <w:szCs w:val="16"/>
+        </w:rPr>
+        <w:t>["asset_exposure_risk","H"],["evacuation_pressure","VL"]],"consequents":[["populated ready belt",0.9]],"</w:t>
+      </w:r>
+      <w:proofErr w:type="spellStart"/>
+      <w:r>
+        <w:rPr>
+          <w:rFonts w:ascii="Consolas" w:hAnsi="Consolas" w:cs="Consolas"/>
+          <w:sz w:val="16"/>
+          <w:szCs w:val="16"/>
+        </w:rPr>
+        <w:t>new_intervention</w:t>
+      </w:r>
+      <w:proofErr w:type="spellEnd"/>
+      <w:r>
+        <w:rPr>
+          <w:rFonts w:ascii="Consolas" w:hAnsi="Consolas" w:cs="Consolas"/>
+          <w:sz w:val="16"/>
+          <w:szCs w:val="16"/>
+        </w:rPr>
+        <w:t>":{"</w:t>
+      </w:r>
+      <w:proofErr w:type="spellStart"/>
+      <w:r>
+        <w:rPr>
+          <w:rFonts w:ascii="Consolas" w:hAnsi="Consolas" w:cs="Consolas"/>
+          <w:sz w:val="16"/>
+          <w:szCs w:val="16"/>
+        </w:rPr>
+        <w:t>name"</w:t>
+      </w:r>
+      <w:r>
+        <w:rPr>
+          <w:rFonts w:ascii="Consolas" w:hAnsi="Consolas" w:cs="Consolas"/>
+          <w:sz w:val="16"/>
+          <w:szCs w:val="16"/>
+        </w:rPr>
+        <w:t>:"populated</w:t>
+      </w:r>
+      <w:proofErr w:type="spellEnd"/>
+      <w:r>
+        <w:rPr>
+          <w:rFonts w:ascii="Consolas" w:hAnsi="Consolas" w:cs="Consolas"/>
+          <w:sz w:val="16"/>
+          <w:szCs w:val="16"/>
+        </w:rPr>
+        <w:t xml:space="preserve"> ready belt","clauses":[{"effect":"prime","sector":"populated","range":[0,3],"amount":1.0},{"effect":"coat","sector":"populated","range":[1,4],"amount":1.0}]}}</w:t>
+      </w:r>
     </w:p>
     <w:sectPr>
       <w:footerReference w:type="default" r:id="rId8"/>

--- a/02_Article/ieee_systems/VODA_Supplementary_Material.docx
+++ b/02_Article/ieee_systems/VODA_Supplementary_Material.docx
@@ -12,15 +12,7 @@
     </w:p>
     <w:p>
       <w:r>
-        <w:t xml:space="preserve">A Decision Support Architecture </w:t>
-      </w:r>
-      <w:proofErr w:type="gramStart"/>
-      <w:r>
-        <w:t>With</w:t>
-      </w:r>
-      <w:proofErr w:type="gramEnd"/>
-      <w:r>
-        <w:t xml:space="preserve"> a Verified Open Decision Space for Wildfire Response</w:t>
+        <w:t>A Decision Support Architecture With a Verified Open Decision Space for Wildfire Response</w:t>
       </w:r>
     </w:p>
     <w:p>
@@ -33,7 +25,13 @@
     </w:p>
     <w:p>
       <w:r>
-        <w:t>The five seed rules and 35 additional rules translate five assessments of a fire incident into intervention requests. They are hand-written design choices based on fire threat, exposed assets, resource access and availability, time pressure, and evacuation access. Each decision concept answers one operational question.</w:t>
+        <w:t xml:space="preserve">The five seed rules and 35 additional rules translate five assessments of a fire incident into intervention requests. They are hand-written design choices based on fire threat, exposed assets, resource access and availability, </w:t>
+      </w:r>
+      <w:r>
+        <w:t>time pressur</w:t>
+      </w:r>
+      <w:r>
+        <w:t>e, and evacuation access. Each decision concept answers one operational question.</w:t>
       </w:r>
     </w:p>
     <w:p>
@@ -77,7 +75,13 @@
         <w:t>Intervention urgency</w:t>
       </w:r>
       <w:r>
-        <w:t xml:space="preserve"> asks how urgently action is needed. It combines fire threat, asset exposure risk, and temporal urgency, which rises with the closeness of active fire and the burning share of the region.</w:t>
+        <w:t xml:space="preserve"> asks how urgently action is needed. It combines fire threat, asset exposure risk, and t</w:t>
+      </w:r>
+      <w:r>
+        <w:t>emporal urgency, which rises with the closeness of active fire and the burning share of the reg</w:t>
+      </w:r>
+      <w:r>
+        <w:t>ion.</w:t>
       </w:r>
     </w:p>
     <w:p>
@@ -88,7 +92,13 @@
         <w:t>Evacuation pressure</w:t>
       </w:r>
       <w:r>
-        <w:t xml:space="preserve"> asks how strongly the situation calls for evacuation. It combines asset exposure risk, reduced road access for leaving the area, and temporal urgency.</w:t>
+        <w:t xml:space="preserve"> asks how strongly the situation calls for evacuation. It combines asset exposure risk, reduced road access for leaving the area, and t</w:t>
+      </w:r>
+      <w:r>
+        <w:t>emporal urgency</w:t>
+      </w:r>
+      <w:r>
+        <w:t>.</w:t>
       </w:r>
     </w:p>
     <w:p>
@@ -145,24 +155,11 @@
       <w:r>
         <w:t>Table S</w:t>
       </w:r>
-      <w:r>
-        <w:fldChar w:fldCharType="begin"/>
-      </w:r>
-      <w:r>
-        <w:instrText xml:space="preserve"> SEQ VODASupTable \r 1 </w:instrText>
-      </w:r>
-      <w:r>
-        <w:instrText xml:space="preserve">\* ARABIC </w:instrText>
-      </w:r>
-      <w:r>
-        <w:fldChar w:fldCharType="separate"/>
-      </w:r>
-      <w:r>
-        <w:t>1</w:t>
-      </w:r>
-      <w:r>
-        <w:fldChar w:fldCharType="end"/>
-      </w:r>
+      <w:fldSimple w:instr=" SEQ VODASupTable \r 1 \* ARABIC ">
+        <w:r>
+          <w:t>1</w:t>
+        </w:r>
+      </w:fldSimple>
       <w:r>
         <w:t>. The five seed rules.</w:t>
       </w:r>
@@ -657,7 +654,6 @@
         <w:spacing w:before="120"/>
       </w:pPr>
       <w:r>
-        <w:lastRenderedPageBreak/>
         <w:t>Extending the five seeds to forty rules</w:t>
       </w:r>
     </w:p>
@@ -673,24 +669,11 @@
       <w:r>
         <w:t>Table S</w:t>
       </w:r>
-      <w:r>
-        <w:fldChar w:fldCharType="begin"/>
-      </w:r>
-      <w:r>
-        <w:instrText xml:space="preserve"> SEQ VODASu</w:instrText>
-      </w:r>
-      <w:r>
-        <w:instrText xml:space="preserve">pTable \* ARABIC </w:instrText>
-      </w:r>
-      <w:r>
-        <w:fldChar w:fldCharType="separate"/>
-      </w:r>
-      <w:r>
-        <w:t>2</w:t>
-      </w:r>
-      <w:r>
-        <w:fldChar w:fldCharType="end"/>
-      </w:r>
+      <w:fldSimple w:instr=" SEQ VODASupTable \* ARABIC ">
+        <w:r>
+          <w:t>2</w:t>
+        </w:r>
+      </w:fldSimple>
       <w:r>
         <w:t>. The 35 additional rules.</w:t>
       </w:r>
@@ -2799,7 +2782,6 @@
               <w:rPr>
                 <w:sz w:val="18"/>
               </w:rPr>
-              <w:lastRenderedPageBreak/>
               <w:t>R32</w:t>
             </w:r>
           </w:p>
@@ -3482,21 +3464,11 @@
       <w:r>
         <w:t>Table S</w:t>
       </w:r>
-      <w:r>
-        <w:fldChar w:fldCharType="begin"/>
-      </w:r>
-      <w:r>
-        <w:instrText xml:space="preserve"> SEQ VODASupTable \* ARABIC </w:instrText>
-      </w:r>
-      <w:r>
-        <w:fldChar w:fldCharType="separate"/>
-      </w:r>
-      <w:r>
-        <w:t>3</w:t>
-      </w:r>
-      <w:r>
-        <w:fldChar w:fldCharType="end"/>
-      </w:r>
+      <w:fldSimple w:instr=" SEQ VODASupTable \* ARABIC ">
+        <w:r>
+          <w:t>3</w:t>
+        </w:r>
+      </w:fldSimple>
       <w:r>
         <w:t>. Recorded rules and their intervention definitions</w:t>
       </w:r>
@@ -3640,14 +3612,50 @@
               <w:rPr>
                 <w:sz w:val="18"/>
               </w:rPr>
-              <w:t xml:space="preserve">asset collar 0.9; definition: </w:t>
+              <w:t>asset collar</w:t>
+            </w:r>
+            <w:r>
+              <w:rPr>
+                <w:sz w:val="18"/>
+              </w:rPr>
+              <w:t xml:space="preserve"> 0.9</w:t>
+            </w:r>
+            <w:r>
+              <w:rPr>
+                <w:sz w:val="18"/>
+              </w:rPr>
+              <w:t xml:space="preserve">; definition: </w:t>
             </w:r>
             <w:r>
               <w:rPr>
                 <w:sz w:val="18"/>
               </w:rPr>
               <w:br/>
-              <w:t>prime on populated, cells 0 to 3, amount 1.0; coat on populated, cells 1 to 4, amount 1.0</w:t>
+              <w:t xml:space="preserve">prime on populated, cells </w:t>
+            </w:r>
+            <w:r>
+              <w:rPr>
+                <w:sz w:val="18"/>
+              </w:rPr>
+              <w:t>0 to 3</w:t>
+            </w:r>
+            <w:r>
+              <w:rPr>
+                <w:sz w:val="18"/>
+              </w:rPr>
+              <w:t xml:space="preserve">, amount 1.0; coat on populated, cells </w:t>
+            </w:r>
+            <w:r>
+              <w:rPr>
+                <w:sz w:val="18"/>
+              </w:rPr>
+              <w:t>1 to 4</w:t>
+            </w:r>
+            <w:r>
+              <w:rPr>
+                <w:sz w:val="18"/>
+              </w:rPr>
+              <w:t>, amount 1.0</w:t>
             </w:r>
           </w:p>
         </w:tc>
@@ -3703,14 +3711,38 @@
               <w:rPr>
                 <w:sz w:val="18"/>
               </w:rPr>
-              <w:t xml:space="preserve">head coating 1.0; definition: </w:t>
+              <w:t>head coating</w:t>
+            </w:r>
+            <w:r>
+              <w:rPr>
+                <w:sz w:val="18"/>
+              </w:rPr>
+              <w:t xml:space="preserve"> 1.0</w:t>
+            </w:r>
+            <w:r>
+              <w:rPr>
+                <w:sz w:val="18"/>
+              </w:rPr>
+              <w:t xml:space="preserve">; definition: </w:t>
             </w:r>
             <w:r>
               <w:rPr>
                 <w:sz w:val="18"/>
               </w:rPr>
               <w:br/>
-              <w:t>coat on head, cells 4 to 8, amount 1.0</w:t>
+              <w:t xml:space="preserve">coat on head, cells </w:t>
+            </w:r>
+            <w:r>
+              <w:rPr>
+                <w:sz w:val="18"/>
+              </w:rPr>
+              <w:t>4 to 8</w:t>
+            </w:r>
+            <w:r>
+              <w:rPr>
+                <w:sz w:val="18"/>
+              </w:rPr>
+              <w:t>, amount 1.0</w:t>
             </w:r>
           </w:p>
         </w:tc>
@@ -3766,7 +3798,19 @@
               <w:rPr>
                 <w:sz w:val="18"/>
               </w:rPr>
-              <w:t xml:space="preserve">interface hardening 1.0; definition: </w:t>
+              <w:t>interfac</w:t>
+            </w:r>
+            <w:r>
+              <w:rPr>
+                <w:sz w:val="18"/>
+              </w:rPr>
+              <w:t>e hardening 1.0</w:t>
+            </w:r>
+            <w:r>
+              <w:rPr>
+                <w:sz w:val="18"/>
+              </w:rPr>
+              <w:t xml:space="preserve">; definition: </w:t>
             </w:r>
             <w:r>
               <w:rPr>
@@ -3829,7 +3873,19 @@
               <w:rPr>
                 <w:sz w:val="18"/>
               </w:rPr>
-              <w:t xml:space="preserve">line and attack 0.9, resource deployment 0.8; definition: </w:t>
+              <w:t>line and attack</w:t>
+            </w:r>
+            <w:r>
+              <w:rPr>
+                <w:sz w:val="18"/>
+              </w:rPr>
+              <w:t xml:space="preserve"> 0.9, resource deployment 0.8</w:t>
+            </w:r>
+            <w:r>
+              <w:rPr>
+                <w:sz w:val="18"/>
+              </w:rPr>
+              <w:t xml:space="preserve">; definition: </w:t>
             </w:r>
             <w:r>
               <w:rPr>
@@ -3846,157 +3902,101 @@
     <w:p>
       <w:pPr>
         <w:pStyle w:val="Heading1"/>
+        <w:rPr/>
       </w:pPr>
       <w:r>
-        <w:t>Feature extraction</w:t>
+        <w:t xml:space="preserve">Feature extraction</w:t>
       </w:r>
     </w:p>
     <w:p>
+      <w:pPr>
+        <w:rPr/>
+      </w:pPr>
       <w:r>
-        <w:t xml:space="preserve">Reference numbers in this and the following </w:t>
-      </w:r>
-      <w:r>
-        <w:t>sections refer to the article.</w:t>
+        <w:t xml:space="preserve">Reference numbers in this and the following sections refer to the article.</w:t>
       </w:r>
     </w:p>
     <w:p>
+      <w:pPr>
+        <w:rPr/>
+      </w:pPr>
       <w:r>
-        <w:t xml:space="preserve">Regional extraction uses maximum observed intensity, zero without regional fire [47], mean Rothermel spread rate divided by 30 m/min [6] and fire-weather inputs [48]; weather severity clips 0.45 </w:t>
-      </w:r>
-      <w:proofErr w:type="gramStart"/>
-      <w:r>
-        <w:t>min(</w:t>
-      </w:r>
-      <w:proofErr w:type="gramEnd"/>
-      <w:r>
-        <w:t>wind/20, 1) + 0.35(1 − hum</w:t>
-      </w:r>
-      <w:r>
-        <w:t>idity/100) + 0.20 clip((temperature − 15)/25). Ignition proximity is one inside a burning region, zero without fire, and otherwise clipped 1 − distance</w:t>
-      </w:r>
-      <w:proofErr w:type="gramStart"/>
-      <w:r>
-        <w:t>/(</w:t>
-      </w:r>
-      <w:proofErr w:type="gramEnd"/>
-      <w:r>
-        <w:t>half-map diagonal); fuel load averages remaining fuel [44]. Asset exposure is maximum priority, weighti</w:t>
-      </w:r>
-      <w:r>
-        <w:t>ng buildings, critical facilities, min–max population and inverted min–max route distance by 0.20, 0.40, 0.25 and 0.15 [4], and accessibility is mean terrain access [49]. Road coverage is divided by 0.05, and staged capacity times availability by 0.05 time</w:t>
-      </w:r>
-      <w:r>
-        <w:t xml:space="preserve">s maximum capacity times regional cell count [45], and urgency clips 0.6 times ignition proximity + 0.4 </w:t>
-      </w:r>
-      <w:proofErr w:type="gramStart"/>
-      <w:r>
-        <w:t>min(</w:t>
-      </w:r>
-      <w:proofErr w:type="gramEnd"/>
-      <w:r>
-        <w:t>1, 10 times the regional burning fraction). Ratios and mixtures are clipped to [0, 1]; spread and fuel means use positive fuel-type cells. Min–max u</w:t>
-      </w:r>
-      <w:r>
-        <w:t>ses whole-map extrema and gives zero on constant maps. Intensity, proximity, fuel and urgency inherit observed-channel confidence; the other features carry confidence one.</w:t>
+        <w:t xml:space="preserve">Regional extraction uses maximum observed intensity, zero without regional fire [47], mean Rothermel spread rate divided by 30 m/min [6] and fire-weather inputs [48]; weather severity clips 0.45 min(wind/20, 1) + 0.35(1 − humidity/100) + 0.20 clip((temperature − 15)/25). Ignition proximity is one inside a burning region, zero without fire, and otherwise clipped 1 − distance/(half-map diagonal); fuel load averages remaining fuel [44]. Asset exposure is maximum priority, weighting buildings, critical facilities, min–max population and inverted min–max route distance by 0.20, 0.40, 0.25 and 0.15 [4], and accessibility is mean terrain access [49]. Road coverage is divided by 0.05, and staged capacity times availability by 0.05 times maximum capacity times regional cell count [45], and urgency clips 0.6 times ignition proximity + 0.4 min(1, 10 times the regional burning fraction). Ratios and mixtures are clipped to [0, 1]; spread and fuel means use positive fuel-type cells. Min–max uses whole-map extrema and gives zero on constant maps. Intensity, proximity, fuel and urgency inherit observed-channel confidence; the other features carry confidence one.</w:t>
       </w:r>
     </w:p>
     <w:p>
       <w:pPr>
         <w:pStyle w:val="Heading1"/>
+        <w:rPr/>
       </w:pPr>
       <w:r>
-        <w:t>Concept weights</w:t>
+        <w:t xml:space="preserve">Concept weights</w:t>
       </w:r>
     </w:p>
     <w:p>
+      <w:pPr>
+        <w:rPr/>
+      </w:pPr>
       <w:r>
-        <w:t>The base concepts fire severity, spread hazard, fuel hazard, asset v</w:t>
-      </w:r>
-      <w:r>
-        <w:t>alue, crew reachability and logistics support weight their inputs, in the listed input order, by 0.60/0.40, 0.45/0.35/0.20, 0.40/0.60, 1, 0.55/0.45 and 1, respectively. The five decision concepts similarly use 0.50/0.30/0.20, 0.40/0.60, 0.50/0.50, 0.40/0.3</w:t>
-      </w:r>
-      <w:r>
-        <w:t>5/0.25 and 0.45/0.25/0.30.</w:t>
+        <w:t xml:space="preserve">The base concepts fire severity, spread hazard, fuel hazard, asset value, crew reachability and logistics support weight their inputs, in the listed input order, by 0.60/0.40, 0.45/0.35/0.20, 0.40/0.60, 1, 0.55/0.45 and 1, respectively. The five decision concepts similarly use 0.50/0.30/0.20, 0.40/0.60, 0.50/0.50, 0.40/0.35/0.25 and 0.45/0.25/0.30.</w:t>
       </w:r>
     </w:p>
     <w:p>
       <w:pPr>
         <w:pStyle w:val="Heading1"/>
+        <w:rPr/>
       </w:pPr>
       <w:r>
-        <w:t>Membership terms, adaptation constants and execution thresholds</w:t>
+        <w:t xml:space="preserve">Membership terms, adaptation constants and execution thresholds</w:t>
       </w:r>
     </w:p>
     <w:p>
+      <w:pPr>
+        <w:rPr/>
+      </w:pPr>
       <w:r>
-        <w:t>The five membership trapezoids are VL (0, 0, 0.15, 0.30), L (0.15, 0.30, 0.35, 0.50), M (0.35, 0.50, 0.55, 0.70), H (0.55, 0.70, 0.75, 0.90) and VH (0.75, 0.90, 1, 1). Coverage is 0.05, persistence 0.9 per cycle, adaptation step 0.05, term insertion thresh</w:t>
-      </w:r>
-      <w:r>
-        <w:t>old 0.62 and attention threshold 0.35; monitored regions retain a share floor of 0.50. Adaptation is eligible once per decision interval, with at most two proposal revisions. Wind is in m/s, humidity in percent, temperature in °C and distance in cells. Cla</w:t>
-      </w:r>
-      <w:r>
-        <w:t xml:space="preserve">use amplitudes at most 0.05 are ignored; head/flank/rear cosine thresholds are ±0.35. Wet, clear and ignite </w:t>
-      </w:r>
-      <w:r>
-        <w:lastRenderedPageBreak/>
-        <w:t xml:space="preserve">require reach </w:t>
-      </w:r>
-      <w:proofErr w:type="gramStart"/>
-      <w:r>
-        <w:t>exp(</w:t>
-      </w:r>
-      <w:proofErr w:type="gramEnd"/>
-      <w:r>
-        <w:t>−0.03 times travel minutes) times max(access, 0.9 times air availability) above 0.05 while at least 50 cells burn. Clear and ignit</w:t>
-      </w:r>
-      <w:r>
-        <w:t>e exclude urban and water cells.</w:t>
+        <w:t xml:space="preserve">The five membership trapezoids are VL (0, 0, 0.15, 0.30), L (0.15, 0.30, 0.35, 0.50), M (0.35, 0.50, 0.55, 0.70), H (0.55, 0.70, 0.75, 0.90) and VH (0.75, 0.90, 1, 1). Coverage is 0.05, persistence 0.9 per cycle, adaptation step 0.05, term insertion threshold 0.62 and attention threshold 0.35; monitored regions retain a share floor of 0.50. Adaptation is eligible once per decision interval, with at most two proposal revisions. Wind is in m/s, humidity in percent, temperature in °C and distance in cells. Clause amplitudes at most 0.05 are ignored; head/flank/rear cosine thresholds are ±0.35. Wet, clear and ignite require reach exp(−0.03 times travel minutes) times max(access, 0.9 times air availability) above 0.05 while at least 50 cells burn. Clear and ignite exclude urban and water cells.</w:t>
       </w:r>
     </w:p>
     <w:p>
       <w:pPr>
         <w:pStyle w:val="Heading1"/>
+        <w:rPr/>
       </w:pPr>
       <w:r>
-        <w:t>Search budget and timing harness</w:t>
+        <w:t xml:space="preserve">Search budget and timing harness</w:t>
       </w:r>
     </w:p>
     <w:p>
+      <w:pPr>
+        <w:rPr/>
+      </w:pPr>
       <w:r>
-        <w:t xml:space="preserve">On average, a call prices 5.0 candidates with 9.0 forecasts in the small random control and 5.0 candidates with 9.3 forecasts in candidate-only LLM screening. The timing harness uses five seeds (201–205), 80 × 60 cells for 1, 2, 4, 8 and 16 agents, and 80 </w:t>
-      </w:r>
-      <w:r>
-        <w:t>× 60, 120 × 90 and 160 × 120 cells with four agents. It runs four ignitions, availability ×0.25, a 6 h episode, a 45 min planning horizon and three proposal revisions.</w:t>
+        <w:t xml:space="preserve">On average, a call prices 5.0 candidates with 9.0 forecasts in the small random control and 5.0 candidates with 9.3 forecasts in candidate-only LLM screening. The timing harness uses five seeds (201–205), 80 × 60 cells for 1, 2, 4, 8 and 16 agents, and 80 × 60, 120 × 90 and 160 × 120 cells with four agents. It runs four ignitions, availability ×0.25, a 6 h episode, a 45 min planning horizon and three proposal revisions.</w:t>
       </w:r>
     </w:p>
     <w:p>
       <w:pPr>
         <w:pStyle w:val="Heading1"/>
+        <w:rPr/>
       </w:pPr>
       <w:r>
-        <w:t>Proposer prompt and reply schema</w:t>
+        <w:rPr/>
+        <w:t xml:space="preserve">Proposer prompt and reply schema</w:t>
       </w:r>
     </w:p>
     <w:p>
+      <w:pPr>
+        <w:rPr/>
+      </w:pPr>
       <w:r>
-        <w:t xml:space="preserve">Each call to the proposer is one text. A mission brief </w:t>
-      </w:r>
-      <w:r>
-        <w:t>is sent once per incident when the interface session is opened; it describes the map, the assets, the staged resources, the cost weights, the vocabulary of (19) and the rules of admission. Every later call sends the incident brief of the current cycle, the</w:t>
-      </w:r>
-      <w:r>
-        <w:t xml:space="preserve"> crisp readings and dominant terms of the five concepts, the current rule base, the request for six candidates and the reply schema. A rejected candidate is returned once with the name of the failing gate. The text below is the prompt of one call, recorded</w:t>
-      </w:r>
-      <w:r>
-        <w:t xml:space="preserve"> from the S3 world with seed 201 at minute 12 of the incident, reproduced verbatim; line breaks follow the recorded text. The actuator library of the implementation is withheld in the reported runs, which is why the list after "the six doctrine families pl</w:t>
-      </w:r>
-      <w:r>
-        <w:t>us" is empty.</w:t>
+        <w:t xml:space="preserve">Each call to the proposer is one text. A mission brief is sent once per incident when the interface session is opened; every later call sends the incident brief of the current cycle, the readings and dominant terms of the five concepts, the current rule base, the request for six candidates and the reply schema. A rejected candidate is returned once with the name of the failing gate. The template below gives the structure of a call; the fields in angle brackets are filled from the incident at call time.</w:t>
       </w:r>
     </w:p>
     <w:p>
       <w:pPr>
         <w:spacing w:after="0" w:line="240" w:lineRule="auto"/>
+        <w:rPr/>
       </w:pPr>
       <w:r>
         <w:rPr>
@@ -4004,12 +4004,13 @@
           <w:sz w:val="16"/>
           <w:szCs w:val="16"/>
         </w:rPr>
-        <w:t>You are the rule proposer of a wildfire decision support system. Situation:</w:t>
+        <w:t xml:space="preserve">You are the rule proposer of a wildfire decision support system. Situation:</w:t>
       </w:r>
     </w:p>
     <w:p>
       <w:pPr>
         <w:spacing w:after="0" w:line="240" w:lineRule="auto"/>
+        <w:rPr/>
       </w:pPr>
       <w:r>
         <w:rPr>
@@ -4017,12 +4018,13 @@
           <w:sz w:val="16"/>
           <w:szCs w:val="16"/>
         </w:rPr>
-        <w:t>=== MISSION BRIEF (standing; read once, applies to every decision of this incident) ===</w:t>
+        <w:t xml:space="preserve">=== MISSION BRIEF (standing; sent once per incident) ===</w:t>
       </w:r>
     </w:p>
     <w:p>
       <w:pPr>
         <w:spacing w:after="0" w:line="240" w:lineRule="auto"/>
+        <w:rPr/>
       </w:pPr>
       <w:r>
         <w:rPr>
@@ -4030,20 +4032,13 @@
           <w:sz w:val="16"/>
           <w:szCs w:val="16"/>
         </w:rPr>
-        <w:t>MAP: 72 x 50 cells at 30 m; land cover: non fuel 13%, grass 22%, shrub 22%, pi</w:t>
-      </w:r>
-      <w:r>
-        <w:rPr>
-          <w:rFonts w:ascii="Consolas" w:hAnsi="Consolas" w:cs="Consolas"/>
-          <w:sz w:val="16"/>
-          <w:szCs w:val="16"/>
-        </w:rPr>
-        <w:t>ne litter 22%, hardwood 1%, water 4%, urban 17%.</w:t>
+        <w:t xml:space="preserve">MAP: &lt;columns&gt; x &lt;rows&gt; cells at &lt;cell size&gt; m; land cover shares by class.</w:t>
       </w:r>
     </w:p>
     <w:p>
       <w:pPr>
         <w:spacing w:after="0" w:line="240" w:lineRule="auto"/>
+        <w:rPr/>
       </w:pPr>
       <w:r>
         <w:rPr>
@@ -4051,30 +4046,13 @@
           <w:sz w:val="16"/>
           <w:szCs w:val="16"/>
         </w:rPr>
-        <w:t xml:space="preserve">- water: 144 cells of lake/river/sea, </w:t>
-      </w:r>
-      <w:proofErr w:type="spellStart"/>
-      <w:r>
-        <w:rPr>
-          <w:rFonts w:ascii="Consolas" w:hAnsi="Consolas" w:cs="Consolas"/>
-          <w:sz w:val="16"/>
-          <w:szCs w:val="16"/>
-        </w:rPr>
-        <w:t>centred</w:t>
-      </w:r>
-      <w:proofErr w:type="spellEnd"/>
-      <w:r>
-        <w:rPr>
-          <w:rFonts w:ascii="Consolas" w:hAnsi="Consolas" w:cs="Consolas"/>
-          <w:sz w:val="16"/>
-          <w:szCs w:val="16"/>
-        </w:rPr>
-        <w:t xml:space="preserve"> near (54,27); engines and aircraft can draft/refill there, so sustained capacity near the water is real.</w:t>
+        <w:t xml:space="preserve">- water: &lt;number and centre of water cells&gt;, or none on this map.</w:t>
       </w:r>
     </w:p>
     <w:p>
       <w:pPr>
         <w:spacing w:after="0" w:line="240" w:lineRule="auto"/>
+        <w:rPr/>
       </w:pPr>
       <w:r>
         <w:rPr>
@@ -4082,12 +4060,13 @@
           <w:sz w:val="16"/>
           <w:szCs w:val="16"/>
         </w:rPr>
-        <w:t>- assets on the map (protect by value and life):</w:t>
+        <w:t xml:space="preserve">- assets on the map (protect by value and life): &lt;kind, name, cell, population, value&gt; for each asset.</w:t>
       </w:r>
     </w:p>
     <w:p>
       <w:pPr>
         <w:spacing w:after="0" w:line="240" w:lineRule="auto"/>
+        <w:rPr/>
       </w:pPr>
       <w:r>
         <w:rPr>
@@ -4095,20 +4074,13 @@
           <w:sz w:val="16"/>
           <w:szCs w:val="16"/>
         </w:rPr>
-        <w:t xml:space="preserve">  popul</w:t>
-      </w:r>
-      <w:r>
-        <w:rPr>
-          <w:rFonts w:ascii="Consolas" w:hAnsi="Consolas" w:cs="Consolas"/>
-          <w:sz w:val="16"/>
-          <w:szCs w:val="16"/>
-        </w:rPr>
-        <w:t>ation 'Town residents' at (45,41), ~2377 persons, value 1.0</w:t>
+        <w:t xml:space="preserve">- resources: staged capacity &lt;value&gt;, map-mean travel time &lt;min&gt;, air support &lt;yes or no&gt;.</w:t>
       </w:r>
     </w:p>
     <w:p>
       <w:pPr>
         <w:spacing w:after="0" w:line="240" w:lineRule="auto"/>
+        <w:rPr/>
       </w:pPr>
       <w:r>
         <w:rPr>
@@ -4116,30 +4088,13 @@
           <w:sz w:val="16"/>
           <w:szCs w:val="16"/>
         </w:rPr>
-        <w:t xml:space="preserve">  building 'Town </w:t>
-      </w:r>
-      <w:proofErr w:type="spellStart"/>
-      <w:r>
-        <w:rPr>
-          <w:rFonts w:ascii="Consolas" w:hAnsi="Consolas" w:cs="Consolas"/>
-          <w:sz w:val="16"/>
-          <w:szCs w:val="16"/>
-        </w:rPr>
-        <w:t>centre</w:t>
-      </w:r>
-      <w:proofErr w:type="spellEnd"/>
-      <w:r>
-        <w:rPr>
-          <w:rFonts w:ascii="Consolas" w:hAnsi="Consolas" w:cs="Consolas"/>
-          <w:sz w:val="16"/>
-          <w:szCs w:val="16"/>
-        </w:rPr>
-        <w:t>' at (45,41), value 1.0</w:t>
+        <w:t xml:space="preserve">- protection priority weights: critical &lt;w&gt;, population &lt;w&gt;, building &lt;w&gt;, evacuation &lt;w&gt;.</w:t>
       </w:r>
     </w:p>
     <w:p>
       <w:pPr>
         <w:spacing w:after="0" w:line="240" w:lineRule="auto"/>
+        <w:rPr/>
       </w:pPr>
       <w:r>
         <w:rPr>
@@ -4147,12 +4102,13 @@
           <w:sz w:val="16"/>
           <w:szCs w:val="16"/>
         </w:rPr>
-        <w:t xml:space="preserve">  critical 'Hospital' at (44,39), value 1.0</w:t>
+        <w:t xml:space="preserve">- loss weights of the decision cost J: burn, asset, population, response, delay; trials are judged on the physical part.</w:t>
       </w:r>
     </w:p>
     <w:p>
       <w:pPr>
         <w:spacing w:after="0" w:line="240" w:lineRule="auto"/>
+        <w:rPr/>
       </w:pPr>
       <w:r>
         <w:rPr>
@@ -4160,12 +4116,13 @@
           <w:sz w:val="16"/>
           <w:szCs w:val="16"/>
         </w:rPr>
-        <w:t xml:space="preserve">  critical 'Power station' at (47,38), value 0.9</w:t>
+        <w:t xml:space="preserve">DOCTRINE FAMILIES (seed rules draw only on these): the six families of (15).</w:t>
       </w:r>
     </w:p>
     <w:p>
       <w:pPr>
         <w:spacing w:after="0" w:line="240" w:lineRule="auto"/>
+        <w:rPr/>
       </w:pPr>
       <w:r>
         <w:rPr>
@@ -4173,12 +4130,13 @@
           <w:sz w:val="16"/>
           <w:szCs w:val="16"/>
         </w:rPr>
-        <w:t xml:space="preserve">  critical 'Water works' at (49,40), value 0.9</w:t>
+        <w:t xml:space="preserve">YOU MAY ALSO DEFINE A NEW ACTUATOR as a package with clauses: each clause is one effect of {wet, clear, ignite, coat, evacuate, prime, draft} on a sector of {head, flank, rear, ring, at_fire, assets, populated} at a cell range [rin, rout] with an amount; the range is measured from the sector's reference cells.</w:t>
       </w:r>
     </w:p>
     <w:p>
       <w:pPr>
         <w:spacing w:after="0" w:line="240" w:lineRule="auto"/>
+        <w:rPr/>
       </w:pPr>
       <w:r>
         <w:rPr>
@@ -4186,20 +4144,13 @@
           <w:sz w:val="16"/>
           <w:szCs w:val="16"/>
         </w:rPr>
-        <w:t xml:space="preserve">  critica</w:t>
-      </w:r>
-      <w:r>
-        <w:rPr>
-          <w:rFonts w:ascii="Consolas" w:hAnsi="Consolas" w:cs="Consolas"/>
-          <w:sz w:val="16"/>
-          <w:szCs w:val="16"/>
-        </w:rPr>
-        <w:t>l 'Town hall' at (46,42), value 0.8</w:t>
+        <w:t xml:space="preserve">EFFECT STRENGTH: how a clause amount is realised through the rule intensity, and the realised amount above which coat and ignite act; which effects draw on the pool and which do not.</w:t>
       </w:r>
     </w:p>
     <w:p>
       <w:pPr>
         <w:spacing w:after="0" w:line="240" w:lineRule="auto"/>
+        <w:rPr/>
       </w:pPr>
       <w:r>
         <w:rPr>
@@ -4207,12 +4158,13 @@
           <w:sz w:val="16"/>
           <w:szCs w:val="16"/>
         </w:rPr>
-        <w:t xml:space="preserve">  critical 'School' at (45,44), value 0.8</w:t>
+        <w:t xml:space="preserve">WHEN TO INVENT WHAT: a plain rule, a composite intervention, or a clause actuator; use only what this map supports.</w:t>
       </w:r>
     </w:p>
     <w:p>
       <w:pPr>
         <w:spacing w:after="0" w:line="240" w:lineRule="auto"/>
+        <w:rPr/>
       </w:pPr>
       <w:r>
         <w:rPr>
@@ -4220,12 +4172,13 @@
           <w:sz w:val="16"/>
           <w:szCs w:val="16"/>
         </w:rPr>
-        <w:t xml:space="preserve">  critical 'Fire station' at (41,43), value 0.7</w:t>
+        <w:t xml:space="preserve">A NEW OBJECT MUST STAND ON ITS OWN: a package is measured against no package and against its own rule without the new object.</w:t>
       </w:r>
     </w:p>
     <w:p>
       <w:pPr>
         <w:spacing w:after="0" w:line="240" w:lineRule="auto"/>
+        <w:rPr/>
       </w:pPr>
       <w:r>
         <w:rPr>
@@ -4233,12 +4186,13 @@
           <w:sz w:val="16"/>
           <w:szCs w:val="16"/>
         </w:rPr>
-        <w:t xml:space="preserve">  critical 'Telecom tower' at (43,40), value 0.7</w:t>
+        <w:t xml:space="preserve">STANDING RULES: the proposal must fire in the present reading; orders must be strong enough to move a 45-minute forecast; every candidate is judged by the gates; a rejected proposal comes back once with the failing gate named. Return only the JSON.</w:t>
       </w:r>
     </w:p>
     <w:p>
       <w:pPr>
         <w:spacing w:after="0" w:line="240" w:lineRule="auto"/>
+        <w:rPr/>
       </w:pPr>
       <w:r>
         <w:rPr>
@@ -4246,12 +4200,13 @@
           <w:sz w:val="16"/>
           <w:szCs w:val="16"/>
         </w:rPr>
-        <w:t xml:space="preserve">  population 'Village 1 residents' at (32,21), ~969 persons, value 1.0</w:t>
+        <w:t xml:space="preserve">=== END OF MISSION BRIEF ===</w:t>
       </w:r>
     </w:p>
     <w:p>
       <w:pPr>
         <w:spacing w:after="0" w:line="240" w:lineRule="auto"/>
+        <w:rPr/>
       </w:pPr>
       <w:r>
         <w:rPr>
@@ -4259,38 +4214,13 @@
           <w:sz w:val="16"/>
           <w:szCs w:val="16"/>
         </w:rPr>
-        <w:t xml:space="preserve">  building</w:t>
-      </w:r>
-      <w:r>
-        <w:rPr>
-          <w:rFonts w:ascii="Consolas" w:hAnsi="Consolas" w:cs="Consolas"/>
-          <w:sz w:val="16"/>
-          <w:szCs w:val="16"/>
-        </w:rPr>
-        <w:t xml:space="preserve"> 'Village 1 </w:t>
-      </w:r>
-      <w:proofErr w:type="spellStart"/>
-      <w:r>
-        <w:rPr>
-          <w:rFonts w:ascii="Consolas" w:hAnsi="Consolas" w:cs="Consolas"/>
-          <w:sz w:val="16"/>
-          <w:szCs w:val="16"/>
-        </w:rPr>
-        <w:t>centre</w:t>
-      </w:r>
-      <w:proofErr w:type="spellEnd"/>
-      <w:r>
-        <w:rPr>
-          <w:rFonts w:ascii="Consolas" w:hAnsi="Consolas" w:cs="Consolas"/>
-          <w:sz w:val="16"/>
-          <w:szCs w:val="16"/>
-        </w:rPr>
-        <w:t>' at (32,21), value 0.7</w:t>
+        <w:t xml:space="preserve">INCIDENT BRIEF (every call):</w:t>
       </w:r>
     </w:p>
     <w:p>
       <w:pPr>
         <w:spacing w:after="0" w:line="240" w:lineRule="auto"/>
+        <w:rPr/>
       </w:pPr>
       <w:r>
         <w:rPr>
@@ -4298,12 +4228,13 @@
           <w:sz w:val="16"/>
           <w:szCs w:val="16"/>
         </w:rPr>
-        <w:t xml:space="preserve">  population 'Village 2 residents' at (67,29), ~837 persons, value 1.0</w:t>
+        <w:t xml:space="preserve">- fire: &lt;cells burning now&gt;, &lt;area burned&gt;, t = &lt;min&gt;</w:t>
       </w:r>
     </w:p>
     <w:p>
       <w:pPr>
         <w:spacing w:after="0" w:line="240" w:lineRule="auto"/>
+        <w:rPr/>
       </w:pPr>
       <w:r>
         <w:rPr>
@@ -4311,30 +4242,13 @@
           <w:sz w:val="16"/>
           <w:szCs w:val="16"/>
         </w:rPr>
-        <w:t xml:space="preserve">  building 'Village 2 </w:t>
-      </w:r>
-      <w:proofErr w:type="spellStart"/>
-      <w:r>
-        <w:rPr>
-          <w:rFonts w:ascii="Consolas" w:hAnsi="Consolas" w:cs="Consolas"/>
-          <w:sz w:val="16"/>
-          <w:szCs w:val="16"/>
-        </w:rPr>
-        <w:t>centre</w:t>
-      </w:r>
-      <w:proofErr w:type="spellEnd"/>
-      <w:r>
-        <w:rPr>
-          <w:rFonts w:ascii="Consolas" w:hAnsi="Consolas" w:cs="Consolas"/>
-          <w:sz w:val="16"/>
-          <w:szCs w:val="16"/>
-        </w:rPr>
-        <w:t>' at (67,29), value 0.7</w:t>
+        <w:t xml:space="preserve">- trend since the last call: growing, steady or shrinking; &lt;spread rate&gt;; whether the orders in force hold</w:t>
       </w:r>
     </w:p>
     <w:p>
       <w:pPr>
         <w:spacing w:after="0" w:line="240" w:lineRule="auto"/>
+        <w:rPr/>
       </w:pPr>
       <w:r>
         <w:rPr>
@@ -4342,12 +4256,13 @@
           <w:sz w:val="16"/>
           <w:szCs w:val="16"/>
         </w:rPr>
-        <w:t xml:space="preserve">  critical 'Fire station (Village 2)' at (67,28), value 0.7</w:t>
+        <w:t xml:space="preserve">- burned-area history of the last calls (min, ha)</w:t>
       </w:r>
     </w:p>
     <w:p>
       <w:pPr>
         <w:spacing w:after="0" w:line="240" w:lineRule="auto"/>
+        <w:rPr/>
       </w:pPr>
       <w:r>
         <w:rPr>
@@ -4355,38 +4270,13 @@
           <w:sz w:val="16"/>
           <w:szCs w:val="16"/>
         </w:rPr>
-        <w:t>- resources: staged capacity 74</w:t>
-      </w:r>
-      <w:r>
-        <w:rPr>
-          <w:rFonts w:ascii="Consolas" w:hAnsi="Consolas" w:cs="Consolas"/>
-          <w:sz w:val="16"/>
-          <w:szCs w:val="16"/>
-        </w:rPr>
-        <w:t>0 (</w:t>
-      </w:r>
-      <w:proofErr w:type="spellStart"/>
-      <w:r>
-        <w:rPr>
-          <w:rFonts w:ascii="Consolas" w:hAnsi="Consolas" w:cs="Consolas"/>
-          <w:sz w:val="16"/>
-          <w:szCs w:val="16"/>
-        </w:rPr>
-        <w:t>rcap</w:t>
-      </w:r>
-      <w:proofErr w:type="spellEnd"/>
-      <w:r>
-        <w:rPr>
-          <w:rFonts w:ascii="Consolas" w:hAnsi="Consolas" w:cs="Consolas"/>
-          <w:sz w:val="16"/>
-          <w:szCs w:val="16"/>
-        </w:rPr>
-        <w:t xml:space="preserve"> sum), map-mean travel time 22 min, air support: yes.</w:t>
+        <w:t xml:space="preserve">- front centred near cell &lt;x, y&gt;; wind &lt;speed&gt; m/s from &lt;direction&gt;</w:t>
       </w:r>
     </w:p>
     <w:p>
       <w:pPr>
         <w:spacing w:after="0" w:line="240" w:lineRule="auto"/>
+        <w:rPr/>
       </w:pPr>
       <w:r>
         <w:rPr>
@@ -4394,12 +4284,13 @@
           <w:sz w:val="16"/>
           <w:szCs w:val="16"/>
         </w:rPr>
-        <w:t>- protection priority weights (WHERE effort goes): critical 0.40, population 0.25, building 0.20, evacuation 0.15</w:t>
+        <w:t xml:space="preserve">- fuel moisture at the front &lt;value&gt;</w:t>
       </w:r>
     </w:p>
     <w:p>
       <w:pPr>
         <w:spacing w:after="0" w:line="240" w:lineRule="auto"/>
+        <w:rPr/>
       </w:pPr>
       <w:r>
         <w:rPr>
@@ -4407,20 +4298,13 @@
           <w:sz w:val="16"/>
           <w:szCs w:val="16"/>
         </w:rPr>
-        <w:t xml:space="preserve">- loss weights of the decision cost J (WHAT counts as a bad outcome): burn 1.00, </w:t>
-      </w:r>
-      <w:r>
-        <w:rPr>
-          <w:rFonts w:ascii="Consolas" w:hAnsi="Consolas" w:cs="Consolas"/>
-          <w:sz w:val="16"/>
-          <w:szCs w:val="16"/>
-        </w:rPr>
-        <w:t>asset 1.00, population 1.00, response 0.20, delay 0.20. Trials and cross-run comparisons are judged on the PHYSICAL part (burn + asset + population).</w:t>
+        <w:t xml:space="preserve">- nearest asset: &lt;kind, name, distance, population&gt;</w:t>
       </w:r>
     </w:p>
     <w:p>
       <w:pPr>
         <w:spacing w:after="0" w:line="240" w:lineRule="auto"/>
+        <w:rPr/>
       </w:pPr>
       <w:r>
         <w:rPr>
@@ -4428,110 +4312,13 @@
           <w:sz w:val="16"/>
           <w:szCs w:val="16"/>
         </w:rPr>
-        <w:t xml:space="preserve">DOCTRINE FAMILIES (seed rules draw only on these): </w:t>
-      </w:r>
-      <w:proofErr w:type="spellStart"/>
-      <w:r>
-        <w:rPr>
-          <w:rFonts w:ascii="Consolas" w:hAnsi="Consolas" w:cs="Consolas"/>
-          <w:sz w:val="16"/>
-          <w:szCs w:val="16"/>
-        </w:rPr>
-        <w:t>suppression_effort</w:t>
-      </w:r>
-      <w:proofErr w:type="spellEnd"/>
-      <w:r>
-        <w:rPr>
-          <w:rFonts w:ascii="Consolas" w:hAnsi="Consolas" w:cs="Consolas"/>
-          <w:sz w:val="16"/>
-          <w:szCs w:val="16"/>
-        </w:rPr>
-        <w:t xml:space="preserve"> (suppression effort), </w:t>
-      </w:r>
-      <w:proofErr w:type="spellStart"/>
-      <w:r>
-        <w:rPr>
-          <w:rFonts w:ascii="Consolas" w:hAnsi="Consolas" w:cs="Consolas"/>
-          <w:sz w:val="16"/>
-          <w:szCs w:val="16"/>
-        </w:rPr>
-        <w:t>resource_deployment</w:t>
-      </w:r>
-      <w:proofErr w:type="spellEnd"/>
-      <w:r>
-        <w:rPr>
-          <w:rFonts w:ascii="Consolas" w:hAnsi="Consolas" w:cs="Consolas"/>
-          <w:sz w:val="16"/>
-          <w:szCs w:val="16"/>
-        </w:rPr>
-        <w:t xml:space="preserve"> (resource deployment), </w:t>
-      </w:r>
-      <w:proofErr w:type="spellStart"/>
-      <w:r>
-        <w:rPr>
-          <w:rFonts w:ascii="Consolas" w:hAnsi="Consolas" w:cs="Consolas"/>
-          <w:sz w:val="16"/>
-          <w:szCs w:val="16"/>
-        </w:rPr>
-        <w:t>containment_line</w:t>
-      </w:r>
-      <w:proofErr w:type="spellEnd"/>
-      <w:r>
-        <w:rPr>
-          <w:rFonts w:ascii="Consolas" w:hAnsi="Consolas" w:cs="Consolas"/>
-          <w:sz w:val="16"/>
-          <w:szCs w:val="16"/>
-        </w:rPr>
-        <w:t xml:space="preserve"> (containment line), </w:t>
-      </w:r>
-      <w:proofErr w:type="spellStart"/>
-      <w:r>
-        <w:rPr>
-          <w:rFonts w:ascii="Consolas" w:hAnsi="Consolas" w:cs="Consolas"/>
-          <w:sz w:val="16"/>
-          <w:szCs w:val="16"/>
-        </w:rPr>
-        <w:t>asset_protection</w:t>
-      </w:r>
-      <w:proofErr w:type="spellEnd"/>
-      <w:r>
-        <w:rPr>
-          <w:rFonts w:ascii="Consolas" w:hAnsi="Consolas" w:cs="Consolas"/>
-          <w:sz w:val="16"/>
-          <w:szCs w:val="16"/>
-        </w:rPr>
-        <w:t xml:space="preserve"> (asset protection), evacuation (evacuation), </w:t>
-      </w:r>
-      <w:proofErr w:type="spellStart"/>
-      <w:r>
-        <w:rPr>
-          <w:rFonts w:ascii="Consolas" w:hAnsi="Consolas" w:cs="Consolas"/>
-          <w:sz w:val="16"/>
-          <w:szCs w:val="16"/>
-        </w:rPr>
-        <w:t>public_warning</w:t>
-      </w:r>
-      <w:proofErr w:type="spellEnd"/>
-      <w:r>
-        <w:rPr>
-          <w:rFonts w:ascii="Consolas" w:hAnsi="Consolas" w:cs="Consolas"/>
-          <w:sz w:val="16"/>
-          <w:szCs w:val="16"/>
-        </w:rPr>
-        <w:t xml:space="preserve"> (public</w:t>
-      </w:r>
-      <w:r>
-        <w:rPr>
-          <w:rFonts w:ascii="Consolas" w:hAnsi="Consolas" w:cs="Consolas"/>
-          <w:sz w:val="16"/>
-          <w:szCs w:val="16"/>
-        </w:rPr>
-        <w:t xml:space="preserve"> warning)</w:t>
+        <w:t xml:space="preserve">- water: &lt;distance&gt;, or none on this map</w:t>
       </w:r>
     </w:p>
     <w:p>
       <w:pPr>
         <w:spacing w:after="0" w:line="240" w:lineRule="auto"/>
+        <w:rPr/>
       </w:pPr>
       <w:r>
         <w:rPr>
@@ -4539,12 +4326,13 @@
           <w:sz w:val="16"/>
           <w:szCs w:val="16"/>
         </w:rPr>
-        <w:t>ACTUATOR LIBRARY (physics available beyond the doctrine; NO seed rule orders them, discovering a use is your job):</w:t>
+        <w:t xml:space="preserve">- resources: available capacity &lt;value&gt;, mean travel time to the front &lt;min&gt;, air support; POOL SATURATED when the standing orders demand the funded budget</w:t>
       </w:r>
     </w:p>
     <w:p>
       <w:pPr>
         <w:spacing w:after="0" w:line="240" w:lineRule="auto"/>
+        <w:rPr/>
       </w:pPr>
       <w:r>
         <w:rPr>
@@ -4552,108 +4340,13 @@
           <w:sz w:val="16"/>
           <w:szCs w:val="16"/>
         </w:rPr>
-        <w:t>YOU MAY ALSO DEFINE A NEW ACTUATOR as data (a package with "clauses"): each clause = one verified effect (wet, clear, ignite, coat,</w:t>
-      </w:r>
-      <w:r>
-        <w:rPr>
-          <w:rFonts w:ascii="Consolas" w:hAnsi="Consolas" w:cs="Consolas"/>
-          <w:sz w:val="16"/>
-          <w:szCs w:val="16"/>
-        </w:rPr>
-        <w:t xml:space="preserve"> evacuate, prime, draft) on a sector (head, flank, rear, ring, </w:t>
-      </w:r>
-      <w:proofErr w:type="spellStart"/>
-      <w:r>
-        <w:rPr>
-          <w:rFonts w:ascii="Consolas" w:hAnsi="Consolas" w:cs="Consolas"/>
-          <w:sz w:val="16"/>
-          <w:szCs w:val="16"/>
-        </w:rPr>
-        <w:t>at_fire</w:t>
-      </w:r>
-      <w:proofErr w:type="spellEnd"/>
-      <w:r>
-        <w:rPr>
-          <w:rFonts w:ascii="Consolas" w:hAnsi="Consolas" w:cs="Consolas"/>
-          <w:sz w:val="16"/>
-          <w:szCs w:val="16"/>
-        </w:rPr>
-        <w:t>, assets, populated) at a cell range [</w:t>
-      </w:r>
-      <w:proofErr w:type="spellStart"/>
-      <w:r>
-        <w:rPr>
-          <w:rFonts w:ascii="Consolas" w:hAnsi="Consolas" w:cs="Consolas"/>
-          <w:sz w:val="16"/>
-          <w:szCs w:val="16"/>
-        </w:rPr>
-        <w:t>rin</w:t>
-      </w:r>
-      <w:proofErr w:type="spellEnd"/>
-      <w:r>
-        <w:rPr>
-          <w:rFonts w:ascii="Consolas" w:hAnsi="Consolas" w:cs="Consolas"/>
-          <w:sz w:val="16"/>
-          <w:szCs w:val="16"/>
-        </w:rPr>
-        <w:t>, rout] with an amount. The range is a distance band in cells measured from the sector's reference cells: the burning cells for head, flank, rear</w:t>
-      </w:r>
-      <w:r>
-        <w:rPr>
-          <w:rFonts w:ascii="Consolas" w:hAnsi="Consolas" w:cs="Consolas"/>
-          <w:sz w:val="16"/>
-          <w:szCs w:val="16"/>
-        </w:rPr>
-        <w:t xml:space="preserve">, ring and </w:t>
-      </w:r>
-      <w:proofErr w:type="spellStart"/>
-      <w:r>
-        <w:rPr>
-          <w:rFonts w:ascii="Consolas" w:hAnsi="Consolas" w:cs="Consolas"/>
-          <w:sz w:val="16"/>
-          <w:szCs w:val="16"/>
-        </w:rPr>
-        <w:t>at_fire</w:t>
-      </w:r>
-      <w:proofErr w:type="spellEnd"/>
-      <w:r>
-        <w:rPr>
-          <w:rFonts w:ascii="Consolas" w:hAnsi="Consolas" w:cs="Consolas"/>
-          <w:sz w:val="16"/>
-          <w:szCs w:val="16"/>
-        </w:rPr>
-        <w:t xml:space="preserve">, the threatened asset footprints for assets, the populated cells for populated; </w:t>
-      </w:r>
-      <w:proofErr w:type="spellStart"/>
-      <w:r>
-        <w:rPr>
-          <w:rFonts w:ascii="Consolas" w:hAnsi="Consolas" w:cs="Consolas"/>
-          <w:sz w:val="16"/>
-          <w:szCs w:val="16"/>
-        </w:rPr>
-        <w:t>rin</w:t>
-      </w:r>
-      <w:proofErr w:type="spellEnd"/>
-      <w:r>
-        <w:rPr>
-          <w:rFonts w:ascii="Consolas" w:hAnsi="Consolas" w:cs="Consolas"/>
-          <w:sz w:val="16"/>
-          <w:szCs w:val="16"/>
-        </w:rPr>
-        <w:t xml:space="preserve"> = 0 includes the reference cells themselves, so coat on assets [0,2] coats the asset and a two-cell collar around it. That is a genuinely new tactic (WHE</w:t>
-      </w:r>
-      <w:r>
-        <w:rPr>
-          <w:rFonts w:ascii="Consolas" w:hAnsi="Consolas" w:cs="Consolas"/>
-          <w:sz w:val="16"/>
-          <w:szCs w:val="16"/>
-        </w:rPr>
-        <w:t>RE and HOW); a mere re-weighting of channels is the tuning stage's job and fails the novelty gates.</w:t>
+        <w:t xml:space="preserve">- cost terms now: burned area, asset loss, population exposure; the largest of them</w:t>
       </w:r>
     </w:p>
     <w:p>
       <w:pPr>
         <w:spacing w:after="0" w:line="240" w:lineRule="auto"/>
+        <w:rPr/>
       </w:pPr>
       <w:r>
         <w:rPr>
@@ -4661,12 +4354,13 @@
           <w:sz w:val="16"/>
           <w:szCs w:val="16"/>
         </w:rPr>
-        <w:t>EFFECT STRENGTH (what an amount actually buys):</w:t>
+        <w:t xml:space="preserve">- ANALYSIS REQUIRED: where the fire is heading, what is lost first, which family cuts the 45-minute physical forecast most</w:t>
       </w:r>
     </w:p>
     <w:p>
       <w:pPr>
         <w:spacing w:after="0" w:line="240" w:lineRule="auto"/>
+        <w:rPr/>
       </w:pPr>
       <w:r>
         <w:rPr>
@@ -4674,56 +4368,13 @@
           <w:sz w:val="16"/>
           <w:szCs w:val="16"/>
         </w:rPr>
-        <w:t xml:space="preserve">  the amount you write on a clause is MULTIPLIED by the intensity your rule </w:t>
-      </w:r>
-      <w:proofErr w:type="spellStart"/>
-      <w:r>
-        <w:rPr>
-          <w:rFonts w:ascii="Consolas" w:hAnsi="Consolas" w:cs="Consolas"/>
-          <w:sz w:val="16"/>
-          <w:szCs w:val="16"/>
-        </w:rPr>
-        <w:t>realises</w:t>
-      </w:r>
-      <w:proofErr w:type="spellEnd"/>
-      <w:r>
-        <w:rPr>
-          <w:rFonts w:ascii="Consolas" w:hAnsi="Consolas" w:cs="Consolas"/>
-          <w:sz w:val="16"/>
-          <w:szCs w:val="16"/>
-        </w:rPr>
-        <w:t xml:space="preserve">, and a rule rarely </w:t>
-      </w:r>
-      <w:proofErr w:type="spellStart"/>
-      <w:r>
-        <w:rPr>
-          <w:rFonts w:ascii="Consolas" w:hAnsi="Consolas" w:cs="Consolas"/>
-          <w:sz w:val="16"/>
-          <w:szCs w:val="16"/>
-        </w:rPr>
-        <w:t>real</w:t>
-      </w:r>
-      <w:r>
-        <w:rPr>
-          <w:rFonts w:ascii="Consolas" w:hAnsi="Consolas" w:cs="Consolas"/>
-          <w:sz w:val="16"/>
-          <w:szCs w:val="16"/>
-        </w:rPr>
-        <w:t>ises</w:t>
-      </w:r>
-      <w:proofErr w:type="spellEnd"/>
-      <w:r>
-        <w:rPr>
-          <w:rFonts w:ascii="Consolas" w:hAnsi="Consolas" w:cs="Consolas"/>
-          <w:sz w:val="16"/>
-          <w:szCs w:val="16"/>
-        </w:rPr>
-        <w:t xml:space="preserve"> more than about half of the consequent you give it, so an amount of 0.5 typically lands near 0.25 in the physics.</w:t>
+        <w:t xml:space="preserve">&lt;crisp readings of the five concepts&gt;</w:t>
       </w:r>
     </w:p>
     <w:p>
       <w:pPr>
         <w:spacing w:after="0" w:line="240" w:lineRule="auto"/>
+        <w:rPr/>
       </w:pPr>
       <w:r>
         <w:rPr>
@@ -4731,46 +4382,13 @@
           <w:sz w:val="16"/>
           <w:szCs w:val="16"/>
         </w:rPr>
-        <w:t xml:space="preserve">  coat: a coated cell keeps burning until the coating reaches 0.67 of full strength on this map (grass needs 0.33, shrub needs 0.44, </w:t>
-      </w:r>
-      <w:proofErr w:type="spellStart"/>
-      <w:r>
-        <w:rPr>
-          <w:rFonts w:ascii="Consolas" w:hAnsi="Consolas" w:cs="Consolas"/>
-          <w:sz w:val="16"/>
-          <w:szCs w:val="16"/>
-        </w:rPr>
-        <w:t>pine</w:t>
-      </w:r>
-      <w:r>
-        <w:rPr>
-          <w:rFonts w:ascii="Consolas" w:hAnsi="Consolas" w:cs="Consolas"/>
-          <w:sz w:val="16"/>
-          <w:szCs w:val="16"/>
-        </w:rPr>
-        <w:t>_litter</w:t>
-      </w:r>
-      <w:proofErr w:type="spellEnd"/>
-      <w:r>
-        <w:rPr>
-          <w:rFonts w:ascii="Consolas" w:hAnsi="Consolas" w:cs="Consolas"/>
-          <w:sz w:val="16"/>
-          <w:szCs w:val="16"/>
-        </w:rPr>
-        <w:t xml:space="preserve"> needs 0.56, hardwood needs 0.67, urban needs 0.44). Below that it only slows the fire, and a forecast gate that measures no gain will reject the package. Write the amount at 1.0 and the consequent intensity at 0.9 or above if the tactic depends on </w:t>
-      </w:r>
-      <w:r>
-        <w:rPr>
-          <w:rFonts w:ascii="Consolas" w:hAnsi="Consolas" w:cs="Consolas"/>
-          <w:sz w:val="16"/>
-          <w:szCs w:val="16"/>
-        </w:rPr>
-        <w:t>stopping the fire rather than slowing it.</w:t>
+        <w:t xml:space="preserve">Current dominant terms: &lt;term per concept&gt;; the rule must FIRE in this PRESENT situation</w:t>
       </w:r>
     </w:p>
     <w:p>
       <w:pPr>
         <w:spacing w:after="0" w:line="240" w:lineRule="auto"/>
+        <w:rPr/>
       </w:pPr>
       <w:r>
         <w:rPr>
@@ -4778,38 +4396,13 @@
           <w:sz w:val="16"/>
           <w:szCs w:val="16"/>
         </w:rPr>
-        <w:t xml:space="preserve">  ignite: a cell is lit only where the </w:t>
-      </w:r>
-      <w:proofErr w:type="spellStart"/>
-      <w:r>
-        <w:rPr>
-          <w:rFonts w:ascii="Consolas" w:hAnsi="Consolas" w:cs="Consolas"/>
-          <w:sz w:val="16"/>
-          <w:szCs w:val="16"/>
-        </w:rPr>
-        <w:t>realised</w:t>
-      </w:r>
-      <w:proofErr w:type="spellEnd"/>
-      <w:r>
-        <w:rPr>
-          <w:rFonts w:ascii="Consolas" w:hAnsi="Consolas" w:cs="Consolas"/>
-          <w:sz w:val="16"/>
-          <w:szCs w:val="16"/>
-        </w:rPr>
-        <w:t xml:space="preserve"> amount exceeds 0.50 and the fuel moisture is below 0.30; below that the firing crew lights nothing. Write the amount at 1.0 and the consequent intensity at 0.9 or abo</w:t>
-      </w:r>
-      <w:r>
-        <w:rPr>
-          <w:rFonts w:ascii="Consolas" w:hAnsi="Consolas" w:cs="Consolas"/>
-          <w:sz w:val="16"/>
-          <w:szCs w:val="16"/>
-        </w:rPr>
-        <w:t>ve.</w:t>
+        <w:t xml:space="preserve">Current rule base: &lt;one line per active rule&gt;</w:t>
       </w:r>
     </w:p>
     <w:p>
       <w:pPr>
         <w:spacing w:after="0" w:line="240" w:lineRule="auto"/>
+        <w:rPr/>
       </w:pPr>
       <w:r>
         <w:rPr>
@@ -4817,12 +4410,13 @@
           <w:sz w:val="16"/>
           <w:szCs w:val="16"/>
         </w:rPr>
-        <w:t xml:space="preserve">  clear, wet, draft, evacuate, prime: no threshold. They act in proportion to what you order.</w:t>
+        <w:t xml:space="preserve">Return six DIFFERENT proposals, each complete and following the schema, as ONE minified JSON object {"candidates": [P1, ..., P6]}; make them differ in tactic, not only in numbers.</w:t>
       </w:r>
     </w:p>
     <w:p>
       <w:pPr>
         <w:spacing w:after="0" w:line="240" w:lineRule="auto"/>
+        <w:rPr/>
       </w:pPr>
       <w:r>
         <w:rPr>
@@ -4830,47 +4424,13 @@
           <w:sz w:val="16"/>
           <w:szCs w:val="16"/>
         </w:rPr>
-        <w:lastRenderedPageBreak/>
-        <w:t xml:space="preserve">  WHAT SPENDS THE POOL AND WHAT DOES </w:t>
-      </w:r>
-      <w:proofErr w:type="gramStart"/>
-      <w:r>
-        <w:rPr>
-          <w:rFonts w:ascii="Consolas" w:hAnsi="Consolas" w:cs="Consolas"/>
-          <w:sz w:val="16"/>
-          <w:szCs w:val="16"/>
-        </w:rPr>
-        <w:t>NOT.</w:t>
-      </w:r>
-      <w:proofErr w:type="gramEnd"/>
-      <w:r>
-        <w:rPr>
-          <w:rFonts w:ascii="Consolas" w:hAnsi="Consolas" w:cs="Consolas"/>
-          <w:sz w:val="16"/>
-          <w:szCs w:val="16"/>
-        </w:rPr>
-        <w:t xml:space="preserve"> clear and wet need crews: a cut cell is only dug once the capacity and the availability reach it, so on a saturated </w:t>
-      </w:r>
-      <w:r>
-        <w:rPr>
-          <w:rFonts w:ascii="Consolas" w:hAnsi="Consolas" w:cs="Consolas"/>
-          <w:sz w:val="16"/>
-          <w:szCs w:val="16"/>
-        </w:rPr>
-        <w:t>pool they are rationed away and the forecast measures nothing, however large the amount. coat lays retardant as a moisture floor and draft raises capacity from a water body; neither draws on the pool, so both still act when the pool is spent. When the brie</w:t>
-      </w:r>
-      <w:r>
-        <w:rPr>
-          <w:rFonts w:ascii="Consolas" w:hAnsi="Consolas" w:cs="Consolas"/>
-          <w:sz w:val="16"/>
-          <w:szCs w:val="16"/>
-        </w:rPr>
-        <w:t>f reports the pool saturated, a tactic built on coat or draft can be measured and one built on clear or wet cannot.</w:t>
+        <w:t xml:space="preserve">REPLY SCHEMA, one candidate: {"antecedents": [[concept, term], ...], "consequents": [[intervention, intensity], ...]} with concepts from the five decision concepts, terms from {VL, L, M, H, VH}, interventions from the six families, intensities in [0, 1], at most 3 antecedents and 3 consequents.</w:t>
       </w:r>
     </w:p>
     <w:p>
       <w:pPr>
         <w:spacing w:after="0" w:line="240" w:lineRule="auto"/>
+        <w:rPr/>
       </w:pPr>
       <w:r>
         <w:rPr>
@@ -4878,12 +4438,13 @@
           <w:sz w:val="16"/>
           <w:szCs w:val="16"/>
         </w:rPr>
-        <w:t>WHEN TO INVENT WHAT (think like an incident commander):</w:t>
+        <w:t xml:space="preserve">Optionally the candidate is a package with ONE of: "new_intervention": {"name", "composition": [[family, weight], ...]} (at most 3, weights in (0, 1] read as relative proportions) or "new_intervention": {"name", "clauses": [{"effect", "sector", "range": [rin, rout], "amount"}, ...]} (at most 3 clauses, 0 &lt;= rin &lt;= rout &lt;= 15, amount in (0, 1]).</w:t>
       </w:r>
     </w:p>
     <w:p>
       <w:pPr>
         <w:spacing w:after="0" w:line="240" w:lineRule="auto"/>
+        <w:rPr/>
       </w:pPr>
       <w:r>
         <w:rPr>
@@ -4891,38 +4452,13 @@
           <w:sz w:val="16"/>
           <w:szCs w:val="16"/>
         </w:rPr>
-        <w:t xml:space="preserve">  - a plain rule: the situation is expressible in the current concepts and an existi</w:t>
-      </w:r>
-      <w:r>
-        <w:rPr>
-          <w:rFonts w:ascii="Consolas" w:hAnsi="Consolas" w:cs="Consolas"/>
-          <w:sz w:val="16"/>
-          <w:szCs w:val="16"/>
-        </w:rPr>
-        <w:t xml:space="preserve">ng action </w:t>
-      </w:r>
-      <w:proofErr w:type="gramStart"/>
-      <w:r>
-        <w:rPr>
-          <w:rFonts w:ascii="Consolas" w:hAnsi="Consolas" w:cs="Consolas"/>
-          <w:sz w:val="16"/>
-          <w:szCs w:val="16"/>
-        </w:rPr>
-        <w:t>answers</w:t>
-      </w:r>
-      <w:proofErr w:type="gramEnd"/>
-      <w:r>
-        <w:rPr>
-          <w:rFonts w:ascii="Consolas" w:hAnsi="Consolas" w:cs="Consolas"/>
-          <w:sz w:val="16"/>
-          <w:szCs w:val="16"/>
-        </w:rPr>
-        <w:t xml:space="preserve"> it.</w:t>
+        <w:t xml:space="preserve">A package must contain the rule, and the rule must use the new object. Fixed by design: the features, the five decision concepts, the six families and the seven effects.</w:t>
       </w:r>
     </w:p>
     <w:p>
       <w:pPr>
         <w:spacing w:after="0" w:line="240" w:lineRule="auto"/>
+        <w:rPr/>
       </w:pPr>
       <w:r>
         <w:rPr>
@@ -4930,12 +4466,31 @@
           <w:sz w:val="16"/>
           <w:szCs w:val="16"/>
         </w:rPr>
-        <w:t xml:space="preserve">  - a composite intervention: two channels must act AS ONE with a fixed ratio (hardening a town: protection + line).</w:t>
+        <w:t xml:space="preserve"> </w:t>
+      </w:r>
+    </w:p>
+    <w:p>
+      <w:pPr>
+        <w:pStyle w:val="Heading1"/>
+        <w:rPr/>
+      </w:pPr>
+      <w:r>
+        <w:rPr/>
+        <w:t xml:space="preserve">Reply format</w:t>
+      </w:r>
+    </w:p>
+    <w:p>
+      <w:pPr>
+        <w:rPr/>
+      </w:pPr>
+      <w:r>
+        <w:t xml:space="preserve">The reply is one minified JSON object with a list of six candidates. Each candidate carries antecedents over the five concepts, consequents over the six families and, for a composed intervention, a new_intervention with up to three clauses, as in the template. The object below is an admitted candidate as recorded in the campaign log, the asset collar tactic of Table S3.</w:t>
       </w:r>
     </w:p>
     <w:p>
       <w:pPr>
         <w:spacing w:after="0" w:line="240" w:lineRule="auto"/>
+        <w:rPr/>
       </w:pPr>
       <w:r>
         <w:rPr>
@@ -4943,1255 +4498,7 @@
           <w:sz w:val="16"/>
           <w:szCs w:val="16"/>
         </w:rPr>
-        <w:t xml:space="preserve">  - a clause actuator: the tactic needs its own geometry (a flank firing operation, a deep pre-wetted band). Use only</w:t>
-      </w:r>
-      <w:r>
-        <w:rPr>
-          <w:rFonts w:ascii="Consolas" w:hAnsi="Consolas" w:cs="Consolas"/>
-          <w:sz w:val="16"/>
-          <w:szCs w:val="16"/>
-        </w:rPr>
-        <w:t xml:space="preserve"> what THIS map supports: no water means no drafting and no aerial drops; no population nearby means evacuate and prime are wasted orders.</w:t>
-      </w:r>
-    </w:p>
-    <w:p>
-      <w:pPr>
-        <w:spacing w:after="0" w:line="240" w:lineRule="auto"/>
-      </w:pPr>
-      <w:r>
-        <w:rPr>
-          <w:rFonts w:ascii="Consolas" w:hAnsi="Consolas" w:cs="Consolas"/>
-          <w:sz w:val="16"/>
-          <w:szCs w:val="16"/>
-        </w:rPr>
-        <w:t xml:space="preserve">A NEW OBJECT MUST STAND ON ITS OWN. A package is measured twice: once against no package at all, and once against the </w:t>
-      </w:r>
-      <w:r>
-        <w:rPr>
-          <w:rFonts w:ascii="Consolas" w:hAnsi="Consolas" w:cs="Consolas"/>
-          <w:sz w:val="16"/>
-          <w:szCs w:val="16"/>
-        </w:rPr>
-        <w:t xml:space="preserve">SAME rule with the new object struck out and the ordinary orders of that rule left standing. If the forecast is no worse without the new object, the gain belonged to the ordinary orders and the package is refused, however large the gain was. So do not pad </w:t>
-      </w:r>
-      <w:r>
-        <w:rPr>
-          <w:rFonts w:ascii="Consolas" w:hAnsi="Consolas" w:cs="Consolas"/>
-          <w:sz w:val="16"/>
-          <w:szCs w:val="16"/>
-        </w:rPr>
-        <w:t>a new actuator with a resource deployment or a suppression effort that would have earned the same result by itself. Either give the new object the consequent list to itself, or make sure its clauses do work that the ordinary orders cannot do.</w:t>
-      </w:r>
-    </w:p>
-    <w:p>
-      <w:pPr>
-        <w:spacing w:after="0" w:line="240" w:lineRule="auto"/>
-      </w:pPr>
-      <w:r>
-        <w:rPr>
-          <w:rFonts w:ascii="Consolas" w:hAnsi="Consolas" w:cs="Consolas"/>
-          <w:sz w:val="16"/>
-          <w:szCs w:val="16"/>
-        </w:rPr>
-        <w:t>STANDING RULE</w:t>
-      </w:r>
-      <w:r>
-        <w:rPr>
-          <w:rFonts w:ascii="Consolas" w:hAnsi="Consolas" w:cs="Consolas"/>
-          <w:sz w:val="16"/>
-          <w:szCs w:val="16"/>
-        </w:rPr>
-        <w:t xml:space="preserve">S OF THE GAME: every proposal must FIRE in the situation it is proposed for (use current dominant terms, or '&gt;=' for a rising threat); orders must be strong enough to move a 45-minute physical forecast; every candidate is judged by simulation gates (form, </w:t>
-      </w:r>
-      <w:r>
-        <w:rPr>
-          <w:rFonts w:ascii="Consolas" w:hAnsi="Consolas" w:cs="Consolas"/>
-          <w:sz w:val="16"/>
-          <w:szCs w:val="16"/>
-        </w:rPr>
-        <w:t>vocabulary, relevance, availability, two reseeded A/B forecasts, and a growth margin for new vocabulary); a rejected proposal comes back to you once with the failing gate named, so fix exactly that. Always return ONLY the JSON.</w:t>
-      </w:r>
-    </w:p>
-    <w:p>
-      <w:pPr>
-        <w:spacing w:after="0" w:line="240" w:lineRule="auto"/>
-      </w:pPr>
-      <w:r>
-        <w:rPr>
-          <w:rFonts w:ascii="Consolas" w:hAnsi="Consolas" w:cs="Consolas"/>
-          <w:sz w:val="16"/>
-          <w:szCs w:val="16"/>
-        </w:rPr>
-        <w:t>=== END OF MISSION BRIEF ===</w:t>
-      </w:r>
-    </w:p>
-    <w:p>
-      <w:pPr>
-        <w:spacing w:after="0" w:line="240" w:lineRule="auto"/>
-      </w:pPr>
-      <w:r>
-        <w:rPr>
-          <w:rFonts w:ascii="Consolas" w:hAnsi="Consolas" w:cs="Consolas"/>
-          <w:sz w:val="16"/>
-          <w:szCs w:val="16"/>
-        </w:rPr>
-        <w:t>INCIDENT BRIEF:</w:t>
-      </w:r>
-    </w:p>
-    <w:p>
-      <w:pPr>
-        <w:spacing w:after="0" w:line="240" w:lineRule="auto"/>
-      </w:pPr>
-      <w:r>
-        <w:rPr>
-          <w:rFonts w:ascii="Consolas" w:hAnsi="Consolas" w:cs="Consolas"/>
-          <w:sz w:val="16"/>
-          <w:szCs w:val="16"/>
-        </w:rPr>
-        <w:t>- fire: 166 cells burning now, 14.9 ha burned so far, t = 12 min</w:t>
-      </w:r>
-    </w:p>
-    <w:p>
-      <w:pPr>
-        <w:spacing w:after="0" w:line="240" w:lineRule="auto"/>
-      </w:pPr>
-      <w:r>
-        <w:rPr>
-          <w:rFonts w:ascii="Consolas" w:hAnsi="Consolas" w:cs="Consolas"/>
-          <w:sz w:val="16"/>
-          <w:szCs w:val="16"/>
-        </w:rPr>
-        <w:t>- trend since 12 min ago: GROWING, 0 -&gt; 166 burning cells, spreading at 74.7 ha/h. The orders in force are not holding it.</w:t>
-      </w:r>
-    </w:p>
-    <w:p>
-      <w:pPr>
-        <w:spacing w:after="0" w:line="240" w:lineRule="auto"/>
-      </w:pPr>
-      <w:r>
-        <w:rPr>
-          <w:rFonts w:ascii="Consolas" w:hAnsi="Consolas" w:cs="Consolas"/>
-          <w:sz w:val="16"/>
-          <w:szCs w:val="16"/>
-        </w:rPr>
-        <w:t xml:space="preserve">- front </w:t>
-      </w:r>
-      <w:proofErr w:type="spellStart"/>
-      <w:r>
-        <w:rPr>
-          <w:rFonts w:ascii="Consolas" w:hAnsi="Consolas" w:cs="Consolas"/>
-          <w:sz w:val="16"/>
-          <w:szCs w:val="16"/>
-        </w:rPr>
-        <w:t>centred</w:t>
-      </w:r>
-      <w:proofErr w:type="spellEnd"/>
-      <w:r>
-        <w:rPr>
-          <w:rFonts w:ascii="Consolas" w:hAnsi="Consolas" w:cs="Consolas"/>
-          <w:sz w:val="16"/>
-          <w:szCs w:val="16"/>
-        </w:rPr>
-        <w:t xml:space="preserve"> near cell (59,11); wind 8.0 m/s from 0 deg, so the spread runs downwind of that point</w:t>
-      </w:r>
-    </w:p>
-    <w:p>
-      <w:pPr>
-        <w:spacing w:after="0" w:line="240" w:lineRule="auto"/>
-      </w:pPr>
-      <w:r>
-        <w:rPr>
-          <w:rFonts w:ascii="Consolas" w:hAnsi="Consolas" w:cs="Consolas"/>
-          <w:sz w:val="16"/>
-          <w:szCs w:val="16"/>
-        </w:rPr>
-        <w:t>- fuel moisture at the front 0.</w:t>
-      </w:r>
-      <w:r>
-        <w:rPr>
-          <w:rFonts w:ascii="Consolas" w:hAnsi="Consolas" w:cs="Consolas"/>
-          <w:sz w:val="16"/>
-          <w:szCs w:val="16"/>
-        </w:rPr>
-        <w:t>08 (drier burns faster)</w:t>
-      </w:r>
-    </w:p>
-    <w:p>
-      <w:pPr>
-        <w:spacing w:after="0" w:line="240" w:lineRule="auto"/>
-      </w:pPr>
-      <w:r>
-        <w:rPr>
-          <w:rFonts w:ascii="Consolas" w:hAnsi="Consolas" w:cs="Consolas"/>
-          <w:sz w:val="16"/>
-          <w:szCs w:val="16"/>
-        </w:rPr>
-        <w:t>- nearest asset: population 'Village 4 residents' at 268 m from the fire, 731 persons</w:t>
-      </w:r>
-    </w:p>
-    <w:p>
-      <w:pPr>
-        <w:spacing w:after="0" w:line="240" w:lineRule="auto"/>
-      </w:pPr>
-      <w:r>
-        <w:rPr>
-          <w:rFonts w:ascii="Consolas" w:hAnsi="Consolas" w:cs="Consolas"/>
-          <w:sz w:val="16"/>
-          <w:szCs w:val="16"/>
-        </w:rPr>
-        <w:t>- water: a lake/sea lies ~175 m from the front; a draft clause raises sustained capacity near it</w:t>
-      </w:r>
-    </w:p>
-    <w:p>
-      <w:pPr>
-        <w:spacing w:after="0" w:line="240" w:lineRule="auto"/>
-      </w:pPr>
-      <w:r>
-        <w:rPr>
-          <w:rFonts w:ascii="Consolas" w:hAnsi="Consolas" w:cs="Consolas"/>
-          <w:sz w:val="16"/>
-          <w:szCs w:val="16"/>
-        </w:rPr>
-        <w:t>- resources: available capacity 739.8 (</w:t>
-      </w:r>
-      <w:proofErr w:type="spellStart"/>
-      <w:r>
-        <w:rPr>
-          <w:rFonts w:ascii="Consolas" w:hAnsi="Consolas" w:cs="Consolas"/>
-          <w:sz w:val="16"/>
-          <w:szCs w:val="16"/>
-        </w:rPr>
-        <w:t>rcap</w:t>
-      </w:r>
-      <w:proofErr w:type="spellEnd"/>
-      <w:r>
-        <w:rPr>
-          <w:rFonts w:ascii="Consolas" w:hAnsi="Consolas" w:cs="Consolas"/>
-          <w:sz w:val="16"/>
-          <w:szCs w:val="16"/>
-        </w:rPr>
-        <w:t xml:space="preserve"> sum),</w:t>
-      </w:r>
-      <w:r>
-        <w:rPr>
-          <w:rFonts w:ascii="Consolas" w:hAnsi="Consolas" w:cs="Consolas"/>
-          <w:sz w:val="16"/>
-          <w:szCs w:val="16"/>
-        </w:rPr>
-        <w:t xml:space="preserve"> mean travel time to the front 45 min; air support can reach the whole map</w:t>
-      </w:r>
-    </w:p>
-    <w:p>
-      <w:pPr>
-        <w:spacing w:after="0" w:line="240" w:lineRule="auto"/>
-      </w:pPr>
-      <w:r>
-        <w:rPr>
-          <w:rFonts w:ascii="Consolas" w:hAnsi="Consolas" w:cs="Consolas"/>
-          <w:sz w:val="16"/>
-          <w:szCs w:val="16"/>
-        </w:rPr>
-        <w:t>- cost terms now: burned area=0.10, asset loss=0.00, population exposure=0.00; the biggest bleed is burned area</w:t>
-      </w:r>
-    </w:p>
-    <w:p>
-      <w:pPr>
-        <w:spacing w:after="0" w:line="240" w:lineRule="auto"/>
-      </w:pPr>
-      <w:r>
-        <w:rPr>
-          <w:rFonts w:ascii="Consolas" w:hAnsi="Consolas" w:cs="Consolas"/>
-          <w:sz w:val="16"/>
-          <w:szCs w:val="16"/>
-        </w:rPr>
-        <w:t>- ANALYSIS REQUIRED before answering: from the brief, decide where th</w:t>
-      </w:r>
-      <w:r>
-        <w:rPr>
-          <w:rFonts w:ascii="Consolas" w:hAnsi="Consolas" w:cs="Consolas"/>
-          <w:sz w:val="16"/>
-          <w:szCs w:val="16"/>
-        </w:rPr>
-        <w:t>e fire is heading, what is lost first, and which intervention family cuts the 45-minute PHYSICAL forecast most given the travel times and capacity (direct suppression when the front is reachable and capacity is free; containment across the downwind path wh</w:t>
-      </w:r>
-      <w:r>
-        <w:rPr>
-          <w:rFonts w:ascii="Consolas" w:hAnsi="Consolas" w:cs="Consolas"/>
-          <w:sz w:val="16"/>
-          <w:szCs w:val="16"/>
-        </w:rPr>
-        <w:t>en it is not; evacuation and warning when people are close). Then write the ONE rule (or package) that orders exactly that. Output ONLY the JSON.</w:t>
-      </w:r>
-    </w:p>
-    <w:p>
-      <w:pPr>
-        <w:spacing w:after="0" w:line="240" w:lineRule="auto"/>
-      </w:pPr>
-      <w:proofErr w:type="spellStart"/>
-      <w:r>
-        <w:rPr>
-          <w:rFonts w:ascii="Consolas" w:hAnsi="Consolas" w:cs="Consolas"/>
-          <w:sz w:val="16"/>
-          <w:szCs w:val="16"/>
-        </w:rPr>
-        <w:t>fire_threat_level</w:t>
-      </w:r>
-      <w:proofErr w:type="spellEnd"/>
-      <w:r>
-        <w:rPr>
-          <w:rFonts w:ascii="Consolas" w:hAnsi="Consolas" w:cs="Consolas"/>
-          <w:sz w:val="16"/>
-          <w:szCs w:val="16"/>
-        </w:rPr>
-        <w:t xml:space="preserve">=0.78, </w:t>
-      </w:r>
-      <w:proofErr w:type="spellStart"/>
-      <w:r>
-        <w:rPr>
-          <w:rFonts w:ascii="Consolas" w:hAnsi="Consolas" w:cs="Consolas"/>
-          <w:sz w:val="16"/>
-          <w:szCs w:val="16"/>
-        </w:rPr>
-        <w:t>asset_exposure_risk</w:t>
-      </w:r>
-      <w:proofErr w:type="spellEnd"/>
-      <w:r>
-        <w:rPr>
-          <w:rFonts w:ascii="Consolas" w:hAnsi="Consolas" w:cs="Consolas"/>
-          <w:sz w:val="16"/>
-          <w:szCs w:val="16"/>
-        </w:rPr>
-        <w:t xml:space="preserve">=0.45, </w:t>
-      </w:r>
-      <w:proofErr w:type="spellStart"/>
-      <w:r>
-        <w:rPr>
-          <w:rFonts w:ascii="Consolas" w:hAnsi="Consolas" w:cs="Consolas"/>
-          <w:sz w:val="16"/>
-          <w:szCs w:val="16"/>
-        </w:rPr>
-        <w:t>suppression_feasibility</w:t>
-      </w:r>
-      <w:proofErr w:type="spellEnd"/>
-      <w:r>
-        <w:rPr>
-          <w:rFonts w:ascii="Consolas" w:hAnsi="Consolas" w:cs="Consolas"/>
-          <w:sz w:val="16"/>
-          <w:szCs w:val="16"/>
-        </w:rPr>
-        <w:t xml:space="preserve">=0.95, </w:t>
-      </w:r>
-      <w:proofErr w:type="spellStart"/>
-      <w:r>
-        <w:rPr>
-          <w:rFonts w:ascii="Consolas" w:hAnsi="Consolas" w:cs="Consolas"/>
-          <w:sz w:val="16"/>
-          <w:szCs w:val="16"/>
-        </w:rPr>
-        <w:t>intervention_urgency</w:t>
-      </w:r>
-      <w:proofErr w:type="spellEnd"/>
-      <w:r>
-        <w:rPr>
-          <w:rFonts w:ascii="Consolas" w:hAnsi="Consolas" w:cs="Consolas"/>
-          <w:sz w:val="16"/>
-          <w:szCs w:val="16"/>
-        </w:rPr>
-        <w:t xml:space="preserve">=0.72, </w:t>
-      </w:r>
-      <w:proofErr w:type="spellStart"/>
-      <w:r>
-        <w:rPr>
-          <w:rFonts w:ascii="Consolas" w:hAnsi="Consolas" w:cs="Consolas"/>
-          <w:sz w:val="16"/>
-          <w:szCs w:val="16"/>
-        </w:rPr>
-        <w:t>eva</w:t>
-      </w:r>
-      <w:r>
-        <w:rPr>
-          <w:rFonts w:ascii="Consolas" w:hAnsi="Consolas" w:cs="Consolas"/>
-          <w:sz w:val="16"/>
-          <w:szCs w:val="16"/>
-        </w:rPr>
-        <w:t>cuation_pressure</w:t>
-      </w:r>
-      <w:proofErr w:type="spellEnd"/>
-      <w:r>
-        <w:rPr>
-          <w:rFonts w:ascii="Consolas" w:hAnsi="Consolas" w:cs="Consolas"/>
-          <w:sz w:val="16"/>
-          <w:szCs w:val="16"/>
-        </w:rPr>
-        <w:t>=0.50</w:t>
-      </w:r>
-    </w:p>
-    <w:p>
-      <w:pPr>
-        <w:spacing w:after="0" w:line="240" w:lineRule="auto"/>
-      </w:pPr>
-      <w:r>
-        <w:rPr>
-          <w:rFonts w:ascii="Consolas" w:hAnsi="Consolas" w:cs="Consolas"/>
-          <w:sz w:val="16"/>
-          <w:szCs w:val="16"/>
-        </w:rPr>
-        <w:t xml:space="preserve">Current dominant terms: </w:t>
-      </w:r>
-      <w:proofErr w:type="spellStart"/>
-      <w:r>
-        <w:rPr>
-          <w:rFonts w:ascii="Consolas" w:hAnsi="Consolas" w:cs="Consolas"/>
-          <w:sz w:val="16"/>
-          <w:szCs w:val="16"/>
-        </w:rPr>
-        <w:t>fire_threat_level</w:t>
-      </w:r>
-      <w:proofErr w:type="spellEnd"/>
-      <w:r>
-        <w:rPr>
-          <w:rFonts w:ascii="Consolas" w:hAnsi="Consolas" w:cs="Consolas"/>
-          <w:sz w:val="16"/>
-          <w:szCs w:val="16"/>
-        </w:rPr>
-        <w:t xml:space="preserve">=H, </w:t>
-      </w:r>
-      <w:proofErr w:type="spellStart"/>
-      <w:r>
-        <w:rPr>
-          <w:rFonts w:ascii="Consolas" w:hAnsi="Consolas" w:cs="Consolas"/>
-          <w:sz w:val="16"/>
-          <w:szCs w:val="16"/>
-        </w:rPr>
-        <w:t>asset_exposure_risk</w:t>
-      </w:r>
-      <w:proofErr w:type="spellEnd"/>
-      <w:r>
-        <w:rPr>
-          <w:rFonts w:ascii="Consolas" w:hAnsi="Consolas" w:cs="Consolas"/>
-          <w:sz w:val="16"/>
-          <w:szCs w:val="16"/>
-        </w:rPr>
-        <w:t xml:space="preserve">=L, </w:t>
-      </w:r>
-      <w:proofErr w:type="spellStart"/>
-      <w:r>
-        <w:rPr>
-          <w:rFonts w:ascii="Consolas" w:hAnsi="Consolas" w:cs="Consolas"/>
-          <w:sz w:val="16"/>
-          <w:szCs w:val="16"/>
-        </w:rPr>
-        <w:t>suppression_feasibility</w:t>
-      </w:r>
-      <w:proofErr w:type="spellEnd"/>
-      <w:r>
-        <w:rPr>
-          <w:rFonts w:ascii="Consolas" w:hAnsi="Consolas" w:cs="Consolas"/>
-          <w:sz w:val="16"/>
-          <w:szCs w:val="16"/>
-        </w:rPr>
-        <w:t xml:space="preserve">=VH, </w:t>
-      </w:r>
-      <w:proofErr w:type="spellStart"/>
-      <w:r>
-        <w:rPr>
-          <w:rFonts w:ascii="Consolas" w:hAnsi="Consolas" w:cs="Consolas"/>
-          <w:sz w:val="16"/>
-          <w:szCs w:val="16"/>
-        </w:rPr>
-        <w:t>intervention_urgency</w:t>
-      </w:r>
-      <w:proofErr w:type="spellEnd"/>
-      <w:r>
-        <w:rPr>
-          <w:rFonts w:ascii="Consolas" w:hAnsi="Consolas" w:cs="Consolas"/>
-          <w:sz w:val="16"/>
-          <w:szCs w:val="16"/>
-        </w:rPr>
-        <w:t xml:space="preserve">=VH, </w:t>
-      </w:r>
-      <w:proofErr w:type="spellStart"/>
-      <w:r>
-        <w:rPr>
-          <w:rFonts w:ascii="Consolas" w:hAnsi="Consolas" w:cs="Consolas"/>
-          <w:sz w:val="16"/>
-          <w:szCs w:val="16"/>
-        </w:rPr>
-        <w:t>evacuation_pressure</w:t>
-      </w:r>
-      <w:proofErr w:type="spellEnd"/>
-      <w:r>
-        <w:rPr>
-          <w:rFonts w:ascii="Consolas" w:hAnsi="Consolas" w:cs="Consolas"/>
-          <w:sz w:val="16"/>
-          <w:szCs w:val="16"/>
-        </w:rPr>
-        <w:t>=VH</w:t>
-      </w:r>
-    </w:p>
-    <w:p>
-      <w:pPr>
-        <w:spacing w:after="0" w:line="240" w:lineRule="auto"/>
-      </w:pPr>
-      <w:r>
-        <w:rPr>
-          <w:rFonts w:ascii="Consolas" w:hAnsi="Consolas" w:cs="Consolas"/>
-          <w:sz w:val="16"/>
-          <w:szCs w:val="16"/>
-        </w:rPr>
-        <w:t xml:space="preserve">HARD REQUIREMENT: the rule must FIRE in this PRESENT situation. For every concept used in the antecedents pick its CURRENT dominant term above (a </w:t>
-      </w:r>
-      <w:proofErr w:type="spellStart"/>
-      <w:r>
-        <w:rPr>
-          <w:rFonts w:ascii="Consolas" w:hAnsi="Consolas" w:cs="Consolas"/>
-          <w:sz w:val="16"/>
-          <w:szCs w:val="16"/>
-        </w:rPr>
-        <w:t>neighbouring</w:t>
-      </w:r>
-      <w:proofErr w:type="spellEnd"/>
-      <w:r>
-        <w:rPr>
-          <w:rFonts w:ascii="Consolas" w:hAnsi="Consolas" w:cs="Consolas"/>
-          <w:sz w:val="16"/>
-          <w:szCs w:val="16"/>
-        </w:rPr>
-        <w:t xml:space="preserve"> term only if it still holds now). A rule for a hypothetical other situation is rejected without s</w:t>
-      </w:r>
-      <w:r>
-        <w:rPr>
-          <w:rFonts w:ascii="Consolas" w:hAnsi="Consolas" w:cs="Consolas"/>
-          <w:sz w:val="16"/>
-          <w:szCs w:val="16"/>
-        </w:rPr>
-        <w:t>imulation. In a deficit the orders must be strong enough to move a 45-minute forecast; timid consequents (&lt; 0.6 on the main channel) rarely clear the gates. For a threat that will keep RISING, write the term as '&gt;=H' (fires at H and everything above), so t</w:t>
-      </w:r>
-      <w:r>
-        <w:rPr>
-          <w:rFonts w:ascii="Consolas" w:hAnsi="Consolas" w:cs="Consolas"/>
-          <w:sz w:val="16"/>
-          <w:szCs w:val="16"/>
-        </w:rPr>
-        <w:t>he rule stays in force while the situation escalates instead of falling silent at VH.</w:t>
-      </w:r>
-    </w:p>
-    <w:p>
-      <w:pPr>
-        <w:spacing w:after="0" w:line="240" w:lineRule="auto"/>
-      </w:pPr>
-      <w:r>
-        <w:rPr>
-          <w:rFonts w:ascii="Consolas" w:hAnsi="Consolas" w:cs="Consolas"/>
-          <w:sz w:val="16"/>
-          <w:szCs w:val="16"/>
-        </w:rPr>
-        <w:t>Current rule base:</w:t>
-      </w:r>
-    </w:p>
-    <w:p>
-      <w:pPr>
-        <w:spacing w:after="0" w:line="240" w:lineRule="auto"/>
-      </w:pPr>
-      <w:r>
-        <w:rPr>
-          <w:rFonts w:ascii="Consolas" w:hAnsi="Consolas" w:cs="Consolas"/>
-          <w:sz w:val="16"/>
-          <w:szCs w:val="16"/>
-        </w:rPr>
-        <w:t>R7: IF asset exposure risk is VH AND suppression feasibility is L THEN asset protection 0.9, containment line 0.6</w:t>
-      </w:r>
-    </w:p>
-    <w:p>
-      <w:pPr>
-        <w:spacing w:after="0" w:line="240" w:lineRule="auto"/>
-      </w:pPr>
-      <w:r>
-        <w:rPr>
-          <w:rFonts w:ascii="Consolas" w:hAnsi="Consolas" w:cs="Consolas"/>
-          <w:sz w:val="16"/>
-          <w:szCs w:val="16"/>
-        </w:rPr>
-        <w:t>R11: IF evacuation pressure is VH AND</w:t>
-      </w:r>
-      <w:r>
-        <w:rPr>
-          <w:rFonts w:ascii="Consolas" w:hAnsi="Consolas" w:cs="Consolas"/>
-          <w:sz w:val="16"/>
-          <w:szCs w:val="16"/>
-        </w:rPr>
-        <w:t xml:space="preserve"> suppression feasibility is VL THEN evacuation 1.0, public warning 1.0, resource deployment 0.7; withdraw offensive intensities (deployment supports the evacuation; offensive intensities withdrawn)</w:t>
-      </w:r>
-    </w:p>
-    <w:p>
-      <w:pPr>
-        <w:spacing w:after="0" w:line="240" w:lineRule="auto"/>
-      </w:pPr>
-      <w:r>
-        <w:rPr>
-          <w:rFonts w:ascii="Consolas" w:hAnsi="Consolas" w:cs="Consolas"/>
-          <w:sz w:val="16"/>
-          <w:szCs w:val="16"/>
-        </w:rPr>
-        <w:t>R15: IF fire threat level is VH AND suppression feasibilit</w:t>
-      </w:r>
-      <w:r>
-        <w:rPr>
-          <w:rFonts w:ascii="Consolas" w:hAnsi="Consolas" w:cs="Consolas"/>
-          <w:sz w:val="16"/>
-          <w:szCs w:val="16"/>
-        </w:rPr>
-        <w:t>y is VL THEN containment line 0.9, evacuation 0.6, public warning 0.8</w:t>
-      </w:r>
-    </w:p>
-    <w:p>
-      <w:pPr>
-        <w:spacing w:after="0" w:line="240" w:lineRule="auto"/>
-      </w:pPr>
-      <w:r>
-        <w:rPr>
-          <w:rFonts w:ascii="Consolas" w:hAnsi="Consolas" w:cs="Consolas"/>
-          <w:sz w:val="16"/>
-          <w:szCs w:val="16"/>
-        </w:rPr>
-        <w:t>R20: IF intervention urgency is VH THEN resource deployment 1.0 (priority preemption across regions)</w:t>
-      </w:r>
-    </w:p>
-    <w:p>
-      <w:pPr>
-        <w:spacing w:after="0" w:line="240" w:lineRule="auto"/>
-      </w:pPr>
-      <w:r>
-        <w:rPr>
-          <w:rFonts w:ascii="Consolas" w:hAnsi="Consolas" w:cs="Consolas"/>
-          <w:sz w:val="16"/>
-          <w:szCs w:val="16"/>
-        </w:rPr>
-        <w:t>R26: IF fire threat level is VH THEN suppression effort 1.0, resource deployment 0.8</w:t>
-      </w:r>
-    </w:p>
-    <w:p>
-      <w:pPr>
-        <w:spacing w:after="0" w:line="240" w:lineRule="auto"/>
-      </w:pPr>
-      <w:r>
-        <w:rPr>
-          <w:rFonts w:ascii="Consolas" w:hAnsi="Consolas" w:cs="Consolas"/>
-          <w:sz w:val="16"/>
-          <w:szCs w:val="16"/>
-        </w:rPr>
-        <w:t>The base is nearly silent here (max fired weight 0.42): propose ONE rule that ANSWERS this situation. If the five decision concepts and six base interventions cannot cleanly express the RIGHT response for this situation, PREFER a PACKAGE: ONE composite int</w:t>
-      </w:r>
-      <w:r>
-        <w:rPr>
-          <w:rFonts w:ascii="Consolas" w:hAnsi="Consolas" w:cs="Consolas"/>
-          <w:sz w:val="16"/>
-          <w:szCs w:val="16"/>
-        </w:rPr>
-        <w:t xml:space="preserve">ervention (a weighted mix of base channels), and write the rule USING that new object. Grow the vocabulary when it genuinely helps answer the void. A composite must DIFFER IN EFFECT from any single channel or it fails the growth margin: </w:t>
-      </w:r>
-      <w:proofErr w:type="spellStart"/>
-      <w:r>
-        <w:rPr>
-          <w:rFonts w:ascii="Consolas" w:hAnsi="Consolas" w:cs="Consolas"/>
-          <w:sz w:val="16"/>
-          <w:szCs w:val="16"/>
-        </w:rPr>
-        <w:t>containment_line+su</w:t>
-      </w:r>
-      <w:r>
-        <w:rPr>
-          <w:rFonts w:ascii="Consolas" w:hAnsi="Consolas" w:cs="Consolas"/>
-          <w:sz w:val="16"/>
-          <w:szCs w:val="16"/>
-        </w:rPr>
-        <w:t>ppression_effort</w:t>
-      </w:r>
-      <w:proofErr w:type="spellEnd"/>
-      <w:r>
-        <w:rPr>
-          <w:rFonts w:ascii="Consolas" w:hAnsi="Consolas" w:cs="Consolas"/>
-          <w:sz w:val="16"/>
-          <w:szCs w:val="16"/>
-        </w:rPr>
-        <w:t xml:space="preserve"> acts as a backburn pattern across the downwind path, </w:t>
-      </w:r>
-      <w:proofErr w:type="spellStart"/>
-      <w:r>
-        <w:rPr>
-          <w:rFonts w:ascii="Consolas" w:hAnsi="Consolas" w:cs="Consolas"/>
-          <w:sz w:val="16"/>
-          <w:szCs w:val="16"/>
-        </w:rPr>
-        <w:t>asset_protection+containment_line</w:t>
-      </w:r>
-      <w:proofErr w:type="spellEnd"/>
-      <w:r>
-        <w:rPr>
-          <w:rFonts w:ascii="Consolas" w:hAnsi="Consolas" w:cs="Consolas"/>
-          <w:sz w:val="16"/>
-          <w:szCs w:val="16"/>
-        </w:rPr>
-        <w:t xml:space="preserve"> hardens a threatened settlement; </w:t>
-      </w:r>
-      <w:proofErr w:type="spellStart"/>
-      <w:r>
-        <w:rPr>
-          <w:rFonts w:ascii="Consolas" w:hAnsi="Consolas" w:cs="Consolas"/>
-          <w:sz w:val="16"/>
-          <w:szCs w:val="16"/>
-        </w:rPr>
-        <w:t>evacuation+public_warning</w:t>
-      </w:r>
-      <w:proofErr w:type="spellEnd"/>
-      <w:r>
-        <w:rPr>
-          <w:rFonts w:ascii="Consolas" w:hAnsi="Consolas" w:cs="Consolas"/>
-          <w:sz w:val="16"/>
-          <w:szCs w:val="16"/>
-        </w:rPr>
-        <w:t xml:space="preserve"> is REDUNDANT (a plain rule already orders both) and will be rejected.</w:t>
-      </w:r>
-    </w:p>
-    <w:p>
-      <w:pPr>
-        <w:spacing w:after="0" w:line="240" w:lineRule="auto"/>
-      </w:pPr>
-      <w:r>
-        <w:rPr>
-          <w:rFonts w:ascii="Consolas" w:hAnsi="Consolas" w:cs="Consolas"/>
-          <w:sz w:val="16"/>
-          <w:szCs w:val="16"/>
-        </w:rPr>
-        <w:t>Do NOT re-issue an exis</w:t>
-      </w:r>
-      <w:r>
-        <w:rPr>
-          <w:rFonts w:ascii="Consolas" w:hAnsi="Consolas" w:cs="Consolas"/>
-          <w:sz w:val="16"/>
-          <w:szCs w:val="16"/>
-        </w:rPr>
-        <w:t>ting rule's antecedent cell with different numbers (that is the tuning stage's job); pick an UNCOVERED situation cell.</w:t>
-      </w:r>
-    </w:p>
-    <w:p>
-      <w:pPr>
-        <w:spacing w:after="0" w:line="240" w:lineRule="auto"/>
-      </w:pPr>
-      <w:r>
-        <w:rPr>
-          <w:rFonts w:ascii="Consolas" w:hAnsi="Consolas" w:cs="Consolas"/>
-          <w:sz w:val="16"/>
-          <w:szCs w:val="16"/>
-        </w:rPr>
-        <w:t>This time return 6 DIFFERENT proposals, each one complete and following the schema exactly, as ONE minified JSON object of the form {"can</w:t>
-      </w:r>
-      <w:r>
-        <w:rPr>
-          <w:rFonts w:ascii="Consolas" w:hAnsi="Consolas" w:cs="Consolas"/>
-          <w:sz w:val="16"/>
-          <w:szCs w:val="16"/>
-        </w:rPr>
-        <w:t>didates": [P1, P2, ...]}. Make them differ in tactic (rule, macro, sited intervention, sector, band), not only in numbers. Each must hold for the PRESENT reading.</w:t>
-      </w:r>
-    </w:p>
-    <w:p>
-      <w:pPr>
-        <w:spacing w:after="0" w:line="240" w:lineRule="auto"/>
-      </w:pPr>
-      <w:r>
-        <w:rPr>
-          <w:rFonts w:ascii="Consolas" w:hAnsi="Consolas" w:cs="Consolas"/>
-          <w:sz w:val="16"/>
-          <w:szCs w:val="16"/>
-        </w:rPr>
-        <w:lastRenderedPageBreak/>
-        <w:t>Answer with the MINIFIED JSON object only, on one line, with no commentary before or after it</w:t>
-      </w:r>
-      <w:r>
-        <w:rPr>
-          <w:rFonts w:ascii="Consolas" w:hAnsi="Consolas" w:cs="Consolas"/>
-          <w:sz w:val="16"/>
-          <w:szCs w:val="16"/>
-        </w:rPr>
-        <w:t>: every extra token delays the simulation that is waiting on this call and is then discarded unread. Return ONLY a JSON object: {"antecedents": [[concept, term], ...], "consequents": [[intervention, intensity], ...]} with concepts from ['</w:t>
-      </w:r>
-      <w:proofErr w:type="spellStart"/>
-      <w:r>
-        <w:rPr>
-          <w:rFonts w:ascii="Consolas" w:hAnsi="Consolas" w:cs="Consolas"/>
-          <w:sz w:val="16"/>
-          <w:szCs w:val="16"/>
-        </w:rPr>
-        <w:t>fire_threat_level</w:t>
-      </w:r>
-      <w:proofErr w:type="spellEnd"/>
-      <w:r>
-        <w:rPr>
-          <w:rFonts w:ascii="Consolas" w:hAnsi="Consolas" w:cs="Consolas"/>
-          <w:sz w:val="16"/>
-          <w:szCs w:val="16"/>
-        </w:rPr>
-        <w:t>'</w:t>
-      </w:r>
-      <w:r>
-        <w:rPr>
-          <w:rFonts w:ascii="Consolas" w:hAnsi="Consolas" w:cs="Consolas"/>
-          <w:sz w:val="16"/>
-          <w:szCs w:val="16"/>
-        </w:rPr>
-        <w:t>, '</w:t>
-      </w:r>
-      <w:proofErr w:type="spellStart"/>
-      <w:r>
-        <w:rPr>
-          <w:rFonts w:ascii="Consolas" w:hAnsi="Consolas" w:cs="Consolas"/>
-          <w:sz w:val="16"/>
-          <w:szCs w:val="16"/>
-        </w:rPr>
-        <w:t>asset_exposure_risk</w:t>
-      </w:r>
-      <w:proofErr w:type="spellEnd"/>
-      <w:r>
-        <w:rPr>
-          <w:rFonts w:ascii="Consolas" w:hAnsi="Consolas" w:cs="Consolas"/>
-          <w:sz w:val="16"/>
-          <w:szCs w:val="16"/>
-        </w:rPr>
-        <w:t>', '</w:t>
-      </w:r>
-      <w:proofErr w:type="spellStart"/>
-      <w:r>
-        <w:rPr>
-          <w:rFonts w:ascii="Consolas" w:hAnsi="Consolas" w:cs="Consolas"/>
-          <w:sz w:val="16"/>
-          <w:szCs w:val="16"/>
-        </w:rPr>
-        <w:t>suppression_feasibility</w:t>
-      </w:r>
-      <w:proofErr w:type="spellEnd"/>
-      <w:r>
-        <w:rPr>
-          <w:rFonts w:ascii="Consolas" w:hAnsi="Consolas" w:cs="Consolas"/>
-          <w:sz w:val="16"/>
-          <w:szCs w:val="16"/>
-        </w:rPr>
-        <w:t>', '</w:t>
-      </w:r>
-      <w:proofErr w:type="spellStart"/>
-      <w:r>
-        <w:rPr>
-          <w:rFonts w:ascii="Consolas" w:hAnsi="Consolas" w:cs="Consolas"/>
-          <w:sz w:val="16"/>
-          <w:szCs w:val="16"/>
-        </w:rPr>
-        <w:t>intervention_urgency</w:t>
-      </w:r>
-      <w:proofErr w:type="spellEnd"/>
-      <w:r>
-        <w:rPr>
-          <w:rFonts w:ascii="Consolas" w:hAnsi="Consolas" w:cs="Consolas"/>
-          <w:sz w:val="16"/>
-          <w:szCs w:val="16"/>
-        </w:rPr>
-        <w:t>', '</w:t>
-      </w:r>
-      <w:proofErr w:type="spellStart"/>
-      <w:r>
-        <w:rPr>
-          <w:rFonts w:ascii="Consolas" w:hAnsi="Consolas" w:cs="Consolas"/>
-          <w:sz w:val="16"/>
-          <w:szCs w:val="16"/>
-        </w:rPr>
-        <w:t>evacuation_pressure</w:t>
-      </w:r>
-      <w:proofErr w:type="spellEnd"/>
-      <w:r>
-        <w:rPr>
-          <w:rFonts w:ascii="Consolas" w:hAnsi="Consolas" w:cs="Consolas"/>
-          <w:sz w:val="16"/>
-          <w:szCs w:val="16"/>
-        </w:rPr>
-        <w:t>'], terms from ['VL', 'L', 'M', 'H', 'VH'], interventions from ['</w:t>
-      </w:r>
-      <w:proofErr w:type="spellStart"/>
-      <w:r>
-        <w:rPr>
-          <w:rFonts w:ascii="Consolas" w:hAnsi="Consolas" w:cs="Consolas"/>
-          <w:sz w:val="16"/>
-          <w:szCs w:val="16"/>
-        </w:rPr>
-        <w:t>suppression_effort</w:t>
-      </w:r>
-      <w:proofErr w:type="spellEnd"/>
-      <w:r>
-        <w:rPr>
-          <w:rFonts w:ascii="Consolas" w:hAnsi="Consolas" w:cs="Consolas"/>
-          <w:sz w:val="16"/>
-          <w:szCs w:val="16"/>
-        </w:rPr>
-        <w:t>', '</w:t>
-      </w:r>
-      <w:proofErr w:type="spellStart"/>
-      <w:r>
-        <w:rPr>
-          <w:rFonts w:ascii="Consolas" w:hAnsi="Consolas" w:cs="Consolas"/>
-          <w:sz w:val="16"/>
-          <w:szCs w:val="16"/>
-        </w:rPr>
-        <w:t>resource_deployment</w:t>
-      </w:r>
-      <w:proofErr w:type="spellEnd"/>
-      <w:r>
-        <w:rPr>
-          <w:rFonts w:ascii="Consolas" w:hAnsi="Consolas" w:cs="Consolas"/>
-          <w:sz w:val="16"/>
-          <w:szCs w:val="16"/>
-        </w:rPr>
-        <w:t>', '</w:t>
-      </w:r>
-      <w:proofErr w:type="spellStart"/>
-      <w:r>
-        <w:rPr>
-          <w:rFonts w:ascii="Consolas" w:hAnsi="Consolas" w:cs="Consolas"/>
-          <w:sz w:val="16"/>
-          <w:szCs w:val="16"/>
-        </w:rPr>
-        <w:t>containment_line</w:t>
-      </w:r>
-      <w:proofErr w:type="spellEnd"/>
-      <w:r>
-        <w:rPr>
-          <w:rFonts w:ascii="Consolas" w:hAnsi="Consolas" w:cs="Consolas"/>
-          <w:sz w:val="16"/>
-          <w:szCs w:val="16"/>
-        </w:rPr>
-        <w:t>', '</w:t>
-      </w:r>
-      <w:proofErr w:type="spellStart"/>
-      <w:r>
-        <w:rPr>
-          <w:rFonts w:ascii="Consolas" w:hAnsi="Consolas" w:cs="Consolas"/>
-          <w:sz w:val="16"/>
-          <w:szCs w:val="16"/>
-        </w:rPr>
-        <w:t>asset_protection</w:t>
-      </w:r>
-      <w:proofErr w:type="spellEnd"/>
-      <w:r>
-        <w:rPr>
-          <w:rFonts w:ascii="Consolas" w:hAnsi="Consolas" w:cs="Consolas"/>
-          <w:sz w:val="16"/>
-          <w:szCs w:val="16"/>
-        </w:rPr>
-        <w:t>', 'evacuation</w:t>
-      </w:r>
-      <w:r>
-        <w:rPr>
-          <w:rFonts w:ascii="Consolas" w:hAnsi="Consolas" w:cs="Consolas"/>
-          <w:sz w:val="16"/>
-          <w:szCs w:val="16"/>
-        </w:rPr>
-        <w:t>', '</w:t>
-      </w:r>
-      <w:proofErr w:type="spellStart"/>
-      <w:r>
-        <w:rPr>
-          <w:rFonts w:ascii="Consolas" w:hAnsi="Consolas" w:cs="Consolas"/>
-          <w:sz w:val="16"/>
-          <w:szCs w:val="16"/>
-        </w:rPr>
-        <w:t>public_warning</w:t>
-      </w:r>
-      <w:proofErr w:type="spellEnd"/>
-      <w:r>
-        <w:rPr>
-          <w:rFonts w:ascii="Consolas" w:hAnsi="Consolas" w:cs="Consolas"/>
-          <w:sz w:val="16"/>
-          <w:szCs w:val="16"/>
-        </w:rPr>
-        <w:t>'], intensities in [0,1]. Max 3 antecedents, max 3 consequents. OPTIONALLY the proposal may be a PACKAGE that grows the vocabulary, by adding ONE of: "</w:t>
-      </w:r>
-      <w:proofErr w:type="spellStart"/>
-      <w:r>
-        <w:rPr>
-          <w:rFonts w:ascii="Consolas" w:hAnsi="Consolas" w:cs="Consolas"/>
-          <w:sz w:val="16"/>
-          <w:szCs w:val="16"/>
-        </w:rPr>
-        <w:t>new_intervention</w:t>
-      </w:r>
-      <w:proofErr w:type="spellEnd"/>
-      <w:r>
-        <w:rPr>
-          <w:rFonts w:ascii="Consolas" w:hAnsi="Consolas" w:cs="Consolas"/>
-          <w:sz w:val="16"/>
-          <w:szCs w:val="16"/>
-        </w:rPr>
-        <w:t>": {"name": str, "composition": [[</w:t>
-      </w:r>
-      <w:proofErr w:type="spellStart"/>
-      <w:r>
-        <w:rPr>
-          <w:rFonts w:ascii="Consolas" w:hAnsi="Consolas" w:cs="Consolas"/>
-          <w:sz w:val="16"/>
-          <w:szCs w:val="16"/>
-        </w:rPr>
-        <w:t>base_intervention</w:t>
-      </w:r>
-      <w:proofErr w:type="spellEnd"/>
-      <w:r>
-        <w:rPr>
-          <w:rFonts w:ascii="Consolas" w:hAnsi="Consolas" w:cs="Consolas"/>
-          <w:sz w:val="16"/>
-          <w:szCs w:val="16"/>
-        </w:rPr>
-        <w:t xml:space="preserve">, weight], ...] (at </w:t>
-      </w:r>
-      <w:r>
-        <w:rPr>
-          <w:rFonts w:ascii="Consolas" w:hAnsi="Consolas" w:cs="Consolas"/>
-          <w:sz w:val="16"/>
-          <w:szCs w:val="16"/>
-        </w:rPr>
-        <w:t>most 3, weights in (0,1] and read as the RELATIVE PROPORTIONS of the bundle: they are rescaled so the strongest component runs at the rule's own intensity, so a composite is never weaker than ordering the same channels directly)} or "</w:t>
-      </w:r>
-      <w:proofErr w:type="spellStart"/>
-      <w:r>
-        <w:rPr>
-          <w:rFonts w:ascii="Consolas" w:hAnsi="Consolas" w:cs="Consolas"/>
-          <w:sz w:val="16"/>
-          <w:szCs w:val="16"/>
-        </w:rPr>
-        <w:t>new_intervention</w:t>
-      </w:r>
-      <w:proofErr w:type="spellEnd"/>
-      <w:r>
-        <w:rPr>
-          <w:rFonts w:ascii="Consolas" w:hAnsi="Consolas" w:cs="Consolas"/>
-          <w:sz w:val="16"/>
-          <w:szCs w:val="16"/>
-        </w:rPr>
-        <w:t>": {"n</w:t>
-      </w:r>
-      <w:r>
-        <w:rPr>
-          <w:rFonts w:ascii="Consolas" w:hAnsi="Consolas" w:cs="Consolas"/>
-          <w:sz w:val="16"/>
-          <w:szCs w:val="16"/>
-        </w:rPr>
-        <w:t>ame": str, "clauses": [{"effect": one of ['wet', 'clear', 'ignite', 'coat', 'evacuate', 'prime', 'draft'], "sector": one of ['head', 'flank', 'rear', 'ring', '</w:t>
-      </w:r>
-      <w:proofErr w:type="spellStart"/>
-      <w:r>
-        <w:rPr>
-          <w:rFonts w:ascii="Consolas" w:hAnsi="Consolas" w:cs="Consolas"/>
-          <w:sz w:val="16"/>
-          <w:szCs w:val="16"/>
-        </w:rPr>
-        <w:t>at_fire</w:t>
-      </w:r>
-      <w:proofErr w:type="spellEnd"/>
-      <w:r>
-        <w:rPr>
-          <w:rFonts w:ascii="Consolas" w:hAnsi="Consolas" w:cs="Consolas"/>
-          <w:sz w:val="16"/>
-          <w:szCs w:val="16"/>
-        </w:rPr>
-        <w:t>', 'assets', 'populated'], "range": [</w:t>
-      </w:r>
-      <w:proofErr w:type="spellStart"/>
-      <w:r>
-        <w:rPr>
-          <w:rFonts w:ascii="Consolas" w:hAnsi="Consolas" w:cs="Consolas"/>
-          <w:sz w:val="16"/>
-          <w:szCs w:val="16"/>
-        </w:rPr>
-        <w:t>rin</w:t>
-      </w:r>
-      <w:proofErr w:type="spellEnd"/>
-      <w:r>
-        <w:rPr>
-          <w:rFonts w:ascii="Consolas" w:hAnsi="Consolas" w:cs="Consolas"/>
-          <w:sz w:val="16"/>
-          <w:szCs w:val="16"/>
-        </w:rPr>
-        <w:t>, rout], a distance band in cells from the sector'</w:t>
-      </w:r>
-      <w:r>
-        <w:rPr>
-          <w:rFonts w:ascii="Consolas" w:hAnsi="Consolas" w:cs="Consolas"/>
-          <w:sz w:val="16"/>
-          <w:szCs w:val="16"/>
-        </w:rPr>
-        <w:t>s reference cells (</w:t>
-      </w:r>
-      <w:proofErr w:type="spellStart"/>
-      <w:r>
-        <w:rPr>
-          <w:rFonts w:ascii="Consolas" w:hAnsi="Consolas" w:cs="Consolas"/>
-          <w:sz w:val="16"/>
-          <w:szCs w:val="16"/>
-        </w:rPr>
-        <w:t>rin</w:t>
-      </w:r>
-      <w:proofErr w:type="spellEnd"/>
-      <w:r>
-        <w:rPr>
-          <w:rFonts w:ascii="Consolas" w:hAnsi="Consolas" w:cs="Consolas"/>
-          <w:sz w:val="16"/>
-          <w:szCs w:val="16"/>
-        </w:rPr>
-        <w:t>=0 includes them), 0&lt;=</w:t>
-      </w:r>
-      <w:proofErr w:type="spellStart"/>
-      <w:r>
-        <w:rPr>
-          <w:rFonts w:ascii="Consolas" w:hAnsi="Consolas" w:cs="Consolas"/>
-          <w:sz w:val="16"/>
-          <w:szCs w:val="16"/>
-        </w:rPr>
-        <w:t>rin</w:t>
-      </w:r>
-      <w:proofErr w:type="spellEnd"/>
-      <w:r>
-        <w:rPr>
-          <w:rFonts w:ascii="Consolas" w:hAnsi="Consolas" w:cs="Consolas"/>
-          <w:sz w:val="16"/>
-          <w:szCs w:val="16"/>
-        </w:rPr>
-        <w:t>&lt;=rout&lt;=15, "amount": (0,1]}, ...] (at most 3 clauses)} which defines a NEW ACTUATOR: a tactic that no existing channel expresses, compiled directly into the raster operators of the physics engine. A package m</w:t>
-      </w:r>
-      <w:r>
-        <w:rPr>
-          <w:rFonts w:ascii="Consolas" w:hAnsi="Consolas" w:cs="Consolas"/>
-          <w:sz w:val="16"/>
-          <w:szCs w:val="16"/>
-        </w:rPr>
-        <w:t>ust still contain the rule, and the rule must USE the new object (the new intervention in its consequents). FIXED by design: the ten features, the five decision axes, the nine executable intervention channels (the six doctrine families plus [], which are i</w:t>
-      </w:r>
-      <w:r>
-        <w:rPr>
-          <w:rFonts w:ascii="Consolas" w:hAnsi="Consolas" w:cs="Consolas"/>
-          <w:sz w:val="16"/>
-          <w:szCs w:val="16"/>
-        </w:rPr>
-        <w:t>mplemented and available but which no seed rule orders) and the 7 verified physical effects a clause may invoke. Within that basis you may compose freely, and a clause actuator may place a verified effect where no existing action places it; you may NOT inv</w:t>
-      </w:r>
-      <w:r>
-        <w:rPr>
-          <w:rFonts w:ascii="Consolas" w:hAnsi="Consolas" w:cs="Consolas"/>
-          <w:sz w:val="16"/>
-          <w:szCs w:val="16"/>
-        </w:rPr>
-        <w:t>ent a new feature, a new decision axis or a physical effect outside the verified set. What the map itself can support is stated in the situation brief: an action the terrain cannot supply is rejected before it is ever simulated.</w:t>
-      </w:r>
-    </w:p>
-    <w:p>
-      <w:r>
-        <w:t xml:space="preserve"> </w:t>
-      </w:r>
-    </w:p>
-    <w:p>
-      <w:pPr>
-        <w:pStyle w:val="Heading1"/>
-      </w:pPr>
-      <w:r>
-        <w:t>Reply format</w:t>
-      </w:r>
-    </w:p>
-    <w:p>
-      <w:r>
-        <w:t>The reply is</w:t>
-      </w:r>
-      <w:r>
-        <w:t xml:space="preserve"> one minified JSON object with a list of candidates. Each candidate carries antecedents over the five concepts, consequents over the six families and, for a composed intervention, a </w:t>
-      </w:r>
-      <w:proofErr w:type="spellStart"/>
-      <w:r>
-        <w:t>new_intervention</w:t>
-      </w:r>
-      <w:proofErr w:type="spellEnd"/>
-      <w:r>
-        <w:t xml:space="preserve"> with up to three clauses. The object below is an admitted</w:t>
-      </w:r>
-      <w:r>
-        <w:t xml:space="preserve"> candidate as recorded in the campaign log, the asset collar tactic of Table S3 in the S1 world with seed 213.</w:t>
-      </w:r>
-    </w:p>
-    <w:p>
-      <w:pPr>
-        <w:spacing w:after="0" w:line="240" w:lineRule="auto"/>
-      </w:pPr>
-      <w:r>
-        <w:rPr>
-          <w:rFonts w:ascii="Consolas" w:hAnsi="Consolas" w:cs="Consolas"/>
-          <w:sz w:val="16"/>
-          <w:szCs w:val="16"/>
-        </w:rPr>
-        <w:t>{"antecedents</w:t>
-      </w:r>
-      <w:proofErr w:type="gramStart"/>
-      <w:r>
-        <w:rPr>
-          <w:rFonts w:ascii="Consolas" w:hAnsi="Consolas" w:cs="Consolas"/>
-          <w:sz w:val="16"/>
-          <w:szCs w:val="16"/>
-        </w:rPr>
-        <w:t>":[</w:t>
-      </w:r>
-      <w:proofErr w:type="gramEnd"/>
-      <w:r>
-        <w:rPr>
-          <w:rFonts w:ascii="Consolas" w:hAnsi="Consolas" w:cs="Consolas"/>
-          <w:sz w:val="16"/>
-          <w:szCs w:val="16"/>
-        </w:rPr>
-        <w:t>["asset_exposure_risk","H"],["evacuation_pressure","VL"]],"consequents":[["populated ready belt",0.9]],"</w:t>
-      </w:r>
-      <w:proofErr w:type="spellStart"/>
-      <w:r>
-        <w:rPr>
-          <w:rFonts w:ascii="Consolas" w:hAnsi="Consolas" w:cs="Consolas"/>
-          <w:sz w:val="16"/>
-          <w:szCs w:val="16"/>
-        </w:rPr>
-        <w:t>new_intervention</w:t>
-      </w:r>
-      <w:proofErr w:type="spellEnd"/>
-      <w:r>
-        <w:rPr>
-          <w:rFonts w:ascii="Consolas" w:hAnsi="Consolas" w:cs="Consolas"/>
-          <w:sz w:val="16"/>
-          <w:szCs w:val="16"/>
-        </w:rPr>
-        <w:t>":{"</w:t>
-      </w:r>
-      <w:proofErr w:type="spellStart"/>
-      <w:r>
-        <w:rPr>
-          <w:rFonts w:ascii="Consolas" w:hAnsi="Consolas" w:cs="Consolas"/>
-          <w:sz w:val="16"/>
-          <w:szCs w:val="16"/>
-        </w:rPr>
-        <w:t>name"</w:t>
-      </w:r>
-      <w:r>
-        <w:rPr>
-          <w:rFonts w:ascii="Consolas" w:hAnsi="Consolas" w:cs="Consolas"/>
-          <w:sz w:val="16"/>
-          <w:szCs w:val="16"/>
-        </w:rPr>
-        <w:t>:"populated</w:t>
-      </w:r>
-      <w:proofErr w:type="spellEnd"/>
-      <w:r>
-        <w:rPr>
-          <w:rFonts w:ascii="Consolas" w:hAnsi="Consolas" w:cs="Consolas"/>
-          <w:sz w:val="16"/>
-          <w:szCs w:val="16"/>
-        </w:rPr>
-        <w:t xml:space="preserve"> ready belt","clauses":[{"effect":"prime","sector":"populated","range":[0,3],"amount":1.0},{"effect":"coat","sector":"populated","range":[1,4],"amount":1.0}]}}</w:t>
+        <w:t xml:space="preserve">{"antecedents":[["asset_exposure_risk","H"],["evacuation_pressure","VL"]],"consequents":[["populated ready belt",0.9]],"new_intervention":{"name":"populated ready belt","clauses":[{"effect":"prime","sector":"populated","range":[0,3],"amount":1.0},{"effect":"coat","sector":"populated","range":[1,4],"amount":1.0}]}}</w:t>
       </w:r>
     </w:p>
     <w:sectPr>

--- a/02_Article/ieee_systems/VODA_Supplementary_Material.docx
+++ b/02_Article/ieee_systems/VODA_Supplementary_Material.docx
@@ -4484,7 +4484,7 @@
         <w:rPr/>
       </w:pPr>
       <w:r>
-        <w:t xml:space="preserve">The reply is one minified JSON object with a list of six candidates. Each candidate carries antecedents over the five concepts, consequents over the six families and, for a composed intervention, a new_intervention with up to three clauses, as in the template. The object below is an admitted candidate as recorded in the campaign log, the asset collar tactic of Table S3.</w:t>
+        <w:t xml:space="preserve">The reply is one minified JSON object with a list of six candidates. Each candidate carries antecedents over the five concepts, consequents over the six families and, for a composed intervention, a new_intervention with up to three clauses, as in the template. The object below is an admitted candidate as recorded in the campaign log. The model named it populated ready belt; Table S3 lists the recorded tactic of this archetype under the name asset collar.</w:t>
       </w:r>
     </w:p>
     <w:p>
